--- a/docs/Manual-Teknis-Nusa.docx
+++ b/docs/Manual-Teknis-Nusa.docx
@@ -20395,13 +20395,13 @@
         <w:pStyle w:val="FirstParagraph"/>
       </w:pPr>
       <w:r>
-        <w:t xml:space="preserve">Versi Word dokumen ini dihasilkan dari berkas Markdown-nya dengan Pandoc,</w:t>
-      </w:r>
-      <w:r>
-        <w:t xml:space="preserve"> </w:t>
-      </w:r>
-      <w:r>
-        <w:t xml:space="preserve">memakai</w:t>
+        <w:t xml:space="preserve">Versi Word dari dokumen ini dan dari Panduan Pengguna dihasilkan dari berkas</w:t>
+      </w:r>
+      <w:r>
+        <w:t xml:space="preserve"> </w:t>
+      </w:r>
+      <w:r>
+        <w:t xml:space="preserve">Markdown-nya dengan Pandoc, memakai</w:t>
       </w:r>
       <w:r>
         <w:t xml:space="preserve"> </w:t>
@@ -20416,19 +20416,25 @@
         <w:t xml:space="preserve"> </w:t>
       </w:r>
       <w:r>
-        <w:t xml:space="preserve">yang sudah ada sebagai acuan gaya — di situlah huruf, warna,</w:t>
-      </w:r>
-      <w:r>
-        <w:t xml:space="preserve"> </w:t>
-      </w:r>
-      <w:r>
-        <w:t xml:space="preserve">dan nomor halaman di footer tersimpan. Judul dan daftar isi diambil dari</w:t>
-      </w:r>
-      <w:r>
-        <w:t xml:space="preserve"> </w:t>
-      </w:r>
-      <w:r>
-        <w:t xml:space="preserve">metadata, jadi keduanya dibuang dulu dari salinan sementara berkas Markdown-nya:</w:t>
+        <w:t xml:space="preserve">yang sudah ada sebagai acuan gaya —</w:t>
+      </w:r>
+      <w:r>
+        <w:t xml:space="preserve"> </w:t>
+      </w:r>
+      <w:r>
+        <w:t xml:space="preserve">di situlah huruf, warna, tema, dan nomor halaman di footer tersimpan. Judul dan</w:t>
+      </w:r>
+      <w:r>
+        <w:t xml:space="preserve"> </w:t>
+      </w:r>
+      <w:r>
+        <w:t xml:space="preserve">daftar isi diambil dari metadata, jadi keduanya dibuang dulu dari salinan</w:t>
+      </w:r>
+      <w:r>
+        <w:t xml:space="preserve"> </w:t>
+      </w:r>
+      <w:r>
+        <w:t xml:space="preserve">sementara berkas Markdown-nya.</w:t>
       </w:r>
     </w:p>
     <w:p>
@@ -20439,13 +20445,70 @@
         <w:rPr>
           <w:rStyle w:val="CommentTok"/>
         </w:rPr>
-        <w:t xml:space="preserve"># Buang judul H1 dan blok "Daftar Isi" (Word memakai field TOC yang bisa disegarkan)</w:t>
+        <w:t xml:space="preserve"># 1. Buang judul H1 dan blok "Daftar Isi"</w:t>
       </w:r>
       <w:r>
         <w:br/>
       </w:r>
       <w:r>
         <w:rPr>
+          <w:rStyle w:val="CommentTok"/>
+        </w:rPr>
+        <w:t xml:space="preserve">#    (Word memakai field TOC-nya sendiri yang bisa disegarkan)</w:t>
+      </w:r>
+      <w:r>
+        <w:br/>
+      </w:r>
+      <w:r>
+        <w:rPr>
+          <w:rStyle w:val="VariableTok"/>
+        </w:rPr>
+        <w:t xml:space="preserve">DOK</w:t>
+      </w:r>
+      <w:r>
+        <w:rPr>
+          <w:rStyle w:val="OperatorTok"/>
+        </w:rPr>
+        <w:t xml:space="preserve">=</w:t>
+      </w:r>
+      <w:r>
+        <w:rPr>
+          <w:rStyle w:val="NormalTok"/>
+        </w:rPr>
+        <w:t xml:space="preserve">manual-teknis          </w:t>
+      </w:r>
+      <w:r>
+        <w:rPr>
+          <w:rStyle w:val="CommentTok"/>
+        </w:rPr>
+        <w:t xml:space="preserve"># atau: panduan-pengguna</w:t>
+      </w:r>
+      <w:r>
+        <w:br/>
+      </w:r>
+      <w:r>
+        <w:rPr>
+          <w:rStyle w:val="VariableTok"/>
+        </w:rPr>
+        <w:t xml:space="preserve">JUDUL</w:t>
+      </w:r>
+      <w:r>
+        <w:rPr>
+          <w:rStyle w:val="OperatorTok"/>
+        </w:rPr>
+        <w:t xml:space="preserve">=</w:t>
+      </w:r>
+      <w:r>
+        <w:rPr>
+          <w:rStyle w:val="StringTok"/>
+        </w:rPr>
+        <w:t xml:space="preserve">"Manual Teknis — Nusa"</w:t>
+      </w:r>
+      <w:r>
+        <w:br/>
+      </w:r>
+      <w:r>
+        <w:rPr>
           <w:rStyle w:val="ExtensionTok"/>
         </w:rPr>
         <w:t xml:space="preserve">python3</w:t>
@@ -20470,6 +20533,54 @@
       </w:r>
       <w:r>
         <w:rPr>
+          <w:rStyle w:val="StringTok"/>
+        </w:rPr>
+        <w:t xml:space="preserve">"</w:t>
+      </w:r>
+      <w:r>
+        <w:rPr>
+          <w:rStyle w:val="VariableTok"/>
+        </w:rPr>
+        <w:t xml:space="preserve">$DOK</w:t>
+      </w:r>
+      <w:r>
+        <w:rPr>
+          <w:rStyle w:val="StringTok"/>
+        </w:rPr>
+        <w:t xml:space="preserve">"</w:t>
+      </w:r>
+      <w:r>
+        <w:rPr>
+          <w:rStyle w:val="NormalTok"/>
+        </w:rPr>
+        <w:t xml:space="preserve"> </w:t>
+      </w:r>
+      <w:r>
+        <w:rPr>
+          <w:rStyle w:val="StringTok"/>
+        </w:rPr>
+        <w:t xml:space="preserve">"</w:t>
+      </w:r>
+      <w:r>
+        <w:rPr>
+          <w:rStyle w:val="VariableTok"/>
+        </w:rPr>
+        <w:t xml:space="preserve">$JUDUL</w:t>
+      </w:r>
+      <w:r>
+        <w:rPr>
+          <w:rStyle w:val="StringTok"/>
+        </w:rPr>
+        <w:t xml:space="preserve">"</w:t>
+      </w:r>
+      <w:r>
+        <w:rPr>
+          <w:rStyle w:val="NormalTok"/>
+        </w:rPr>
+        <w:t xml:space="preserve"> </w:t>
+      </w:r>
+      <w:r>
+        <w:rPr>
           <w:rStyle w:val="OperatorTok"/>
         </w:rPr>
         <w:t xml:space="preserve">&lt;&lt;'EOF'</w:t>
@@ -20481,7 +20592,7 @@
         <w:rPr>
           <w:rStyle w:val="StringTok"/>
         </w:rPr>
-        <w:t xml:space="preserve">import re</w:t>
+        <w:t xml:space="preserve">import re, sys</w:t>
       </w:r>
       <w:r>
         <w:br/>
@@ -20490,7 +20601,7 @@
         <w:rPr>
           <w:rStyle w:val="StringTok"/>
         </w:rPr>
-        <w:t xml:space="preserve">s = open('docs/manual-teknis.md').read()</w:t>
+        <w:t xml:space="preserve">dok, judul = sys.argv[1], sys.argv[2]</w:t>
       </w:r>
       <w:r>
         <w:br/>
@@ -20499,7 +20610,7 @@
         <w:rPr>
           <w:rStyle w:val="StringTok"/>
         </w:rPr>
-        <w:t xml:space="preserve">s = re.sub(r'\A# Manual Teknis — Nusa\n+', '', s, count=1)</w:t>
+        <w:t xml:space="preserve">s = open(f'docs/{dok}.md').read()</w:t>
       </w:r>
       <w:r>
         <w:br/>
@@ -20508,6 +20619,15 @@
         <w:rPr>
           <w:rStyle w:val="StringTok"/>
         </w:rPr>
+        <w:t xml:space="preserve">s = re.sub(rf'\A# {re.escape(judul)}\n+', '', s, count=1)</w:t>
+      </w:r>
+      <w:r>
+        <w:br/>
+      </w:r>
+      <w:r>
+        <w:rPr>
+          <w:rStyle w:val="StringTok"/>
+        </w:rPr>
         <w:t xml:space="preserve">s = re.sub(r'## Daftar Isi\n.*?\n---\n\n', '', s, count=1, flags=re.S)</w:t>
       </w:r>
       <w:r>
@@ -20517,7 +20637,7 @@
         <w:rPr>
           <w:rStyle w:val="StringTok"/>
         </w:rPr>
-        <w:t xml:space="preserve">open('/tmp/manual-untuk-docx.md', 'w').write(s)</w:t>
+        <w:t xml:space="preserve">open(f'/tmp/{dok}-untuk-docx.md', 'w').write(s)</w:t>
       </w:r>
       <w:r>
         <w:br/>
@@ -20536,6 +20656,15 @@
       </w:r>
       <w:r>
         <w:rPr>
+          <w:rStyle w:val="CommentTok"/>
+        </w:rPr>
+        <w:t xml:space="preserve"># 2. Salin .docx lama sebagai acuan gaya, lalu tulis ulang di tempatnya</w:t>
+      </w:r>
+      <w:r>
+        <w:br/>
+      </w:r>
+      <w:r>
+        <w:rPr>
           <w:rStyle w:val="FunctionTok"/>
         </w:rPr>
         <w:t xml:space="preserve">cp</w:t>
@@ -20559,7 +20688,7 @@
         <w:rPr>
           <w:rStyle w:val="NormalTok"/>
         </w:rPr>
-        <w:t xml:space="preserve"> /tmp/manual-untuk-docx.md </w:t>
+        <w:t xml:space="preserve"> /tmp/manual-teknis-untuk-docx.md </w:t>
       </w:r>
       <w:r>
         <w:rPr>
@@ -20799,6 +20928,50 @@
     <w:p>
       <w:pPr>
         <w:pStyle w:val="FirstParagraph"/>
+      </w:pPr>
+      <w:r>
+        <w:t xml:space="preserve">Panduan Pengguna memakai perintah yang sama dengan tiga nilai berbeda:</w:t>
+      </w:r>
+      <w:r>
+        <w:t xml:space="preserve"> </w:t>
+      </w:r>
+      <w:r>
+        <w:rPr>
+          <w:rStyle w:val="VerbatimChar"/>
+        </w:rPr>
+        <w:t xml:space="preserve">--toc-depth=3</w:t>
+      </w:r>
+      <w:r>
+        <w:t xml:space="preserve">,</w:t>
+      </w:r>
+      <w:r>
+        <w:t xml:space="preserve"> </w:t>
+      </w:r>
+      <w:r>
+        <w:rPr>
+          <w:rStyle w:val="VerbatimChar"/>
+        </w:rPr>
+        <w:t xml:space="preserve">title="Panduan Pengguna — Nusa"</w:t>
+      </w:r>
+      <w:r>
+        <w:t xml:space="preserve">, dan</w:t>
+      </w:r>
+      <w:r>
+        <w:t xml:space="preserve"> </w:t>
+      </w:r>
+      <w:r>
+        <w:rPr>
+          <w:rStyle w:val="VerbatimChar"/>
+        </w:rPr>
+        <w:t xml:space="preserve">subtitle="Guide Book · Sistem OTA Nusa"</w:t>
+      </w:r>
+      <w:r>
+        <w:t xml:space="preserve">.</w:t>
+      </w:r>
+    </w:p>
+    <w:p>
+      <w:pPr>
+        <w:pStyle w:val="BodyText"/>
       </w:pPr>
       <w:r>
         <w:t xml:space="preserve">Daftar isinya berupa</w:t>
@@ -20830,6 +21003,386 @@
       </w:r>
       <w:r>
         <w:t xml:space="preserve">nomor halamannya kosong.</w:t>
+      </w:r>
+    </w:p>
+    <w:p>
+      <w:pPr>
+        <w:pStyle w:val="BodyText"/>
+      </w:pPr>
+      <w:r>
+        <w:t xml:space="preserve">Setelah membuat ulang, bandingkan gaya paragraf yang dipakai berkas lama dan</w:t>
+      </w:r>
+      <w:r>
+        <w:t xml:space="preserve"> </w:t>
+      </w:r>
+      <w:r>
+        <w:t xml:space="preserve">baru; jumlahnya boleh berubah, tetapi</w:t>
+      </w:r>
+      <w:r>
+        <w:t xml:space="preserve"> </w:t>
+      </w:r>
+      <w:r>
+        <w:rPr>
+          <w:b/>
+          <w:bCs/>
+        </w:rPr>
+        <w:t xml:space="preserve">daftar nama gayanya tidak boleh</w:t>
+      </w:r>
+      <w:r>
+        <w:t xml:space="preserve">.</w:t>
+      </w:r>
+      <w:r>
+        <w:t xml:space="preserve"> </w:t>
+      </w:r>
+      <w:r>
+        <w:t xml:space="preserve">Nama gaya yang hilang atau muncul baru berarti acuannya tidak terpakai.</w:t>
+      </w:r>
+    </w:p>
+    <w:p>
+      <w:pPr>
+        <w:pStyle w:val="SourceCode"/>
+      </w:pPr>
+      <w:r>
+        <w:rPr>
+          <w:rStyle w:val="ControlFlowTok"/>
+        </w:rPr>
+        <w:t xml:space="preserve">for</w:t>
+      </w:r>
+      <w:r>
+        <w:rPr>
+          <w:rStyle w:val="NormalTok"/>
+        </w:rPr>
+        <w:t xml:space="preserve"> f </w:t>
+      </w:r>
+      <w:r>
+        <w:rPr>
+          <w:rStyle w:val="KeywordTok"/>
+        </w:rPr>
+        <w:t xml:space="preserve">in</w:t>
+      </w:r>
+      <w:r>
+        <w:rPr>
+          <w:rStyle w:val="NormalTok"/>
+        </w:rPr>
+        <w:t xml:space="preserve"> lama baru</w:t>
+      </w:r>
+      <w:r>
+        <w:rPr>
+          <w:rStyle w:val="KeywordTok"/>
+        </w:rPr>
+        <w:t xml:space="preserve">;</w:t>
+      </w:r>
+      <w:r>
+        <w:rPr>
+          <w:rStyle w:val="NormalTok"/>
+        </w:rPr>
+        <w:t xml:space="preserve"> </w:t>
+      </w:r>
+      <w:r>
+        <w:rPr>
+          <w:rStyle w:val="ControlFlowTok"/>
+        </w:rPr>
+        <w:t xml:space="preserve">do</w:t>
+      </w:r>
+      <w:r>
+        <w:br/>
+      </w:r>
+      <w:r>
+        <w:rPr>
+          <w:rStyle w:val="NormalTok"/>
+        </w:rPr>
+        <w:t xml:space="preserve">  </w:t>
+      </w:r>
+      <w:r>
+        <w:rPr>
+          <w:rStyle w:val="FunctionTok"/>
+        </w:rPr>
+        <w:t xml:space="preserve">unzip</w:t>
+      </w:r>
+      <w:r>
+        <w:rPr>
+          <w:rStyle w:val="NormalTok"/>
+        </w:rPr>
+        <w:t xml:space="preserve"> </w:t>
+      </w:r>
+      <w:r>
+        <w:rPr>
+          <w:rStyle w:val="AttributeTok"/>
+        </w:rPr>
+        <w:t xml:space="preserve">-qo</w:t>
+      </w:r>
+      <w:r>
+        <w:rPr>
+          <w:rStyle w:val="NormalTok"/>
+        </w:rPr>
+        <w:t xml:space="preserve"> </w:t>
+      </w:r>
+      <w:r>
+        <w:rPr>
+          <w:rStyle w:val="StringTok"/>
+        </w:rPr>
+        <w:t xml:space="preserve">"</w:t>
+      </w:r>
+      <w:r>
+        <w:rPr>
+          <w:rStyle w:val="VariableTok"/>
+        </w:rPr>
+        <w:t xml:space="preserve">$f</w:t>
+      </w:r>
+      <w:r>
+        <w:rPr>
+          <w:rStyle w:val="StringTok"/>
+        </w:rPr>
+        <w:t xml:space="preserve">.docx"</w:t>
+      </w:r>
+      <w:r>
+        <w:rPr>
+          <w:rStyle w:val="NormalTok"/>
+        </w:rPr>
+        <w:t xml:space="preserve"> </w:t>
+      </w:r>
+      <w:r>
+        <w:rPr>
+          <w:rStyle w:val="AttributeTok"/>
+        </w:rPr>
+        <w:t xml:space="preserve">-d</w:t>
+      </w:r>
+      <w:r>
+        <w:rPr>
+          <w:rStyle w:val="NormalTok"/>
+        </w:rPr>
+        <w:t xml:space="preserve"> </w:t>
+      </w:r>
+      <w:r>
+        <w:rPr>
+          <w:rStyle w:val="StringTok"/>
+        </w:rPr>
+        <w:t xml:space="preserve">"/tmp/</w:t>
+      </w:r>
+      <w:r>
+        <w:rPr>
+          <w:rStyle w:val="VariableTok"/>
+        </w:rPr>
+        <w:t xml:space="preserve">$f</w:t>
+      </w:r>
+      <w:r>
+        <w:rPr>
+          <w:rStyle w:val="StringTok"/>
+        </w:rPr>
+        <w:t xml:space="preserve">"</w:t>
+      </w:r>
+      <w:r>
+        <w:br/>
+      </w:r>
+      <w:r>
+        <w:rPr>
+          <w:rStyle w:val="NormalTok"/>
+        </w:rPr>
+        <w:t xml:space="preserve">  </w:t>
+      </w:r>
+      <w:r>
+        <w:rPr>
+          <w:rStyle w:val="BuiltInTok"/>
+        </w:rPr>
+        <w:t xml:space="preserve">echo</w:t>
+      </w:r>
+      <w:r>
+        <w:rPr>
+          <w:rStyle w:val="NormalTok"/>
+        </w:rPr>
+        <w:t xml:space="preserve"> </w:t>
+      </w:r>
+      <w:r>
+        <w:rPr>
+          <w:rStyle w:val="AttributeTok"/>
+        </w:rPr>
+        <w:t xml:space="preserve">-n</w:t>
+      </w:r>
+      <w:r>
+        <w:rPr>
+          <w:rStyle w:val="NormalTok"/>
+        </w:rPr>
+        <w:t xml:space="preserve"> </w:t>
+      </w:r>
+      <w:r>
+        <w:rPr>
+          <w:rStyle w:val="StringTok"/>
+        </w:rPr>
+        <w:t xml:space="preserve">"</w:t>
+      </w:r>
+      <w:r>
+        <w:rPr>
+          <w:rStyle w:val="VariableTok"/>
+        </w:rPr>
+        <w:t xml:space="preserve">$f</w:t>
+      </w:r>
+      <w:r>
+        <w:rPr>
+          <w:rStyle w:val="StringTok"/>
+        </w:rPr>
+        <w:t xml:space="preserve">: "</w:t>
+      </w:r>
+      <w:r>
+        <w:rPr>
+          <w:rStyle w:val="KeywordTok"/>
+        </w:rPr>
+        <w:t xml:space="preserve">;</w:t>
+      </w:r>
+      <w:r>
+        <w:rPr>
+          <w:rStyle w:val="NormalTok"/>
+        </w:rPr>
+        <w:t xml:space="preserve"> </w:t>
+      </w:r>
+      <w:r>
+        <w:rPr>
+          <w:rStyle w:val="FunctionTok"/>
+        </w:rPr>
+        <w:t xml:space="preserve">grep</w:t>
+      </w:r>
+      <w:r>
+        <w:rPr>
+          <w:rStyle w:val="NormalTok"/>
+        </w:rPr>
+        <w:t xml:space="preserve"> </w:t>
+      </w:r>
+      <w:r>
+        <w:rPr>
+          <w:rStyle w:val="AttributeTok"/>
+        </w:rPr>
+        <w:t xml:space="preserve">-o</w:t>
+      </w:r>
+      <w:r>
+        <w:rPr>
+          <w:rStyle w:val="NormalTok"/>
+        </w:rPr>
+        <w:t xml:space="preserve"> </w:t>
+      </w:r>
+      <w:r>
+        <w:rPr>
+          <w:rStyle w:val="StringTok"/>
+        </w:rPr>
+        <w:t xml:space="preserve">'w:pStyle w:val="[^"]*"'</w:t>
+      </w:r>
+      <w:r>
+        <w:rPr>
+          <w:rStyle w:val="NormalTok"/>
+        </w:rPr>
+        <w:t xml:space="preserve"> </w:t>
+      </w:r>
+      <w:r>
+        <w:rPr>
+          <w:rStyle w:val="StringTok"/>
+        </w:rPr>
+        <w:t xml:space="preserve">"/tmp/</w:t>
+      </w:r>
+      <w:r>
+        <w:rPr>
+          <w:rStyle w:val="VariableTok"/>
+        </w:rPr>
+        <w:t xml:space="preserve">$f</w:t>
+      </w:r>
+      <w:r>
+        <w:rPr>
+          <w:rStyle w:val="StringTok"/>
+        </w:rPr>
+        <w:t xml:space="preserve">/word/document.xml"</w:t>
+      </w:r>
+      <w:r>
+        <w:rPr>
+          <w:rStyle w:val="NormalTok"/>
+        </w:rPr>
+        <w:t xml:space="preserve"> </w:t>
+      </w:r>
+      <w:r>
+        <w:rPr>
+          <w:rStyle w:val="DataTypeTok"/>
+        </w:rPr>
+        <w:t xml:space="preserve">\</w:t>
+      </w:r>
+      <w:r>
+        <w:br/>
+      </w:r>
+      <w:r>
+        <w:rPr>
+          <w:rStyle w:val="NormalTok"/>
+        </w:rPr>
+        <w:t xml:space="preserve">    </w:t>
+      </w:r>
+      <w:r>
+        <w:rPr>
+          <w:rStyle w:val="KeywordTok"/>
+        </w:rPr>
+        <w:t xml:space="preserve">|</w:t>
+      </w:r>
+      <w:r>
+        <w:rPr>
+          <w:rStyle w:val="NormalTok"/>
+        </w:rPr>
+        <w:t xml:space="preserve"> </w:t>
+      </w:r>
+      <w:r>
+        <w:rPr>
+          <w:rStyle w:val="FunctionTok"/>
+        </w:rPr>
+        <w:t xml:space="preserve">sort</w:t>
+      </w:r>
+      <w:r>
+        <w:rPr>
+          <w:rStyle w:val="NormalTok"/>
+        </w:rPr>
+        <w:t xml:space="preserve"> </w:t>
+      </w:r>
+      <w:r>
+        <w:rPr>
+          <w:rStyle w:val="AttributeTok"/>
+        </w:rPr>
+        <w:t xml:space="preserve">-u</w:t>
+      </w:r>
+      <w:r>
+        <w:rPr>
+          <w:rStyle w:val="NormalTok"/>
+        </w:rPr>
+        <w:t xml:space="preserve"> </w:t>
+      </w:r>
+      <w:r>
+        <w:rPr>
+          <w:rStyle w:val="KeywordTok"/>
+        </w:rPr>
+        <w:t xml:space="preserve">|</w:t>
+      </w:r>
+      <w:r>
+        <w:rPr>
+          <w:rStyle w:val="NormalTok"/>
+        </w:rPr>
+        <w:t xml:space="preserve"> </w:t>
+      </w:r>
+      <w:r>
+        <w:rPr>
+          <w:rStyle w:val="FunctionTok"/>
+        </w:rPr>
+        <w:t xml:space="preserve">wc</w:t>
+      </w:r>
+      <w:r>
+        <w:rPr>
+          <w:rStyle w:val="NormalTok"/>
+        </w:rPr>
+        <w:t xml:space="preserve"> </w:t>
+      </w:r>
+      <w:r>
+        <w:rPr>
+          <w:rStyle w:val="AttributeTok"/>
+        </w:rPr>
+        <w:t xml:space="preserve">-l</w:t>
+      </w:r>
+      <w:r>
+        <w:br/>
+      </w:r>
+      <w:r>
+        <w:rPr>
+          <w:rStyle w:val="ControlFlowTok"/>
+        </w:rPr>
+        <w:t xml:space="preserve">done</w:t>
       </w:r>
     </w:p>
     <w:p>

--- a/docs/Manual-Teknis-Nusa.docx
+++ b/docs/Manual-Teknis-Nusa.docx
@@ -7,7 +7,7 @@
         <w:pStyle w:val="Title"/>
       </w:pPr>
       <w:r>
-        <w:t>Manual Teknis</w:t>
+        <w:t>Manual Teknis — Nusa</w:t>
       </w:r>
     </w:p>
     <w:p>
@@ -15,7 +15,7 @@
         <w:pStyle w:val="Subtitle"/>
       </w:pPr>
       <w:r>
-        <w:t>Manual Book · Sistem OTA</w:t>
+        <w:t>Manual Book · Sistem OTA Nusa</w:t>
       </w:r>
     </w:p>
     <w:sdt>
@@ -26,7 +26,7 @@
           <w:sz w:val="24"/>
           <w:szCs w:val="24"/>
         </w:rPr>
-        <w:id w:val="-2001491941"/>
+        <w:id w:val="1473101051"/>
         <w:docPartObj>
           <w:docPartGallery w:val="Table of Contents"/>
           <w:docPartUnique/>
@@ -64,7 +64,7 @@
           <w:r>
             <w:fldChar w:fldCharType="separate"/>
           </w:r>
-          <w:hyperlink w:anchor="_Toc239211926" w:history="1">
+          <w:hyperlink w:anchor="_Toc239212830" w:history="1">
             <w:r>
               <w:rPr>
                 <w:rStyle w:val="Hyperlink"/>
@@ -91,7 +91,7 @@
                 <w:noProof/>
                 <w:webHidden/>
               </w:rPr>
-              <w:instrText xml:space="preserve"> PAGEREF _Toc239211926 \h </w:instrText>
+              <w:instrText xml:space="preserve"> PAGEREF _Toc239212830 \h </w:instrText>
             </w:r>
             <w:r>
               <w:rPr>
@@ -135,7 +135,7 @@
               <w14:ligatures w14:val="standardContextual"/>
             </w:rPr>
           </w:pPr>
-          <w:hyperlink w:anchor="_Toc239211927" w:history="1">
+          <w:hyperlink w:anchor="_Toc239212831" w:history="1">
             <w:r>
               <w:rPr>
                 <w:rStyle w:val="Hyperlink"/>
@@ -162,7 +162,7 @@
                 <w:noProof/>
                 <w:webHidden/>
               </w:rPr>
-              <w:instrText xml:space="preserve"> PAGEREF _Toc239211927 \h </w:instrText>
+              <w:instrText xml:space="preserve"> PAGEREF _Toc239212831 \h </w:instrText>
             </w:r>
             <w:r>
               <w:rPr>
@@ -206,7 +206,7 @@
               <w14:ligatures w14:val="standardContextual"/>
             </w:rPr>
           </w:pPr>
-          <w:hyperlink w:anchor="_Toc239211928" w:history="1">
+          <w:hyperlink w:anchor="_Toc239212832" w:history="1">
             <w:r>
               <w:rPr>
                 <w:rStyle w:val="Hyperlink"/>
@@ -233,7 +233,7 @@
                 <w:noProof/>
                 <w:webHidden/>
               </w:rPr>
-              <w:instrText xml:space="preserve"> PAGEREF _Toc239211928 \h </w:instrText>
+              <w:instrText xml:space="preserve"> PAGEREF _Toc239212832 \h </w:instrText>
             </w:r>
             <w:r>
               <w:rPr>
@@ -277,7 +277,7 @@
               <w14:ligatures w14:val="standardContextual"/>
             </w:rPr>
           </w:pPr>
-          <w:hyperlink w:anchor="_Toc239211929" w:history="1">
+          <w:hyperlink w:anchor="_Toc239212833" w:history="1">
             <w:r>
               <w:rPr>
                 <w:rStyle w:val="Hyperlink"/>
@@ -304,7 +304,7 @@
                 <w:noProof/>
                 <w:webHidden/>
               </w:rPr>
-              <w:instrText xml:space="preserve"> PAGEREF _Toc239211929 \h </w:instrText>
+              <w:instrText xml:space="preserve"> PAGEREF _Toc239212833 \h </w:instrText>
             </w:r>
             <w:r>
               <w:rPr>
@@ -348,7 +348,7 @@
               <w14:ligatures w14:val="standardContextual"/>
             </w:rPr>
           </w:pPr>
-          <w:hyperlink w:anchor="_Toc239211930" w:history="1">
+          <w:hyperlink w:anchor="_Toc239212834" w:history="1">
             <w:r>
               <w:rPr>
                 <w:rStyle w:val="Hyperlink"/>
@@ -375,7 +375,7 @@
                 <w:noProof/>
                 <w:webHidden/>
               </w:rPr>
-              <w:instrText xml:space="preserve"> PAGEREF _Toc239211930 \h </w:instrText>
+              <w:instrText xml:space="preserve"> PAGEREF _Toc239212834 \h </w:instrText>
             </w:r>
             <w:r>
               <w:rPr>
@@ -419,7 +419,7 @@
               <w14:ligatures w14:val="standardContextual"/>
             </w:rPr>
           </w:pPr>
-          <w:hyperlink w:anchor="_Toc239211931" w:history="1">
+          <w:hyperlink w:anchor="_Toc239212835" w:history="1">
             <w:r>
               <w:rPr>
                 <w:rStyle w:val="Hyperlink"/>
@@ -446,7 +446,7 @@
                 <w:noProof/>
                 <w:webHidden/>
               </w:rPr>
-              <w:instrText xml:space="preserve"> PAGEREF _Toc239211931 \h </w:instrText>
+              <w:instrText xml:space="preserve"> PAGEREF _Toc239212835 \h </w:instrText>
             </w:r>
             <w:r>
               <w:rPr>
@@ -490,7 +490,7 @@
               <w14:ligatures w14:val="standardContextual"/>
             </w:rPr>
           </w:pPr>
-          <w:hyperlink w:anchor="_Toc239211932" w:history="1">
+          <w:hyperlink w:anchor="_Toc239212836" w:history="1">
             <w:r>
               <w:rPr>
                 <w:rStyle w:val="Hyperlink"/>
@@ -517,7 +517,7 @@
                 <w:noProof/>
                 <w:webHidden/>
               </w:rPr>
-              <w:instrText xml:space="preserve"> PAGEREF _Toc239211932 \h </w:instrText>
+              <w:instrText xml:space="preserve"> PAGEREF _Toc239212836 \h </w:instrText>
             </w:r>
             <w:r>
               <w:rPr>
@@ -561,7 +561,7 @@
               <w14:ligatures w14:val="standardContextual"/>
             </w:rPr>
           </w:pPr>
-          <w:hyperlink w:anchor="_Toc239211933" w:history="1">
+          <w:hyperlink w:anchor="_Toc239212837" w:history="1">
             <w:r>
               <w:rPr>
                 <w:rStyle w:val="Hyperlink"/>
@@ -588,7 +588,7 @@
                 <w:noProof/>
                 <w:webHidden/>
               </w:rPr>
-              <w:instrText xml:space="preserve"> PAGEREF _Toc239211933 \h </w:instrText>
+              <w:instrText xml:space="preserve"> PAGEREF _Toc239212837 \h </w:instrText>
             </w:r>
             <w:r>
               <w:rPr>
@@ -632,7 +632,7 @@
               <w14:ligatures w14:val="standardContextual"/>
             </w:rPr>
           </w:pPr>
-          <w:hyperlink w:anchor="_Toc239211934" w:history="1">
+          <w:hyperlink w:anchor="_Toc239212838" w:history="1">
             <w:r>
               <w:rPr>
                 <w:rStyle w:val="Hyperlink"/>
@@ -659,7 +659,7 @@
                 <w:noProof/>
                 <w:webHidden/>
               </w:rPr>
-              <w:instrText xml:space="preserve"> PAGEREF _Toc239211934 \h </w:instrText>
+              <w:instrText xml:space="preserve"> PAGEREF _Toc239212838 \h </w:instrText>
             </w:r>
             <w:r>
               <w:rPr>
@@ -703,7 +703,7 @@
               <w14:ligatures w14:val="standardContextual"/>
             </w:rPr>
           </w:pPr>
-          <w:hyperlink w:anchor="_Toc239211935" w:history="1">
+          <w:hyperlink w:anchor="_Toc239212839" w:history="1">
             <w:r>
               <w:rPr>
                 <w:rStyle w:val="Hyperlink"/>
@@ -730,7 +730,7 @@
                 <w:noProof/>
                 <w:webHidden/>
               </w:rPr>
-              <w:instrText xml:space="preserve"> PAGEREF _Toc239211935 \h </w:instrText>
+              <w:instrText xml:space="preserve"> PAGEREF _Toc239212839 \h </w:instrText>
             </w:r>
             <w:r>
               <w:rPr>
@@ -774,7 +774,7 @@
               <w14:ligatures w14:val="standardContextual"/>
             </w:rPr>
           </w:pPr>
-          <w:hyperlink w:anchor="_Toc239211936" w:history="1">
+          <w:hyperlink w:anchor="_Toc239212840" w:history="1">
             <w:r>
               <w:rPr>
                 <w:rStyle w:val="Hyperlink"/>
@@ -801,7 +801,7 @@
                 <w:noProof/>
                 <w:webHidden/>
               </w:rPr>
-              <w:instrText xml:space="preserve"> PAGEREF _Toc239211936 \h </w:instrText>
+              <w:instrText xml:space="preserve"> PAGEREF _Toc239212840 \h </w:instrText>
             </w:r>
             <w:r>
               <w:rPr>
@@ -845,7 +845,7 @@
               <w14:ligatures w14:val="standardContextual"/>
             </w:rPr>
           </w:pPr>
-          <w:hyperlink w:anchor="_Toc239211937" w:history="1">
+          <w:hyperlink w:anchor="_Toc239212841" w:history="1">
             <w:r>
               <w:rPr>
                 <w:rStyle w:val="Hyperlink"/>
@@ -872,7 +872,7 @@
                 <w:noProof/>
                 <w:webHidden/>
               </w:rPr>
-              <w:instrText xml:space="preserve"> PAGEREF _Toc239211937 \h </w:instrText>
+              <w:instrText xml:space="preserve"> PAGEREF _Toc239212841 \h </w:instrText>
             </w:r>
             <w:r>
               <w:rPr>
@@ -892,7 +892,7 @@
                 <w:noProof/>
                 <w:webHidden/>
               </w:rPr>
-              <w:t>21</w:t>
+              <w:t>22</w:t>
             </w:r>
             <w:r>
               <w:rPr>
@@ -916,7 +916,7 @@
               <w14:ligatures w14:val="standardContextual"/>
             </w:rPr>
           </w:pPr>
-          <w:hyperlink w:anchor="_Toc239211938" w:history="1">
+          <w:hyperlink w:anchor="_Toc239212842" w:history="1">
             <w:r>
               <w:rPr>
                 <w:rStyle w:val="Hyperlink"/>
@@ -943,7 +943,7 @@
                 <w:noProof/>
                 <w:webHidden/>
               </w:rPr>
-              <w:instrText xml:space="preserve"> PAGEREF _Toc239211938 \h </w:instrText>
+              <w:instrText xml:space="preserve"> PAGEREF _Toc239212842 \h </w:instrText>
             </w:r>
             <w:r>
               <w:rPr>
@@ -987,7 +987,7 @@
               <w14:ligatures w14:val="standardContextual"/>
             </w:rPr>
           </w:pPr>
-          <w:hyperlink w:anchor="_Toc239211939" w:history="1">
+          <w:hyperlink w:anchor="_Toc239212843" w:history="1">
             <w:r>
               <w:rPr>
                 <w:rStyle w:val="Hyperlink"/>
@@ -1014,7 +1014,7 @@
                 <w:noProof/>
                 <w:webHidden/>
               </w:rPr>
-              <w:instrText xml:space="preserve"> PAGEREF _Toc239211939 \h </w:instrText>
+              <w:instrText xml:space="preserve"> PAGEREF _Toc239212843 \h </w:instrText>
             </w:r>
             <w:r>
               <w:rPr>
@@ -1034,7 +1034,7 @@
                 <w:noProof/>
                 <w:webHidden/>
               </w:rPr>
-              <w:t>22</w:t>
+              <w:t>23</w:t>
             </w:r>
             <w:r>
               <w:rPr>
@@ -1058,7 +1058,7 @@
               <w14:ligatures w14:val="standardContextual"/>
             </w:rPr>
           </w:pPr>
-          <w:hyperlink w:anchor="_Toc239211940" w:history="1">
+          <w:hyperlink w:anchor="_Toc239212844" w:history="1">
             <w:r>
               <w:rPr>
                 <w:rStyle w:val="Hyperlink"/>
@@ -1085,7 +1085,7 @@
                 <w:noProof/>
                 <w:webHidden/>
               </w:rPr>
-              <w:instrText xml:space="preserve"> PAGEREF _Toc239211940 \h </w:instrText>
+              <w:instrText xml:space="preserve"> PAGEREF _Toc239212844 \h </w:instrText>
             </w:r>
             <w:r>
               <w:rPr>
@@ -1129,7 +1129,7 @@
               <w14:ligatures w14:val="standardContextual"/>
             </w:rPr>
           </w:pPr>
-          <w:hyperlink w:anchor="_Toc239211941" w:history="1">
+          <w:hyperlink w:anchor="_Toc239212845" w:history="1">
             <w:r>
               <w:rPr>
                 <w:rStyle w:val="Hyperlink"/>
@@ -1156,7 +1156,7 @@
                 <w:noProof/>
                 <w:webHidden/>
               </w:rPr>
-              <w:instrText xml:space="preserve"> PAGEREF _Toc239211941 \h </w:instrText>
+              <w:instrText xml:space="preserve"> PAGEREF _Toc239212845 \h </w:instrText>
             </w:r>
             <w:r>
               <w:rPr>
@@ -1200,7 +1200,7 @@
               <w14:ligatures w14:val="standardContextual"/>
             </w:rPr>
           </w:pPr>
-          <w:hyperlink w:anchor="_Toc239211942" w:history="1">
+          <w:hyperlink w:anchor="_Toc239212846" w:history="1">
             <w:r>
               <w:rPr>
                 <w:rStyle w:val="Hyperlink"/>
@@ -1227,7 +1227,7 @@
                 <w:noProof/>
                 <w:webHidden/>
               </w:rPr>
-              <w:instrText xml:space="preserve"> PAGEREF _Toc239211942 \h </w:instrText>
+              <w:instrText xml:space="preserve"> PAGEREF _Toc239212846 \h </w:instrText>
             </w:r>
             <w:r>
               <w:rPr>
@@ -1271,7 +1271,7 @@
               <w14:ligatures w14:val="standardContextual"/>
             </w:rPr>
           </w:pPr>
-          <w:hyperlink w:anchor="_Toc239211943" w:history="1">
+          <w:hyperlink w:anchor="_Toc239212847" w:history="1">
             <w:r>
               <w:rPr>
                 <w:rStyle w:val="Hyperlink"/>
@@ -1298,7 +1298,7 @@
                 <w:noProof/>
                 <w:webHidden/>
               </w:rPr>
-              <w:instrText xml:space="preserve"> PAGEREF _Toc239211943 \h </w:instrText>
+              <w:instrText xml:space="preserve"> PAGEREF _Toc239212847 \h </w:instrText>
             </w:r>
             <w:r>
               <w:rPr>
@@ -1318,7 +1318,7 @@
                 <w:noProof/>
                 <w:webHidden/>
               </w:rPr>
-              <w:t>26</w:t>
+              <w:t>27</w:t>
             </w:r>
             <w:r>
               <w:rPr>
@@ -1342,7 +1342,7 @@
               <w14:ligatures w14:val="standardContextual"/>
             </w:rPr>
           </w:pPr>
-          <w:hyperlink w:anchor="_Toc239211944" w:history="1">
+          <w:hyperlink w:anchor="_Toc239212848" w:history="1">
             <w:r>
               <w:rPr>
                 <w:rStyle w:val="Hyperlink"/>
@@ -1369,7 +1369,7 @@
                 <w:noProof/>
                 <w:webHidden/>
               </w:rPr>
-              <w:instrText xml:space="preserve"> PAGEREF _Toc239211944 \h </w:instrText>
+              <w:instrText xml:space="preserve"> PAGEREF _Toc239212848 \h </w:instrText>
             </w:r>
             <w:r>
               <w:rPr>
@@ -1413,7 +1413,7 @@
               <w14:ligatures w14:val="standardContextual"/>
             </w:rPr>
           </w:pPr>
-          <w:hyperlink w:anchor="_Toc239211945" w:history="1">
+          <w:hyperlink w:anchor="_Toc239212849" w:history="1">
             <w:r>
               <w:rPr>
                 <w:rStyle w:val="Hyperlink"/>
@@ -1440,7 +1440,7 @@
                 <w:noProof/>
                 <w:webHidden/>
               </w:rPr>
-              <w:instrText xml:space="preserve"> PAGEREF _Toc239211945 \h </w:instrText>
+              <w:instrText xml:space="preserve"> PAGEREF _Toc239212849 \h </w:instrText>
             </w:r>
             <w:r>
               <w:rPr>
@@ -1551,8 +1551,13 @@
     </w:p>
     <w:p>
       <w:r>
-        <w:pict w14:anchorId="084D4600">
-          <v:rect id="Horizontal Line 1" o:spid="_x0000_s1045" alt="" style="width:451.3pt;height:1.1pt;visibility:visible;mso-wrap-style:square;mso-width-percent:0;mso-height-percent:0;mso-left-percent:-10001;mso-top-percent:-10001;mso-position-horizontal:absolute;mso-position-horizontal-relative:char;mso-position-vertical:absolute;mso-position-vertical-relative:line;mso-width-percent:0;mso-height-percent:0;mso-left-percent:-10001;mso-top-percent:-10001;v-text-anchor:top" filled="f">
+        <w:rPr>
+          <w:noProof/>
+        </w:rPr>
+      </w:r>
+      <w:r>
+        <w:pict>
+          <v:rect id="Horizontal Line 1" o:spid="_x0000_s1045" style="width:451.3pt;height:1.1pt;visibility:visible;mso-wrap-style:square;mso-left-percent:-10001;mso-top-percent:-10001;mso-position-horizontal:absolute;mso-position-horizontal-relative:char;mso-position-vertical:absolute;mso-position-vertical-relative:line;mso-left-percent:-10001;mso-top-percent:-10001;v-text-anchor:top" o:gfxdata="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" filled="f">
             <o:lock v:ext="edit" rotation="t" aspectratio="t" verticies="t" text="t" shapetype="t"/>
             <w10:anchorlock/>
           </v:rect>
@@ -1564,7 +1569,7 @@
         <w:pStyle w:val="Heading2"/>
       </w:pPr>
       <w:bookmarkStart w:id="0" w:name="ringkasan-arsitektur"/>
-      <w:bookmarkStart w:id="1" w:name="_Toc239211926"/>
+      <w:bookmarkStart w:id="1" w:name="_Toc239212830"/>
       <w:r>
         <w:t>1. Ringkasan Arsitektur</w:t>
       </w:r>
@@ -2069,7 +2074,10 @@
         <w:pStyle w:val="BodyText"/>
       </w:pPr>
       <w:r>
-        <w:t xml:space="preserve">Satu stasiun menulis tiap 5 detik — sekitar 17.280 tulisan per hari. Firestore menagih per dokumen yang ditulis; RTDB menagih per bandwidth, dan muatannya hanya ± 200 byte. ESP32 juga tidak punya SDK Firestore yang ringan, sedangkan RTDB bisa diakses dengan </w:t>
+        <w:t xml:space="preserve">Satu stasiun menulis tiap 5 detik — sekitar 17.280 tulisan per hari. Firestore menagih per dokumen yang ditulis; RTDB menagih per bandwidth, dan muatannya </w:t>
+      </w:r>
+      <w:r>
+        <w:t xml:space="preserve">hanya ± 200 byte. ESP32 juga tidak punya SDK Firestore yang ringan, sedangkan RTDB bisa diakses dengan </w:t>
       </w:r>
       <w:r>
         <w:rPr>
@@ -2083,8 +2091,13 @@
     </w:p>
     <w:p>
       <w:r>
-        <w:pict w14:anchorId="3B51F673">
-          <v:rect id="Horizontal Line 2" o:spid="_x0000_s1044" alt="" style="width:451.3pt;height:1.1pt;visibility:visible;mso-wrap-style:square;mso-width-percent:0;mso-height-percent:0;mso-left-percent:-10001;mso-top-percent:-10001;mso-position-horizontal:absolute;mso-position-horizontal-relative:char;mso-position-vertical:absolute;mso-position-vertical-relative:line;mso-width-percent:0;mso-height-percent:0;mso-left-percent:-10001;mso-top-percent:-10001;v-text-anchor:top" filled="f">
+        <w:rPr>
+          <w:noProof/>
+        </w:rPr>
+      </w:r>
+      <w:r>
+        <w:pict>
+          <v:rect id="Horizontal Line 2" o:spid="_x0000_s1044" style="width:451.3pt;height:1.1pt;visibility:visible;mso-wrap-style:square;mso-left-percent:-10001;mso-top-percent:-10001;mso-position-horizontal:absolute;mso-position-horizontal-relative:char;mso-position-vertical:absolute;mso-position-vertical-relative:line;mso-left-percent:-10001;mso-top-percent:-10001;v-text-anchor:top" o:gfxdata="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" filled="f">
             <o:lock v:ext="edit" rotation="t" aspectratio="t" verticies="t" text="t" shapetype="t"/>
             <w10:anchorlock/>
           </v:rect>
@@ -2096,7 +2109,7 @@
         <w:pStyle w:val="Heading2"/>
       </w:pPr>
       <w:bookmarkStart w:id="3" w:name="tumpukan-teknologi"/>
-      <w:bookmarkStart w:id="4" w:name="_Toc239211927"/>
+      <w:bookmarkStart w:id="4" w:name="_Toc239212831"/>
       <w:bookmarkEnd w:id="0"/>
       <w:bookmarkEnd w:id="2"/>
       <w:r>
@@ -3037,8 +3050,13 @@
     </w:p>
     <w:p>
       <w:r>
-        <w:pict w14:anchorId="7CB91F84">
-          <v:rect id="Horizontal Line 3" o:spid="_x0000_s1043" alt="" style="width:451.3pt;height:1.1pt;visibility:visible;mso-wrap-style:square;mso-width-percent:0;mso-height-percent:0;mso-left-percent:-10001;mso-top-percent:-10001;mso-position-horizontal:absolute;mso-position-horizontal-relative:char;mso-position-vertical:absolute;mso-position-vertical-relative:line;mso-width-percent:0;mso-height-percent:0;mso-left-percent:-10001;mso-top-percent:-10001;v-text-anchor:top" filled="f">
+        <w:rPr>
+          <w:noProof/>
+        </w:rPr>
+      </w:r>
+      <w:r>
+        <w:pict>
+          <v:rect id="Horizontal Line 3" o:spid="_x0000_s1043" style="width:451.3pt;height:1.1pt;visibility:visible;mso-wrap-style:square;mso-left-percent:-10001;mso-top-percent:-10001;mso-position-horizontal:absolute;mso-position-horizontal-relative:char;mso-position-vertical:absolute;mso-position-vertical-relative:line;mso-left-percent:-10001;mso-top-percent:-10001;v-text-anchor:top" o:gfxdata="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" filled="f">
             <o:lock v:ext="edit" rotation="t" aspectratio="t" verticies="t" text="t" shapetype="t"/>
             <w10:anchorlock/>
           </v:rect>
@@ -3050,7 +3068,7 @@
         <w:pStyle w:val="Heading2"/>
       </w:pPr>
       <w:bookmarkStart w:id="5" w:name="prasyarat"/>
-      <w:bookmarkStart w:id="6" w:name="_Toc239211928"/>
+      <w:bookmarkStart w:id="6" w:name="_Toc239212832"/>
       <w:bookmarkEnd w:id="3"/>
       <w:r>
         <w:t>3. Prasyarat</w:t>
@@ -3699,8 +3717,13 @@
     </w:tbl>
     <w:p>
       <w:r>
-        <w:pict w14:anchorId="39647E53">
-          <v:rect id="Horizontal Line 4" o:spid="_x0000_s1042" alt="" style="width:451.3pt;height:1.1pt;visibility:visible;mso-wrap-style:square;mso-width-percent:0;mso-height-percent:0;mso-left-percent:-10001;mso-top-percent:-10001;mso-position-horizontal:absolute;mso-position-horizontal-relative:char;mso-position-vertical:absolute;mso-position-vertical-relative:line;mso-width-percent:0;mso-height-percent:0;mso-left-percent:-10001;mso-top-percent:-10001;v-text-anchor:top" filled="f">
+        <w:rPr>
+          <w:noProof/>
+        </w:rPr>
+      </w:r>
+      <w:r>
+        <w:pict>
+          <v:rect id="Horizontal Line 4" o:spid="_x0000_s1042" style="width:451.3pt;height:1.1pt;visibility:visible;mso-wrap-style:square;mso-left-percent:-10001;mso-top-percent:-10001;mso-position-horizontal:absolute;mso-position-horizontal-relative:char;mso-position-vertical:absolute;mso-position-vertical-relative:line;mso-left-percent:-10001;mso-top-percent:-10001;v-text-anchor:top" o:gfxdata="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" filled="f">
             <o:lock v:ext="edit" rotation="t" aspectratio="t" verticies="t" text="t" shapetype="t"/>
             <w10:anchorlock/>
           </v:rect>
@@ -3712,7 +3735,7 @@
         <w:pStyle w:val="Heading2"/>
       </w:pPr>
       <w:bookmarkStart w:id="9" w:name="pemasangan-lokal"/>
-      <w:bookmarkStart w:id="10" w:name="_Toc239211929"/>
+      <w:bookmarkStart w:id="10" w:name="_Toc239212833"/>
       <w:bookmarkEnd w:id="5"/>
       <w:bookmarkEnd w:id="8"/>
       <w:r>
@@ -4123,7 +4146,10 @@
         <w:t>FIREBASE_ADMIN_SA_B64</w:t>
       </w:r>
       <w:r>
-        <w:t xml:space="preserve"> — isinya berkas </w:t>
+        <w:t xml:space="preserve"> </w:t>
+      </w:r>
+      <w:r>
+        <w:t xml:space="preserve">— isinya berkas </w:t>
       </w:r>
       <w:r>
         <w:rPr>
@@ -4451,13 +4477,21 @@
         <w:t>semua</w:t>
       </w:r>
       <w:r>
-        <w:t xml:space="preserve"> pengunggah termasuk admin. Gejalanya tidak bisa dibedakan dari “belum masuk”. Lihat bagian 19.</w:t>
-      </w:r>
-    </w:p>
-    <w:p>
-      <w:r>
-        <w:pict w14:anchorId="607C3902">
-          <v:rect id="Horizontal Line 5" o:spid="_x0000_s1041" alt="" style="width:451.3pt;height:1.1pt;visibility:visible;mso-wrap-style:square;mso-width-percent:0;mso-height-percent:0;mso-left-percent:-10001;mso-top-percent:-10001;mso-position-horizontal:absolute;mso-position-horizontal-relative:char;mso-position-vertical:absolute;mso-position-vertical-relative:line;mso-width-percent:0;mso-height-percent:0;mso-left-percent:-10001;mso-top-percent:-10001;v-text-anchor:top" filled="f">
+        <w:t xml:space="preserve"> </w:t>
+      </w:r>
+      <w:r>
+        <w:t>pengunggah termasuk admin. Gejalanya tidak bisa dibedakan dari “belum masuk”. Lihat bagian 19.</w:t>
+      </w:r>
+    </w:p>
+    <w:p>
+      <w:r>
+        <w:rPr>
+          <w:noProof/>
+        </w:rPr>
+      </w:r>
+      <w:r>
+        <w:pict>
+          <v:rect id="Horizontal Line 5" o:spid="_x0000_s1041" style="width:451.3pt;height:1.1pt;visibility:visible;mso-wrap-style:square;mso-left-percent:-10001;mso-top-percent:-10001;mso-position-horizontal:absolute;mso-position-horizontal-relative:char;mso-position-vertical:absolute;mso-position-vertical-relative:line;mso-left-percent:-10001;mso-top-percent:-10001;v-text-anchor:top" o:gfxdata="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" filled="f">
             <o:lock v:ext="edit" rotation="t" aspectratio="t" verticies="t" text="t" shapetype="t"/>
             <w10:anchorlock/>
           </v:rect>
@@ -4469,7 +4503,7 @@
         <w:pStyle w:val="Heading2"/>
       </w:pPr>
       <w:bookmarkStart w:id="14" w:name="variabel-lingkungan"/>
-      <w:bookmarkStart w:id="15" w:name="_Toc239211930"/>
+      <w:bookmarkStart w:id="15" w:name="_Toc239212834"/>
       <w:bookmarkEnd w:id="9"/>
       <w:bookmarkEnd w:id="13"/>
       <w:r>
@@ -5851,8 +5885,13 @@
     </w:tbl>
     <w:p>
       <w:r>
-        <w:pict w14:anchorId="08B595CF">
-          <v:rect id="Horizontal Line 6" o:spid="_x0000_s1040" alt="" style="width:451.3pt;height:1.1pt;visibility:visible;mso-wrap-style:square;mso-width-percent:0;mso-height-percent:0;mso-left-percent:-10001;mso-top-percent:-10001;mso-position-horizontal:absolute;mso-position-horizontal-relative:char;mso-position-vertical:absolute;mso-position-vertical-relative:line;mso-width-percent:0;mso-height-percent:0;mso-left-percent:-10001;mso-top-percent:-10001;v-text-anchor:top" filled="f">
+        <w:rPr>
+          <w:noProof/>
+        </w:rPr>
+      </w:r>
+      <w:r>
+        <w:pict>
+          <v:rect id="Horizontal Line 6" o:spid="_x0000_s1040" style="width:451.3pt;height:1.1pt;visibility:visible;mso-wrap-style:square;mso-left-percent:-10001;mso-top-percent:-10001;mso-position-horizontal:absolute;mso-position-horizontal-relative:char;mso-position-vertical:absolute;mso-position-vertical-relative:line;mso-left-percent:-10001;mso-top-percent:-10001;v-text-anchor:top" o:gfxdata="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" filled="f">
             <o:lock v:ext="edit" rotation="t" aspectratio="t" verticies="t" text="t" shapetype="t"/>
             <w10:anchorlock/>
           </v:rect>
@@ -5864,7 +5903,7 @@
         <w:pStyle w:val="Heading2"/>
       </w:pPr>
       <w:bookmarkStart w:id="23" w:name="struktur-direktori"/>
-      <w:bookmarkStart w:id="24" w:name="_Toc239211931"/>
+      <w:bookmarkStart w:id="24" w:name="_Toc239212835"/>
       <w:bookmarkEnd w:id="14"/>
       <w:bookmarkEnd w:id="22"/>
       <w:r>
@@ -6456,6 +6495,15 @@
         <w:rPr>
           <w:rStyle w:val="VerbatimChar"/>
         </w:rPr>
+        <w:t>│   ├── panduan-semhas.md         Bahan seminar hasil (ditulis 7 Agustus 2026)</w:t>
+      </w:r>
+      <w:r>
+        <w:br/>
+      </w:r>
+      <w:r>
+        <w:rPr>
+          <w:rStyle w:val="VerbatimChar"/>
+        </w:rPr>
         <w:t>│   ├── audit-keamanan-*.md       Laporan audit keamanan</w:t>
       </w:r>
       <w:r>
@@ -6492,7 +6540,7 @@
         <w:rPr>
           <w:rStyle w:val="VerbatimChar"/>
         </w:rPr>
-        <w:t>│   └── Sistem-Kamera-*.pdf       Spesifikasi kamera Ezviz/DeepNorth</w:t>
+        <w:t>│   ├── Sistem-Kamera-*.pdf       Spesifikasi kamera Ezviz/DeepNorth</w:t>
       </w:r>
       <w:r>
         <w:br/>
@@ -6501,6 +6549,15 @@
         <w:rPr>
           <w:rStyle w:val="VerbatimChar"/>
         </w:rPr>
+        <w:t>│   └── superpowers/              Rencana &amp; spesifikasi desain tiap fitur</w:t>
+      </w:r>
+      <w:r>
+        <w:br/>
+      </w:r>
+      <w:r>
+        <w:rPr>
+          <w:rStyle w:val="VerbatimChar"/>
+        </w:rPr>
         <w:t>│</w:t>
       </w:r>
       <w:r>
@@ -6776,8 +6833,13 @@
     </w:p>
     <w:p>
       <w:r>
-        <w:pict w14:anchorId="5DFABF53">
-          <v:rect id="Horizontal Line 7" o:spid="_x0000_s1039" alt="" style="width:451.3pt;height:1.1pt;visibility:visible;mso-wrap-style:square;mso-width-percent:0;mso-height-percent:0;mso-left-percent:-10001;mso-top-percent:-10001;mso-position-horizontal:absolute;mso-position-horizontal-relative:char;mso-position-vertical:absolute;mso-position-vertical-relative:line;mso-width-percent:0;mso-height-percent:0;mso-left-percent:-10001;mso-top-percent:-10001;v-text-anchor:top" filled="f">
+        <w:rPr>
+          <w:noProof/>
+        </w:rPr>
+      </w:r>
+      <w:r>
+        <w:pict>
+          <v:rect id="Horizontal Line 7" o:spid="_x0000_s1039" style="width:451.3pt;height:1.1pt;visibility:visible;mso-wrap-style:square;mso-left-percent:-10001;mso-top-percent:-10001;mso-position-horizontal:absolute;mso-position-horizontal-relative:char;mso-position-vertical:absolute;mso-position-vertical-relative:line;mso-left-percent:-10001;mso-top-percent:-10001;v-text-anchor:top" o:gfxdata="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" filled="f">
             <o:lock v:ext="edit" rotation="t" aspectratio="t" verticies="t" text="t" shapetype="t"/>
             <w10:anchorlock/>
           </v:rect>
@@ -6789,7 +6851,7 @@
         <w:pStyle w:val="Heading2"/>
       </w:pPr>
       <w:bookmarkStart w:id="25" w:name="pola-arsitektur"/>
-      <w:bookmarkStart w:id="26" w:name="_Toc239211932"/>
+      <w:bookmarkStart w:id="26" w:name="_Toc239212836"/>
       <w:bookmarkEnd w:id="23"/>
       <w:r>
         <w:t>7. Pola Arsitektur</w:t>
@@ -7002,7 +7064,14 @@
           <w:b/>
           <w:bCs/>
         </w:rPr>
-        <w:t>layar boleh menolak lebih dulu demi kenyamanan, tetapi keputusannya selalu diulang di server.</w:t>
+        <w:t xml:space="preserve">layar boleh menolak lebih dulu demi </w:t>
+      </w:r>
+      <w:r>
+        <w:rPr>
+          <w:b/>
+          <w:bCs/>
+        </w:rPr>
+        <w:t>kenyamanan, tetapi keputusannya selalu diulang di server.</w:t>
       </w:r>
     </w:p>
     <w:p>
@@ -7687,7 +7756,10 @@
         <w:t>proksi gambar terbuka</w:t>
       </w:r>
       <w:r>
-        <w:t>: siapa pun boleh menyuruhnya mengunduh dan mengecilkan gambar dari host mana saja, atas biaya dan atas nama domain kita.</w:t>
+        <w:t xml:space="preserve">: </w:t>
+      </w:r>
+      <w:r>
+        <w:t>siapa pun boleh menyuruhnya mengunduh dan mengecilkan gambar dari host mana saja, atas biaya dan atas nama domain kita.</w:t>
       </w:r>
     </w:p>
     <w:p>
@@ -7756,8 +7828,13 @@
     </w:p>
     <w:p>
       <w:r>
-        <w:pict w14:anchorId="3ECDB2F4">
-          <v:rect id="Horizontal Line 8" o:spid="_x0000_s1038" alt="" style="width:451.3pt;height:1.1pt;visibility:visible;mso-wrap-style:square;mso-width-percent:0;mso-height-percent:0;mso-left-percent:-10001;mso-top-percent:-10001;mso-position-horizontal:absolute;mso-position-horizontal-relative:char;mso-position-vertical:absolute;mso-position-vertical-relative:line;mso-width-percent:0;mso-height-percent:0;mso-left-percent:-10001;mso-top-percent:-10001;v-text-anchor:top" filled="f">
+        <w:rPr>
+          <w:noProof/>
+        </w:rPr>
+      </w:r>
+      <w:r>
+        <w:pict>
+          <v:rect id="Horizontal Line 8" o:spid="_x0000_s1038" style="width:451.3pt;height:1.1pt;visibility:visible;mso-wrap-style:square;mso-left-percent:-10001;mso-top-percent:-10001;mso-position-horizontal:absolute;mso-position-horizontal-relative:char;mso-position-vertical:absolute;mso-position-vertical-relative:line;mso-left-percent:-10001;mso-top-percent:-10001;v-text-anchor:top" o:gfxdata="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" filled="f">
             <o:lock v:ext="edit" rotation="t" aspectratio="t" verticies="t" text="t" shapetype="t"/>
             <w10:anchorlock/>
           </v:rect>
@@ -7769,7 +7846,7 @@
         <w:pStyle w:val="Heading2"/>
       </w:pPr>
       <w:bookmarkStart w:id="30" w:name="model-data"/>
-      <w:bookmarkStart w:id="31" w:name="_Toc239211933"/>
+      <w:bookmarkStart w:id="31" w:name="_Toc239212837"/>
       <w:bookmarkEnd w:id="25"/>
       <w:bookmarkEnd w:id="29"/>
       <w:r>
@@ -8326,7 +8403,10 @@
         <w:t>secara struktural</w:t>
       </w:r>
       <w:r>
-        <w:t xml:space="preserve"> tidak mungkin punya dua ulasan untuk destinasi yang sama. Ini bukan validasi yang bisa dilewati, melainkan konsekuensi dari desain kunci. Rules menegakkan hal yang sama di sisi server.</w:t>
+        <w:t xml:space="preserve"> </w:t>
+      </w:r>
+      <w:r>
+        <w:t>tidak mungkin punya dua ulasan untuk destinasi yang sama. Ini bukan validasi yang bisa dilewati, melainkan konsekuensi dari desain kunci. Rules menegakkan hal yang sama di sisi server.</w:t>
       </w:r>
     </w:p>
     <w:p>
@@ -8614,6 +8694,78 @@
     </w:p>
     <w:p>
       <w:pPr>
+        <w:pStyle w:val="BodyText"/>
+      </w:pPr>
+      <w:r>
+        <w:t xml:space="preserve">Lencana status di layar tidak memetakan </w:t>
+      </w:r>
+      <w:r>
+        <w:rPr>
+          <w:rStyle w:val="VerbatimChar"/>
+        </w:rPr>
+        <w:t>status</w:t>
+      </w:r>
+      <w:r>
+        <w:t xml:space="preserve"> satu lawan satu. Nilainya diturunkan </w:t>
+      </w:r>
+      <w:r>
+        <w:rPr>
+          <w:rStyle w:val="VerbatimChar"/>
+        </w:rPr>
+        <w:t>kunciStatusBooking()</w:t>
+      </w:r>
+      <w:r>
+        <w:t xml:space="preserve"> (</w:t>
+      </w:r>
+      <w:r>
+        <w:rPr>
+          <w:rStyle w:val="VerbatimChar"/>
+        </w:rPr>
+        <w:t>lib/format.ts</w:t>
+      </w:r>
+      <w:r>
+        <w:t xml:space="preserve">) dari kombinasi </w:t>
+      </w:r>
+      <w:r>
+        <w:rPr>
+          <w:rStyle w:val="VerbatimChar"/>
+        </w:rPr>
+        <w:t>status</w:t>
+      </w:r>
+      <w:r>
+        <w:t xml:space="preserve">, </w:t>
+      </w:r>
+      <w:r>
+        <w:rPr>
+          <w:rStyle w:val="VerbatimChar"/>
+        </w:rPr>
+        <w:t>paymentStatus</w:t>
+      </w:r>
+      <w:r>
+        <w:t xml:space="preserve">, dan tanggal — termasuk </w:t>
+      </w:r>
+      <w:r>
+        <w:rPr>
+          <w:b/>
+          <w:bCs/>
+        </w:rPr>
+        <w:t>Kedaluwarsa</w:t>
+      </w:r>
+      <w:r>
+        <w:t xml:space="preserve"> untuk booking yang tanggalnya sudah lewat tanpa pernah lunas. Tidak ada nilai </w:t>
+      </w:r>
+      <w:r>
+        <w:rPr>
+          <w:rStyle w:val="VerbatimChar"/>
+        </w:rPr>
+        <w:t>expired</w:t>
+      </w:r>
+      <w:r>
+        <w:t xml:space="preserve"> yang tersimpan di Firestore; label itu murni turunan.</w:t>
+      </w:r>
+    </w:p>
+    <w:p>
+      <w:pPr>
         <w:pStyle w:val="Heading3"/>
       </w:pPr>
       <w:bookmarkStart w:id="34" w:name="realtime-database"/>
@@ -8947,8 +9099,13 @@
     </w:p>
     <w:p>
       <w:r>
-        <w:pict w14:anchorId="5CADF935">
-          <v:rect id="Horizontal Line 9" o:spid="_x0000_s1037" alt="" style="width:451.3pt;height:1.1pt;visibility:visible;mso-wrap-style:square;mso-width-percent:0;mso-height-percent:0;mso-left-percent:-10001;mso-top-percent:-10001;mso-position-horizontal:absolute;mso-position-horizontal-relative:char;mso-position-vertical:absolute;mso-position-vertical-relative:line;mso-width-percent:0;mso-height-percent:0;mso-left-percent:-10001;mso-top-percent:-10001;v-text-anchor:top" filled="f">
+        <w:rPr>
+          <w:noProof/>
+        </w:rPr>
+      </w:r>
+      <w:r>
+        <w:pict>
+          <v:rect id="Horizontal Line 9" o:spid="_x0000_s1037" style="width:451.3pt;height:1.1pt;visibility:visible;mso-wrap-style:square;mso-left-percent:-10001;mso-top-percent:-10001;mso-position-horizontal:absolute;mso-position-horizontal-relative:char;mso-position-vertical:absolute;mso-position-vertical-relative:line;mso-left-percent:-10001;mso-top-percent:-10001;v-text-anchor:top" o:gfxdata="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" filled="f">
             <o:lock v:ext="edit" rotation="t" aspectratio="t" verticies="t" text="t" shapetype="t"/>
             <w10:anchorlock/>
           </v:rect>
@@ -8960,7 +9117,7 @@
         <w:pStyle w:val="Heading2"/>
       </w:pPr>
       <w:bookmarkStart w:id="36" w:name="keamanan"/>
-      <w:bookmarkStart w:id="37" w:name="_Toc239211934"/>
+      <w:bookmarkStart w:id="37" w:name="_Toc239212838"/>
       <w:bookmarkEnd w:id="30"/>
       <w:bookmarkEnd w:id="35"/>
       <w:r>
@@ -9258,7 +9415,10 @@
         <w:t>monitoring</w:t>
       </w:r>
       <w:r>
-        <w:t xml:space="preserve"> terbuka — angka sensor memang tayang untuk pengunjung anonim di hero beranda dan halaman destinasi.</w:t>
+        <w:t xml:space="preserve"> terbuka — angka sensor memang tayang untuk pengunjung </w:t>
+      </w:r>
+      <w:r>
+        <w:t>anonim di hero beranda dan halaman destinasi.</w:t>
       </w:r>
     </w:p>
     <w:p>
@@ -9342,7 +9502,10 @@
         <w:t>.validate</w:t>
       </w:r>
       <w:r>
-        <w:t xml:space="preserve"> untuk membatasi kewajaran nilai sudah disiapkan dalam bentuk komentar di berkas yang sama, tinggal dihidupkan setelah bentuk tulisan firmware dipastikan.</w:t>
+        <w:t xml:space="preserve"> untuk membatasi kewajaran nilai sudah disiapkan dalam bentuk </w:t>
+      </w:r>
+      <w:r>
+        <w:t>komentar di berkas yang sama, tinggal dihidupkan setelah bentuk tulisan firmware dipastikan.</w:t>
       </w:r>
     </w:p>
     <w:p>
@@ -10209,7 +10372,10 @@
         <w:t>lib/format.ts</w:t>
       </w:r>
       <w:r>
-        <w:t xml:space="preserve">). Path Firestore bersegmen — tanpa penyaringan, masukan seperti </w:t>
+        <w:t xml:space="preserve">). Path Firestore bersegmen — tanpa penyaringan, </w:t>
+      </w:r>
+      <w:r>
+        <w:t xml:space="preserve">masukan seperti </w:t>
       </w:r>
       <w:r>
         <w:rPr>
@@ -10376,7 +10542,10 @@
         <w:t>.ino</w:t>
       </w:r>
       <w:r>
-        <w:t xml:space="preserve"> sendiri tidak masuk repositori publik — lihat </w:t>
+        <w:t xml:space="preserve"> </w:t>
+      </w:r>
+      <w:r>
+        <w:t xml:space="preserve">sendiri tidak masuk repositori publik — lihat </w:t>
       </w:r>
       <w:r>
         <w:rPr>
@@ -10390,8 +10559,13 @@
     </w:p>
     <w:p>
       <w:r>
-        <w:pict w14:anchorId="548F08B1">
-          <v:rect id="Horizontal Line 10" o:spid="_x0000_s1036" alt="" style="width:451.3pt;height:1.1pt;visibility:visible;mso-wrap-style:square;mso-width-percent:0;mso-height-percent:0;mso-left-percent:-10001;mso-top-percent:-10001;mso-position-horizontal:absolute;mso-position-horizontal-relative:char;mso-position-vertical:absolute;mso-position-vertical-relative:line;mso-width-percent:0;mso-height-percent:0;mso-left-percent:-10001;mso-top-percent:-10001;v-text-anchor:top" filled="f">
+        <w:rPr>
+          <w:noProof/>
+        </w:rPr>
+      </w:r>
+      <w:r>
+        <w:pict>
+          <v:rect id="Horizontal Line 10" o:spid="_x0000_s1036" style="width:451.3pt;height:1.1pt;visibility:visible;mso-wrap-style:square;mso-left-percent:-10001;mso-top-percent:-10001;mso-position-horizontal:absolute;mso-position-horizontal-relative:char;mso-position-vertical:absolute;mso-position-vertical-relative:line;mso-left-percent:-10001;mso-top-percent:-10001;v-text-anchor:top" o:gfxdata="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" filled="f">
             <o:lock v:ext="edit" rotation="t" aspectratio="t" verticies="t" text="t" shapetype="t"/>
             <w10:anchorlock/>
           </v:rect>
@@ -10403,7 +10577,7 @@
         <w:pStyle w:val="Heading2"/>
       </w:pPr>
       <w:bookmarkStart w:id="43" w:name="referensi-api"/>
-      <w:bookmarkStart w:id="44" w:name="_Toc239211935"/>
+      <w:bookmarkStart w:id="44" w:name="_Toc239212839"/>
       <w:bookmarkEnd w:id="36"/>
       <w:bookmarkEnd w:id="42"/>
       <w:r>
@@ -11865,7 +12039,10 @@
         <w:t>ok: true</w:t>
       </w:r>
       <w:r>
-        <w:t xml:space="preserve"> untuk email berformat benar — terdaftar maupun belum. Kalau endpoint ini membedakan keduanya, siapa pun bisa memakainya untuk mengecek email mana yang punya akun.</w:t>
+        <w:t xml:space="preserve"> untuk email berformat benar — terdaftar maupun belum. Kalau endpoint ini membedakan keduanya, siapa pun bisa memakainya untuk </w:t>
+      </w:r>
+      <w:r>
+        <w:t>mengecek email mana yang punya akun.</w:t>
       </w:r>
     </w:p>
     <w:p>
@@ -12019,7 +12196,10 @@
         <w:t>400 locked</w:t>
       </w:r>
       <w:r>
-        <w:t xml:space="preserve"> (jatah tebakan habis), </w:t>
+        <w:t xml:space="preserve"> </w:t>
+      </w:r>
+      <w:r>
+        <w:t xml:space="preserve">(jatah tebakan habis), </w:t>
       </w:r>
       <w:r>
         <w:rPr>
@@ -12405,7 +12585,10 @@
         <w:t>validateRoleRequest</w:t>
       </w:r>
       <w:r>
-        <w:t>), sehingga server tidak pernah menerima apa yang layar tolak, maupun sebaliknya.</w:t>
+        <w:t>), sehingga server tidak pernah menerima apa yang layar</w:t>
+      </w:r>
+      <w:r>
+        <w:t xml:space="preserve"> tolak, maupun sebaliknya.</w:t>
       </w:r>
     </w:p>
     <w:p>
@@ -12684,7 +12867,10 @@
         <w:pStyle w:val="BodyText"/>
       </w:pPr>
       <w:r>
-        <w:t>Menghapus lewat Firebase Console hanya menghapus data di Auth dan meninggalkan dokumen Firestore yang menumpuk di daftar pengguna. Route ini sekaligus membersihkan sisa akun yang terlanjur dihapus dari Console.</w:t>
+        <w:t xml:space="preserve">Menghapus lewat Firebase Console hanya menghapus data di Auth dan meninggalkan dokumen Firestore yang menumpuk di daftar pengguna. Route ini sekaligus </w:t>
+      </w:r>
+      <w:r>
+        <w:t>membersihkan sisa akun yang terlanjur dihapus dari Console.</w:t>
       </w:r>
     </w:p>
     <w:p>
@@ -12951,8 +13137,13 @@
     </w:p>
     <w:p>
       <w:r>
-        <w:pict w14:anchorId="2ADFD23A">
-          <v:rect id="Horizontal Line 11" o:spid="_x0000_s1035" alt="" style="width:451.3pt;height:1.1pt;visibility:visible;mso-wrap-style:square;mso-width-percent:0;mso-height-percent:0;mso-left-percent:-10001;mso-top-percent:-10001;mso-position-horizontal:absolute;mso-position-horizontal-relative:char;mso-position-vertical:absolute;mso-position-vertical-relative:line;mso-width-percent:0;mso-height-percent:0;mso-left-percent:-10001;mso-top-percent:-10001;v-text-anchor:top" filled="f">
+        <w:rPr>
+          <w:noProof/>
+        </w:rPr>
+      </w:r>
+      <w:r>
+        <w:pict>
+          <v:rect id="Horizontal Line 11" o:spid="_x0000_s1035" style="width:451.3pt;height:1.1pt;visibility:visible;mso-wrap-style:square;mso-left-percent:-10001;mso-top-percent:-10001;mso-position-horizontal:absolute;mso-position-horizontal-relative:char;mso-position-vertical:absolute;mso-position-vertical-relative:line;mso-left-percent:-10001;mso-top-percent:-10001;v-text-anchor:top" o:gfxdata="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" filled="f">
             <o:lock v:ext="edit" rotation="t" aspectratio="t" verticies="t" text="t" shapetype="t"/>
             <w10:anchorlock/>
           </v:rect>
@@ -12964,7 +13155,7 @@
         <w:pStyle w:val="Heading2"/>
       </w:pPr>
       <w:bookmarkStart w:id="55" w:name="alur-pembayaran-midtrans"/>
-      <w:bookmarkStart w:id="56" w:name="_Toc239211936"/>
+      <w:bookmarkStart w:id="56" w:name="_Toc239212840"/>
       <w:bookmarkEnd w:id="43"/>
       <w:bookmarkEnd w:id="54"/>
       <w:r>
@@ -13343,7 +13534,10 @@
         <w:t>onSnapshot</w:t>
       </w:r>
       <w:r>
-        <w:t xml:space="preserve"> di langkah 8. Pemanggilannya diletakkan di </w:t>
+        <w:t xml:space="preserve"> </w:t>
+      </w:r>
+      <w:r>
+        <w:t xml:space="preserve">di langkah 8. Pemanggilannya diletakkan di </w:t>
       </w:r>
       <w:r>
         <w:rPr>
@@ -13465,7 +13659,10 @@
         <w:t>jumlah-beda</w:t>
       </w:r>
       <w:r>
-        <w:t xml:space="preserve">) sama-sama berarti uang sudah diterima untuk sesuatu yang tidak bisa dipetakan ke tiket. Keduanya tidak boleh diam-diam jadi tiket, dan tidak boleh diam-diam hilang — jadi ditulis ke </w:t>
+        <w:t xml:space="preserve">) sama-sama berarti uang sudah diterima untuk sesuatu </w:t>
+      </w:r>
+      <w:r>
+        <w:t xml:space="preserve">yang tidak bisa dipetakan ke tiket. Keduanya tidak boleh diam-diam jadi tiket, dan tidak boleh diam-diam hilang — jadi ditulis ke </w:t>
       </w:r>
       <w:r>
         <w:rPr>
@@ -13501,79 +13698,44 @@
           <w:b/>
           <w:bCs/>
         </w:rPr>
-        <w:t>Layar “Lunas” ditentukan dokumen booking, bukan callback Snap.</w:t>
-      </w:r>
-      <w:r>
-        <w:t xml:space="preserve"> Callback </w:t>
-      </w:r>
-      <w:r>
-        <w:rPr>
-          <w:rStyle w:val="VerbatimChar"/>
-        </w:rPr>
-        <w:t>onSuccess</w:t>
-      </w:r>
-      <w:r>
-        <w:t xml:space="preserve"> berjalan di browser pembeli dan bisa dipanggil siapa saja dari konsol. Yang menulis </w:t>
-      </w:r>
-      <w:r>
-        <w:rPr>
-          <w:rStyle w:val="VerbatimChar"/>
-        </w:rPr>
-        <w:t>paid</w:t>
-      </w:r>
-      <w:r>
-        <w:t xml:space="preserve"> hanya webhook, jadi di situlah kabarnya ditunggu — lewat </w:t>
-      </w:r>
-      <w:r>
-        <w:rPr>
-          <w:rStyle w:val="VerbatimChar"/>
-        </w:rPr>
-        <w:t>onSnapshot</w:t>
-      </w:r>
-      <w:r>
-        <w:t>, tanpa polling sama sekali.</w:t>
-      </w:r>
-    </w:p>
-    <w:p>
-      <w:pPr>
-        <w:pStyle w:val="BodyText"/>
-      </w:pPr>
+        <w:t xml:space="preserve">Layar “Lunas” </w:t>
+      </w:r>
       <w:r>
         <w:rPr>
           <w:b/>
           <w:bCs/>
         </w:rPr>
-        <w:t>Penahanan kursi 15 menit</w:t>
-      </w:r>
-      <w:r>
-        <w:t xml:space="preserve"> (</w:t>
-      </w:r>
-      <w:r>
-        <w:rPr>
-          <w:rStyle w:val="VerbatimChar"/>
-        </w:rPr>
-        <w:t>HOLD_MENIT</w:t>
-      </w:r>
-      <w:r>
-        <w:t xml:space="preserve">). Selama jendela itu, booking dihitung sebagai pemakai stok meski belum lunas — uang bisa diambil sebelum webhook memberi tahu kita. Kalau pembayaran gagal atau kedaluwarsa, </w:t>
-      </w:r>
-      <w:r>
-        <w:rPr>
-          <w:rStyle w:val="VerbatimChar"/>
-        </w:rPr>
-        <w:t>paymentStatus</w:t>
-      </w:r>
-      <w:r>
-        <w:t xml:space="preserve"> kembali ke </w:t>
-      </w:r>
-      <w:r>
-        <w:rPr>
-          <w:rStyle w:val="VerbatimChar"/>
-        </w:rPr>
-        <w:t>unpaid</w:t>
-      </w:r>
-      <w:r>
-        <w:t xml:space="preserve"> dan penahanannya lepas.</w:t>
+        <w:t>ditentukan dokumen booking, bukan callback Snap.</w:t>
+      </w:r>
+      <w:r>
+        <w:t xml:space="preserve"> Callback </w:t>
+      </w:r>
+      <w:r>
+        <w:rPr>
+          <w:rStyle w:val="VerbatimChar"/>
+        </w:rPr>
+        <w:t>onSuccess</w:t>
+      </w:r>
+      <w:r>
+        <w:t xml:space="preserve"> berjalan di browser pembeli dan bisa dipanggil siapa saja dari konsol. Yang menulis </w:t>
+      </w:r>
+      <w:r>
+        <w:rPr>
+          <w:rStyle w:val="VerbatimChar"/>
+        </w:rPr>
+        <w:t>paid</w:t>
+      </w:r>
+      <w:r>
+        <w:t xml:space="preserve"> hanya webhook, jadi di situlah kabarnya ditunggu — lewat </w:t>
+      </w:r>
+      <w:r>
+        <w:rPr>
+          <w:rStyle w:val="VerbatimChar"/>
+        </w:rPr>
+        <w:t>onSnapshot</w:t>
+      </w:r>
+      <w:r>
+        <w:t>, tanpa polling sama sekali.</w:t>
       </w:r>
     </w:p>
     <w:p>
@@ -13585,6 +13747,51 @@
           <w:b/>
           <w:bCs/>
         </w:rPr>
+        <w:t>Penahanan kursi 15 menit</w:t>
+      </w:r>
+      <w:r>
+        <w:t xml:space="preserve"> (</w:t>
+      </w:r>
+      <w:r>
+        <w:rPr>
+          <w:rStyle w:val="VerbatimChar"/>
+        </w:rPr>
+        <w:t>HOLD_MENIT</w:t>
+      </w:r>
+      <w:r>
+        <w:t xml:space="preserve">). Selama jendela itu, booking dihitung sebagai pemakai stok meski belum lunas — uang bisa diambil sebelum webhook memberi tahu kita. Kalau pembayaran gagal atau kedaluwarsa, </w:t>
+      </w:r>
+      <w:r>
+        <w:rPr>
+          <w:rStyle w:val="VerbatimChar"/>
+        </w:rPr>
+        <w:t>paymentStatus</w:t>
+      </w:r>
+      <w:r>
+        <w:t xml:space="preserve"> kembali ke </w:t>
+      </w:r>
+      <w:r>
+        <w:rPr>
+          <w:rStyle w:val="VerbatimChar"/>
+        </w:rPr>
+        <w:t>unpaid</w:t>
+      </w:r>
+      <w:r>
+        <w:t xml:space="preserve"> </w:t>
+      </w:r>
+      <w:r>
+        <w:t>dan penahanannya lepas.</w:t>
+      </w:r>
+    </w:p>
+    <w:p>
+      <w:pPr>
+        <w:pStyle w:val="BodyText"/>
+      </w:pPr>
+      <w:r>
+        <w:rPr>
+          <w:b/>
+          <w:bCs/>
+        </w:rPr>
         <w:t>Menekan bayar dua kali mengembalikan token yang sama.</w:t>
       </w:r>
       <w:r>
@@ -13665,7 +13872,10 @@
         <w:t>MIDTRANS_NOTIFICATION_URL</w:t>
       </w:r>
       <w:r>
-        <w:t xml:space="preserve"> ke alamat itu.</w:t>
+        <w:t xml:space="preserve"> </w:t>
+      </w:r>
+      <w:r>
+        <w:t>ke alamat itu.</w:t>
       </w:r>
     </w:p>
     <w:p>
@@ -13792,8 +14002,13 @@
     </w:p>
     <w:p>
       <w:r>
-        <w:pict w14:anchorId="6CAC0EED">
-          <v:rect id="Horizontal Line 12" o:spid="_x0000_s1034" alt="" style="width:451.3pt;height:1.1pt;visibility:visible;mso-wrap-style:square;mso-width-percent:0;mso-height-percent:0;mso-left-percent:-10001;mso-top-percent:-10001;mso-position-horizontal:absolute;mso-position-horizontal-relative:char;mso-position-vertical:absolute;mso-position-vertical-relative:line;mso-width-percent:0;mso-height-percent:0;mso-left-percent:-10001;mso-top-percent:-10001;v-text-anchor:top" filled="f">
+        <w:rPr>
+          <w:noProof/>
+        </w:rPr>
+      </w:r>
+      <w:r>
+        <w:pict>
+          <v:rect id="Horizontal Line 12" o:spid="_x0000_s1034" style="width:451.3pt;height:1.1pt;visibility:visible;mso-wrap-style:square;mso-left-percent:-10001;mso-top-percent:-10001;mso-position-horizontal:absolute;mso-position-horizontal-relative:char;mso-position-vertical:absolute;mso-position-vertical-relative:line;mso-left-percent:-10001;mso-top-percent:-10001;v-text-anchor:top" o:gfxdata="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" filled="f">
             <o:lock v:ext="edit" rotation="t" aspectratio="t" verticies="t" text="t" shapetype="t"/>
             <w10:anchorlock/>
           </v:rect>
@@ -13805,7 +14020,7 @@
         <w:pStyle w:val="Heading2"/>
       </w:pPr>
       <w:bookmarkStart w:id="62" w:name="dua-bahasa-i18n"/>
-      <w:bookmarkStart w:id="63" w:name="_Toc239211937"/>
+      <w:bookmarkStart w:id="63" w:name="_Toc239212841"/>
       <w:bookmarkEnd w:id="55"/>
       <w:bookmarkEnd w:id="61"/>
       <w:r>
@@ -14185,8 +14400,13 @@
     </w:p>
     <w:p>
       <w:r>
-        <w:pict w14:anchorId="2D9F40CE">
-          <v:rect id="Horizontal Line 13" o:spid="_x0000_s1033" alt="" style="width:451.3pt;height:1.1pt;visibility:visible;mso-wrap-style:square;mso-width-percent:0;mso-height-percent:0;mso-left-percent:-10001;mso-top-percent:-10001;mso-position-horizontal:absolute;mso-position-horizontal-relative:char;mso-position-vertical:absolute;mso-position-vertical-relative:line;mso-width-percent:0;mso-height-percent:0;mso-left-percent:-10001;mso-top-percent:-10001;v-text-anchor:top" filled="f">
+        <w:rPr>
+          <w:noProof/>
+        </w:rPr>
+      </w:r>
+      <w:r>
+        <w:pict>
+          <v:rect id="Horizontal Line 13" o:spid="_x0000_s1033" style="width:451.3pt;height:1.1pt;visibility:visible;mso-wrap-style:square;mso-left-percent:-10001;mso-top-percent:-10001;mso-position-horizontal:absolute;mso-position-horizontal-relative:char;mso-position-vertical:absolute;mso-position-vertical-relative:line;mso-left-percent:-10001;mso-top-percent:-10001;v-text-anchor:top" o:gfxdata="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" filled="f">
             <o:lock v:ext="edit" rotation="t" aspectratio="t" verticies="t" text="t" shapetype="t"/>
             <w10:anchorlock/>
           </v:rect>
@@ -14198,7 +14418,7 @@
         <w:pStyle w:val="Heading2"/>
       </w:pPr>
       <w:bookmarkStart w:id="64" w:name="tema-dan-token-desain"/>
-      <w:bookmarkStart w:id="65" w:name="_Toc239211938"/>
+      <w:bookmarkStart w:id="65" w:name="_Toc239212842"/>
       <w:bookmarkEnd w:id="62"/>
       <w:r>
         <w:t>13. Tema dan Token Desain</w:t>
@@ -14242,7 +14462,10 @@
         <w:t>tailwind.config.ts</w:t>
       </w:r>
       <w:r>
-        <w:t xml:space="preserve"> — memetakan token itu ke kelas Tailwind (</w:t>
+        <w:t xml:space="preserve"> </w:t>
+      </w:r>
+      <w:r>
+        <w:t>— memetakan token itu ke kelas Tailwind (</w:t>
       </w:r>
       <w:r>
         <w:rPr>
@@ -14366,7 +14589,10 @@
         <w:t>Font:</w:t>
       </w:r>
       <w:r>
-        <w:t xml:space="preserve"> Figtree (sans) dan Cormorant (serif), dimuat lewat </w:t>
+        <w:t xml:space="preserve"> </w:t>
+      </w:r>
+      <w:r>
+        <w:t xml:space="preserve">Figtree (sans) dan Cormorant (serif), dimuat lewat </w:t>
       </w:r>
       <w:r>
         <w:rPr>
@@ -14398,8 +14624,13 @@
     </w:p>
     <w:p>
       <w:r>
-        <w:pict w14:anchorId="0CCFA32D">
-          <v:rect id="Horizontal Line 14" o:spid="_x0000_s1032" alt="" style="width:451.3pt;height:1.1pt;visibility:visible;mso-wrap-style:square;mso-width-percent:0;mso-height-percent:0;mso-left-percent:-10001;mso-top-percent:-10001;mso-position-horizontal:absolute;mso-position-horizontal-relative:char;mso-position-vertical:absolute;mso-position-vertical-relative:line;mso-width-percent:0;mso-height-percent:0;mso-left-percent:-10001;mso-top-percent:-10001;v-text-anchor:top" filled="f">
+        <w:rPr>
+          <w:noProof/>
+        </w:rPr>
+      </w:r>
+      <w:r>
+        <w:pict>
+          <v:rect id="Horizontal Line 14" o:spid="_x0000_s1032" style="width:451.3pt;height:1.1pt;visibility:visible;mso-wrap-style:square;mso-left-percent:-10001;mso-top-percent:-10001;mso-position-horizontal:absolute;mso-position-horizontal-relative:char;mso-position-vertical:absolute;mso-position-vertical-relative:line;mso-left-percent:-10001;mso-top-percent:-10001;v-text-anchor:top" o:gfxdata="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" filled="f">
             <o:lock v:ext="edit" rotation="t" aspectratio="t" verticies="t" text="t" shapetype="t"/>
             <w10:anchorlock/>
           </v:rect>
@@ -14411,7 +14642,7 @@
         <w:pStyle w:val="Heading2"/>
       </w:pPr>
       <w:bookmarkStart w:id="66" w:name="pwa-dan-service-worker"/>
-      <w:bookmarkStart w:id="67" w:name="_Toc239211939"/>
+      <w:bookmarkStart w:id="67" w:name="_Toc239212843"/>
       <w:bookmarkEnd w:id="64"/>
       <w:r>
         <w:t>14. PWA dan Service Worker</w:t>
@@ -14534,7 +14765,10 @@
         <w:t>NODE_ENV === 'production'</w:t>
       </w:r>
       <w:r>
-        <w:t xml:space="preserve">). Di lingkungan pengembangan, shell yang ter-cache akan menutupi hasil edit dan membuat </w:t>
+        <w:t xml:space="preserve">). </w:t>
+      </w:r>
+      <w:r>
+        <w:t xml:space="preserve">Di lingkungan pengembangan, shell yang ter-cache akan menutupi hasil edit dan membuat </w:t>
       </w:r>
       <w:r>
         <w:rPr>
@@ -14549,8 +14783,13 @@
     </w:p>
     <w:p>
       <w:r>
-        <w:pict w14:anchorId="696BE39D">
-          <v:rect id="Horizontal Line 15" o:spid="_x0000_s1031" alt="" style="width:451.3pt;height:1.1pt;visibility:visible;mso-wrap-style:square;mso-width-percent:0;mso-height-percent:0;mso-left-percent:-10001;mso-top-percent:-10001;mso-position-horizontal:absolute;mso-position-horizontal-relative:char;mso-position-vertical:absolute;mso-position-vertical-relative:line;mso-width-percent:0;mso-height-percent:0;mso-left-percent:-10001;mso-top-percent:-10001;v-text-anchor:top" filled="f">
+        <w:rPr>
+          <w:noProof/>
+        </w:rPr>
+      </w:r>
+      <w:r>
+        <w:pict>
+          <v:rect id="Horizontal Line 15" o:spid="_x0000_s1031" style="width:451.3pt;height:1.1pt;visibility:visible;mso-wrap-style:square;mso-left-percent:-10001;mso-top-percent:-10001;mso-position-horizontal:absolute;mso-position-horizontal-relative:char;mso-position-vertical:absolute;mso-position-vertical-relative:line;mso-left-percent:-10001;mso-top-percent:-10001;v-text-anchor:top" o:gfxdata="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" filled="f">
             <o:lock v:ext="edit" rotation="t" aspectratio="t" verticies="t" text="t" shapetype="t"/>
             <w10:anchorlock/>
           </v:rect>
@@ -14562,7 +14801,7 @@
         <w:pStyle w:val="Heading2"/>
       </w:pPr>
       <w:bookmarkStart w:id="68" w:name="server-kamera-dan-deteksi-karang"/>
-      <w:bookmarkStart w:id="69" w:name="_Toc239211940"/>
+      <w:bookmarkStart w:id="69" w:name="_Toc239212844"/>
       <w:bookmarkEnd w:id="66"/>
       <w:r>
         <w:t>15. Server Kamera dan Deteksi Karang</w:t>
@@ -15064,7 +15303,10 @@
         <w:t>hanya berjalan saat kamera sedang ditonton</w:t>
       </w:r>
       <w:r>
-        <w:t>. Model YOLO dimuat per kamera saat penonton pertama datang, dan dilepas kira-kira 30 detik setelah penonton terakhir pergi. Statistik dan riwayat terkumpul selama sesi menonton.</w:t>
+        <w:t xml:space="preserve">. Model YOLO dimuat per kamera saat penonton pertama datang, dan dilepas kira-kira 30 detik setelah </w:t>
+      </w:r>
+      <w:r>
+        <w:t>penonton terakhir pergi. Statistik dan riwayat terkumpul selama sesi menonton.</w:t>
       </w:r>
     </w:p>
     <w:p>
@@ -15343,8 +15585,13 @@
     </w:tbl>
     <w:p>
       <w:r>
-        <w:pict w14:anchorId="40B58A64">
-          <v:rect id="Horizontal Line 16" o:spid="_x0000_s1030" alt="" style="width:451.3pt;height:1.1pt;visibility:visible;mso-wrap-style:square;mso-width-percent:0;mso-height-percent:0;mso-left-percent:-10001;mso-top-percent:-10001;mso-position-horizontal:absolute;mso-position-horizontal-relative:char;mso-position-vertical:absolute;mso-position-vertical-relative:line;mso-width-percent:0;mso-height-percent:0;mso-left-percent:-10001;mso-top-percent:-10001;v-text-anchor:top" filled="f">
+        <w:rPr>
+          <w:noProof/>
+        </w:rPr>
+      </w:r>
+      <w:r>
+        <w:pict>
+          <v:rect id="Horizontal Line 16" o:spid="_x0000_s1030" style="width:451.3pt;height:1.1pt;visibility:visible;mso-wrap-style:square;mso-left-percent:-10001;mso-top-percent:-10001;mso-position-horizontal:absolute;mso-position-horizontal-relative:char;mso-position-vertical:absolute;mso-position-vertical-relative:line;mso-left-percent:-10001;mso-top-percent:-10001;v-text-anchor:top" o:gfxdata="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" filled="f">
             <o:lock v:ext="edit" rotation="t" aspectratio="t" verticies="t" text="t" shapetype="t"/>
             <w10:anchorlock/>
           </v:rect>
@@ -15356,7 +15603,7 @@
         <w:pStyle w:val="Heading2"/>
       </w:pPr>
       <w:bookmarkStart w:id="75" w:name="firmware-stasiun-sensor"/>
-      <w:bookmarkStart w:id="76" w:name="_Toc239211941"/>
+      <w:bookmarkStart w:id="76" w:name="_Toc239212845"/>
       <w:bookmarkEnd w:id="68"/>
       <w:bookmarkEnd w:id="74"/>
       <w:r>
@@ -16333,8 +16580,13 @@
     </w:p>
     <w:p>
       <w:r>
-        <w:pict w14:anchorId="1FFEEE58">
-          <v:rect id="Horizontal Line 17" o:spid="_x0000_s1029" alt="" style="width:451.3pt;height:1.1pt;visibility:visible;mso-wrap-style:square;mso-width-percent:0;mso-height-percent:0;mso-left-percent:-10001;mso-top-percent:-10001;mso-position-horizontal:absolute;mso-position-horizontal-relative:char;mso-position-vertical:absolute;mso-position-vertical-relative:line;mso-width-percent:0;mso-height-percent:0;mso-left-percent:-10001;mso-top-percent:-10001;v-text-anchor:top" filled="f">
+        <w:rPr>
+          <w:noProof/>
+        </w:rPr>
+      </w:r>
+      <w:r>
+        <w:pict>
+          <v:rect id="Horizontal Line 17" o:spid="_x0000_s1029" style="width:451.3pt;height:1.1pt;visibility:visible;mso-wrap-style:square;mso-left-percent:-10001;mso-top-percent:-10001;mso-position-horizontal:absolute;mso-position-horizontal-relative:char;mso-position-vertical:absolute;mso-position-vertical-relative:line;mso-left-percent:-10001;mso-top-percent:-10001;v-text-anchor:top" o:gfxdata="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" filled="f">
             <o:lock v:ext="edit" rotation="t" aspectratio="t" verticies="t" text="t" shapetype="t"/>
             <w10:anchorlock/>
           </v:rect>
@@ -16346,7 +16598,7 @@
         <w:pStyle w:val="Heading2"/>
       </w:pPr>
       <w:bookmarkStart w:id="83" w:name="penerapan-deployment"/>
-      <w:bookmarkStart w:id="84" w:name="_Toc239211942"/>
+      <w:bookmarkStart w:id="84" w:name="_Toc239212846"/>
       <w:bookmarkEnd w:id="75"/>
       <w:bookmarkEnd w:id="82"/>
       <w:r>
@@ -16487,7 +16739,10 @@
         <w:t>.vercelignore</w:t>
       </w:r>
       <w:r>
-        <w:t xml:space="preserve">. Deploy lewat integrasi Git memakai isi repositori sehingga </w:t>
+        <w:t xml:space="preserve">. Deploy </w:t>
+      </w:r>
+      <w:r>
+        <w:t xml:space="preserve">lewat integrasi Git memakai isi repositori sehingga </w:t>
       </w:r>
       <w:r>
         <w:rPr>
@@ -16918,8 +17173,13 @@
     </w:p>
     <w:p>
       <w:r>
-        <w:pict w14:anchorId="1C9BF88E">
-          <v:rect id="Horizontal Line 18" o:spid="_x0000_s1028" alt="" style="width:451.3pt;height:1.1pt;visibility:visible;mso-wrap-style:square;mso-width-percent:0;mso-height-percent:0;mso-left-percent:-10001;mso-top-percent:-10001;mso-position-horizontal:absolute;mso-position-horizontal-relative:char;mso-position-vertical:absolute;mso-position-vertical-relative:line;mso-width-percent:0;mso-height-percent:0;mso-left-percent:-10001;mso-top-percent:-10001;v-text-anchor:top" filled="f">
+        <w:rPr>
+          <w:noProof/>
+        </w:rPr>
+      </w:r>
+      <w:r>
+        <w:pict>
+          <v:rect id="Horizontal Line 18" o:spid="_x0000_s1028" style="width:451.3pt;height:1.1pt;visibility:visible;mso-wrap-style:square;mso-left-percent:-10001;mso-top-percent:-10001;mso-position-horizontal:absolute;mso-position-horizontal-relative:char;mso-position-vertical:absolute;mso-position-vertical-relative:line;mso-left-percent:-10001;mso-top-percent:-10001;v-text-anchor:top" o:gfxdata="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" filled="f">
             <o:lock v:ext="edit" rotation="t" aspectratio="t" verticies="t" text="t" shapetype="t"/>
             <w10:anchorlock/>
           </v:rect>
@@ -16931,7 +17191,7 @@
         <w:pStyle w:val="Heading2"/>
       </w:pPr>
       <w:bookmarkStart w:id="90" w:name="pengujian"/>
-      <w:bookmarkStart w:id="91" w:name="_Toc239211943"/>
+      <w:bookmarkStart w:id="91" w:name="_Toc239212847"/>
       <w:bookmarkEnd w:id="83"/>
       <w:bookmarkEnd w:id="89"/>
       <w:r>
@@ -17475,7 +17735,10 @@
         <w:t>.</w:t>
       </w:r>
       <w:r>
-        <w:t xml:space="preserve"> ESM Node menuntut akhiran yang eksplisit, sedangkan bundler Next.js menerima bentuk tanpa akhiran. Modul yang punya berkas uji dan meng-</w:t>
+        <w:t xml:space="preserve"> ESM Node menuntut akhiran yang eksplisit, sedangkan bundler Next.js menerima bentuk tanpa akhiran. </w:t>
+      </w:r>
+      <w:r>
+        <w:t>Modul yang punya berkas uji dan meng-</w:t>
       </w:r>
       <w:r>
         <w:rPr>
@@ -17612,7 +17875,10 @@
         <w:t>sebagai pengguna asli</w:t>
       </w:r>
       <w:r>
-        <w:t xml:space="preserve">, lewat Web SDK dan ID token sungguhan — bukan lewat Admin SDK yang melewati semua pemeriksaan. Keduanya membaca </w:t>
+        <w:t xml:space="preserve">, lewat Web </w:t>
+      </w:r>
+      <w:r>
+        <w:t xml:space="preserve">SDK dan ID token sungguhan — bukan lewat Admin SDK yang melewati semua pemeriksaan. Keduanya membaca </w:t>
       </w:r>
       <w:r>
         <w:rPr>
@@ -17745,7 +18011,10 @@
         <w:t>bookings.probe.mjs</w:t>
       </w:r>
       <w:r>
-        <w:t xml:space="preserve"> membuktikan bahwa harga tidak bisa dikarang klien, status dan pembayaran tidak bisa ditulis sendiri, satu QR hanya bisa dipakai sekali, dan tiket yang belum dibayar ditolak di gerbang check-in.</w:t>
+        <w:t xml:space="preserve"> </w:t>
+      </w:r>
+      <w:r>
+        <w:t>membuktikan bahwa harga tidak bisa dikarang klien, status dan pembayaran tidak bisa ditulis sendiri, satu QR hanya bisa dipakai sekali, dan tiket yang belum dibayar ditolak di gerbang check-in.</w:t>
       </w:r>
     </w:p>
     <w:p>
@@ -17786,7 +18055,10 @@
         <w:t>destinasi/</w:t>
       </w:r>
       <w:r>
-        <w:t>, penelusuran isi bucket, dan penghapusan dari klien. Karena aturannya butuh waktu menyebar, skrip ini berjalan dua putaran berjarak; hasil yang sama dua kali baru bisa dipercaya.</w:t>
+        <w:t xml:space="preserve">, penelusuran isi bucket, dan penghapusan dari klien. </w:t>
+      </w:r>
+      <w:r>
+        <w:t>Karena aturannya butuh waktu menyebar, skrip ini berjalan dua putaran berjarak; hasil yang sama dua kali baru bisa dipercaya.</w:t>
       </w:r>
     </w:p>
     <w:p>
@@ -17924,8 +18196,13 @@
     </w:p>
     <w:p>
       <w:r>
-        <w:pict w14:anchorId="354478B7">
-          <v:rect id="Horizontal Line 19" o:spid="_x0000_s1027" alt="" style="width:451.3pt;height:1.1pt;visibility:visible;mso-wrap-style:square;mso-width-percent:0;mso-height-percent:0;mso-left-percent:-10001;mso-top-percent:-10001;mso-position-horizontal:absolute;mso-position-horizontal-relative:char;mso-position-vertical:absolute;mso-position-vertical-relative:line;mso-width-percent:0;mso-height-percent:0;mso-left-percent:-10001;mso-top-percent:-10001;v-text-anchor:top" filled="f">
+        <w:rPr>
+          <w:noProof/>
+        </w:rPr>
+      </w:r>
+      <w:r>
+        <w:pict>
+          <v:rect id="Horizontal Line 19" o:spid="_x0000_s1027" style="width:451.3pt;height:1.1pt;visibility:visible;mso-wrap-style:square;mso-left-percent:-10001;mso-top-percent:-10001;mso-position-horizontal:absolute;mso-position-horizontal-relative:char;mso-position-vertical:absolute;mso-position-vertical-relative:line;mso-left-percent:-10001;mso-top-percent:-10001;v-text-anchor:top" o:gfxdata="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" filled="f">
             <o:lock v:ext="edit" rotation="t" aspectratio="t" verticies="t" text="t" shapetype="t"/>
             <w10:anchorlock/>
           </v:rect>
@@ -17937,7 +18214,7 @@
         <w:pStyle w:val="Heading2"/>
       </w:pPr>
       <w:bookmarkStart w:id="96" w:name="pemeliharaan-dan-pemecahan-masalah"/>
-      <w:bookmarkStart w:id="97" w:name="_Toc239211944"/>
+      <w:bookmarkStart w:id="97" w:name="_Toc239212848"/>
       <w:bookmarkEnd w:id="90"/>
       <w:bookmarkEnd w:id="95"/>
       <w:r>
@@ -18351,7 +18628,10 @@
         <w:t>stationId</w:t>
       </w:r>
       <w:r>
-        <w:t xml:space="preserve"> di dokumen destinasi </w:t>
+        <w:t xml:space="preserve"> </w:t>
+      </w:r>
+      <w:r>
+        <w:t xml:space="preserve">di dokumen destinasi </w:t>
       </w:r>
       <w:r>
         <w:rPr>
@@ -18461,7 +18741,10 @@
         <w:t>try/catch</w:t>
       </w:r>
       <w:r>
-        <w:t xml:space="preserve"> sinkron. Jangan menyederhanakannya kembali menjadi rantai promise.</w:t>
+        <w:t xml:space="preserve"> </w:t>
+      </w:r>
+      <w:r>
+        <w:t>sinkron. Jangan menyederhanakannya kembali menjadi rantai promise.</w:t>
       </w:r>
     </w:p>
     <w:p>
@@ -18614,7 +18897,10 @@
         <w:t>storage.rules</w:t>
       </w:r>
       <w:r>
-        <w:t xml:space="preserve"> gagal untuk </w:t>
+        <w:t xml:space="preserve"> </w:t>
+      </w:r>
+      <w:r>
+        <w:t xml:space="preserve">gagal untuk </w:t>
       </w:r>
       <w:r>
         <w:rPr>
@@ -18745,7 +19031,10 @@
         <w:t>Yes</w:t>
       </w:r>
       <w:r>
-        <w:t xml:space="preserve">. Kalau pertanyaannya tidak muncul, berikan manual lewat Google Cloud Console › IAM: centang </w:t>
+        <w:t xml:space="preserve">. Kalau </w:t>
+      </w:r>
+      <w:r>
+        <w:t xml:space="preserve">pertanyaannya tidak muncul, berikan manual lewat Google Cloud Console › IAM: centang </w:t>
       </w:r>
       <w:r>
         <w:rPr>
@@ -19051,8 +19340,13 @@
     </w:tbl>
     <w:p>
       <w:r>
-        <w:pict w14:anchorId="70172E7A">
-          <v:rect id="Horizontal Line 20" o:spid="_x0000_s1026" alt="" style="width:451.3pt;height:1.1pt;visibility:visible;mso-wrap-style:square;mso-width-percent:0;mso-height-percent:0;mso-left-percent:-10001;mso-top-percent:-10001;mso-position-horizontal:absolute;mso-position-horizontal-relative:char;mso-position-vertical:absolute;mso-position-vertical-relative:line;mso-width-percent:0;mso-height-percent:0;mso-left-percent:-10001;mso-top-percent:-10001;v-text-anchor:top" filled="f">
+        <w:rPr>
+          <w:noProof/>
+        </w:rPr>
+      </w:r>
+      <w:r>
+        <w:pict>
+          <v:rect id="Horizontal Line 20" o:spid="_x0000_s1026" style="width:451.3pt;height:1.1pt;visibility:visible;mso-wrap-style:square;mso-left-percent:-10001;mso-top-percent:-10001;mso-position-horizontal:absolute;mso-position-horizontal-relative:char;mso-position-vertical:absolute;mso-position-vertical-relative:line;mso-left-percent:-10001;mso-top-percent:-10001;v-text-anchor:top" o:gfxdata="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" filled="f">
             <o:lock v:ext="edit" rotation="t" aspectratio="t" verticies="t" text="t" shapetype="t"/>
             <w10:anchorlock/>
           </v:rect>
@@ -19064,7 +19358,7 @@
         <w:pStyle w:val="Heading2"/>
       </w:pPr>
       <w:bookmarkStart w:id="106" w:name="dokumen-terkait"/>
-      <w:bookmarkStart w:id="107" w:name="_Toc239211945"/>
+      <w:bookmarkStart w:id="107" w:name="_Toc239212849"/>
       <w:bookmarkEnd w:id="96"/>
       <w:bookmarkEnd w:id="105"/>
       <w:r>
@@ -19744,22 +20038,22 @@
       </w:pPr>
     </w:lvl>
   </w:abstractNum>
-  <w:num w:numId="1" w16cid:durableId="97138765">
+  <w:num w:numId="1" w16cid:durableId="1720088409">
     <w:abstractNumId w:val="0"/>
   </w:num>
-  <w:num w:numId="2" w16cid:durableId="27071685">
+  <w:num w:numId="2" w16cid:durableId="1269972978">
     <w:abstractNumId w:val="1"/>
   </w:num>
-  <w:num w:numId="3" w16cid:durableId="1803690256">
+  <w:num w:numId="3" w16cid:durableId="1536504341">
     <w:abstractNumId w:val="1"/>
   </w:num>
-  <w:num w:numId="4" w16cid:durableId="164978453">
+  <w:num w:numId="4" w16cid:durableId="1572304152">
     <w:abstractNumId w:val="1"/>
   </w:num>
-  <w:num w:numId="5" w16cid:durableId="909847363">
+  <w:num w:numId="5" w16cid:durableId="175465437">
     <w:abstractNumId w:val="1"/>
   </w:num>
-  <w:num w:numId="6" w16cid:durableId="274681891">
+  <w:num w:numId="6" w16cid:durableId="1368064300">
     <w:abstractNumId w:val="3"/>
     <w:lvlOverride w:ilvl="0">
       <w:startOverride w:val="1"/>
@@ -19789,19 +20083,19 @@
       <w:startOverride w:val="1"/>
     </w:lvlOverride>
   </w:num>
-  <w:num w:numId="7" w16cid:durableId="743837602">
+  <w:num w:numId="7" w16cid:durableId="5988143">
     <w:abstractNumId w:val="1"/>
   </w:num>
-  <w:num w:numId="8" w16cid:durableId="135073531">
+  <w:num w:numId="8" w16cid:durableId="525217283">
     <w:abstractNumId w:val="1"/>
   </w:num>
-  <w:num w:numId="9" w16cid:durableId="976111405">
+  <w:num w:numId="9" w16cid:durableId="1581207406">
     <w:abstractNumId w:val="1"/>
   </w:num>
-  <w:num w:numId="10" w16cid:durableId="102723728">
+  <w:num w:numId="10" w16cid:durableId="160316465">
     <w:abstractNumId w:val="1"/>
   </w:num>
-  <w:num w:numId="11" w16cid:durableId="11882342">
+  <w:num w:numId="11" w16cid:durableId="591427018">
     <w:abstractNumId w:val="3"/>
     <w:lvlOverride w:ilvl="0">
       <w:startOverride w:val="1"/>
@@ -19831,7 +20125,7 @@
       <w:startOverride w:val="1"/>
     </w:lvlOverride>
   </w:num>
-  <w:num w:numId="12" w16cid:durableId="347416196">
+  <w:num w:numId="12" w16cid:durableId="1378317542">
     <w:abstractNumId w:val="3"/>
     <w:lvlOverride w:ilvl="0">
       <w:startOverride w:val="1"/>
@@ -19861,13 +20155,13 @@
       <w:startOverride w:val="1"/>
     </w:lvlOverride>
   </w:num>
-  <w:num w:numId="13" w16cid:durableId="1089733876">
+  <w:num w:numId="13" w16cid:durableId="491720200">
     <w:abstractNumId w:val="1"/>
   </w:num>
-  <w:num w:numId="14" w16cid:durableId="89088867">
+  <w:num w:numId="14" w16cid:durableId="715548578">
     <w:abstractNumId w:val="1"/>
   </w:num>
-  <w:num w:numId="15" w16cid:durableId="1074670443">
+  <w:num w:numId="15" w16cid:durableId="159001945">
     <w:abstractNumId w:val="3"/>
     <w:lvlOverride w:ilvl="0">
       <w:startOverride w:val="1"/>
@@ -19897,7 +20191,7 @@
       <w:startOverride w:val="1"/>
     </w:lvlOverride>
   </w:num>
-  <w:num w:numId="16" w16cid:durableId="1517503460">
+  <w:num w:numId="16" w16cid:durableId="912357609">
     <w:abstractNumId w:val="3"/>
     <w:lvlOverride w:ilvl="0">
       <w:startOverride w:val="1"/>
@@ -19927,7 +20221,7 @@
       <w:startOverride w:val="1"/>
     </w:lvlOverride>
   </w:num>
-  <w:num w:numId="17" w16cid:durableId="323515175">
+  <w:num w:numId="17" w16cid:durableId="904877426">
     <w:abstractNumId w:val="3"/>
     <w:lvlOverride w:ilvl="0">
       <w:startOverride w:val="1"/>
@@ -19957,25 +20251,25 @@
       <w:startOverride w:val="1"/>
     </w:lvlOverride>
   </w:num>
-  <w:num w:numId="18" w16cid:durableId="1478106565">
+  <w:num w:numId="18" w16cid:durableId="259802480">
     <w:abstractNumId w:val="2"/>
   </w:num>
-  <w:num w:numId="19" w16cid:durableId="1902131465">
+  <w:num w:numId="19" w16cid:durableId="557397422">
     <w:abstractNumId w:val="2"/>
   </w:num>
-  <w:num w:numId="20" w16cid:durableId="473259416">
+  <w:num w:numId="20" w16cid:durableId="875234063">
     <w:abstractNumId w:val="2"/>
   </w:num>
-  <w:num w:numId="21" w16cid:durableId="1042630185">
+  <w:num w:numId="21" w16cid:durableId="1053506893">
     <w:abstractNumId w:val="2"/>
   </w:num>
-  <w:num w:numId="22" w16cid:durableId="1316955273">
+  <w:num w:numId="22" w16cid:durableId="1047992037">
     <w:abstractNumId w:val="2"/>
   </w:num>
-  <w:num w:numId="23" w16cid:durableId="550921454">
+  <w:num w:numId="23" w16cid:durableId="1606116307">
     <w:abstractNumId w:val="2"/>
   </w:num>
-  <w:num w:numId="24" w16cid:durableId="2068256587">
+  <w:num w:numId="24" w16cid:durableId="1948582039">
     <w:abstractNumId w:val="3"/>
     <w:lvlOverride w:ilvl="0">
       <w:startOverride w:val="1"/>
@@ -20005,7 +20299,7 @@
       <w:startOverride w:val="1"/>
     </w:lvlOverride>
   </w:num>
-  <w:num w:numId="25" w16cid:durableId="1488008934">
+  <w:num w:numId="25" w16cid:durableId="222563780">
     <w:abstractNumId w:val="3"/>
     <w:lvlOverride w:ilvl="0">
       <w:startOverride w:val="1"/>
@@ -20035,7 +20329,7 @@
       <w:startOverride w:val="1"/>
     </w:lvlOverride>
   </w:num>
-  <w:num w:numId="26" w16cid:durableId="1169057049">
+  <w:num w:numId="26" w16cid:durableId="1546287494">
     <w:abstractNumId w:val="3"/>
     <w:lvlOverride w:ilvl="0">
       <w:startOverride w:val="1"/>
@@ -20065,7 +20359,7 @@
       <w:startOverride w:val="1"/>
     </w:lvlOverride>
   </w:num>
-  <w:num w:numId="27" w16cid:durableId="1878857358">
+  <w:num w:numId="27" w16cid:durableId="567762488">
     <w:abstractNumId w:val="3"/>
     <w:lvlOverride w:ilvl="0">
       <w:startOverride w:val="1"/>
@@ -20095,7 +20389,7 @@
       <w:startOverride w:val="1"/>
     </w:lvlOverride>
   </w:num>
-  <w:num w:numId="28" w16cid:durableId="1785614343">
+  <w:num w:numId="28" w16cid:durableId="1171066572">
     <w:abstractNumId w:val="3"/>
     <w:lvlOverride w:ilvl="0">
       <w:startOverride w:val="1"/>
@@ -20125,7 +20419,7 @@
       <w:startOverride w:val="1"/>
     </w:lvlOverride>
   </w:num>
-  <w:num w:numId="29" w16cid:durableId="991449738">
+  <w:num w:numId="29" w16cid:durableId="1588072034">
     <w:abstractNumId w:val="3"/>
     <w:lvlOverride w:ilvl="0">
       <w:startOverride w:val="1"/>

--- a/docs/Manual-Teknis-Nusa.docx
+++ b/docs/Manual-Teknis-Nusa.docx
@@ -17882,7 +17882,34 @@
         </w:numPr>
       </w:pPr>
       <w:r>
-        <w:t xml:space="preserve">Buat satu booking uji dan bayar dengan nominal kecil.</w:t>
+        <w:t xml:space="preserve">Buat satu booking uji dan selesaikan pembayarannya. Selama</w:t>
+      </w:r>
+      <w:r>
+        <w:t xml:space="preserve"> </w:t>
+      </w:r>
+      <w:r>
+        <w:rPr>
+          <w:rStyle w:val="VerbatimChar"/>
+        </w:rPr>
+        <w:t xml:space="preserve">MIDTRANS_IS_PRODUCTION</w:t>
+      </w:r>
+      <w:r>
+        <w:t xml:space="preserve"> </w:t>
+      </w:r>
+      <w:r>
+        <w:t xml:space="preserve">belum dinyalakan, transaksinya memakai Sandbox</w:t>
+      </w:r>
+      <w:r>
+        <w:t xml:space="preserve"> </w:t>
+      </w:r>
+      <w:r>
+        <w:t xml:space="preserve">dan tidak memindahkan uang; setelah beralih ke produksi, ulangi dengan</w:t>
+      </w:r>
+      <w:r>
+        <w:t xml:space="preserve"> </w:t>
+      </w:r>
+      <w:r>
+        <w:t xml:space="preserve">nominal kecil sungguhan.</w:t>
       </w:r>
     </w:p>
     <w:p>
@@ -19997,13 +20024,13 @@
       </w:r>
     </w:p>
     <w:bookmarkEnd w:id="992"/>
-    <w:bookmarkStart w:id="993" w:name="sensor-menampilkan--atau-tidak-live"/>
+    <w:bookmarkStart w:id="993" w:name="Xbc2d8ec0820bc45f28e1abd4c11c8326c3a15a9"/>
     <w:p>
       <w:pPr>
         <w:pStyle w:val="Heading3"/>
       </w:pPr>
       <w:r>
-        <w:t xml:space="preserve">Sensor menampilkan "—" atau "tidak live"</w:t>
+        <w:t xml:space="preserve">Sensor menampilkan "--" atau berlabel "Offline"</w:t>
       </w:r>
     </w:p>
     <w:p>

--- a/docs/Manual-Teknis-Nusa.docx
+++ b/docs/Manual-Teknis-Nusa.docx
@@ -10,7 +10,7 @@
           <w:sz w:val="24"/>
           <w:szCs w:val="24"/>
         </w:rPr>
-        <w:id w:val="174013061"/>
+        <w:id w:val="-1501800840"/>
         <w:docPartObj>
           <w:docPartGallery w:val="Table of Contents"/>
           <w:docPartUnique/>
@@ -49,7 +49,7 @@
           <w:r>
             <w:fldChar w:fldCharType="separate"/>
           </w:r>
-          <w:hyperlink w:anchor="_Toc239342171" w:history="1">
+          <w:hyperlink w:anchor="_Toc239344065" w:history="1">
             <w:r>
               <w:rPr>
                 <w:rStyle w:val="Hyperlink"/>
@@ -76,7 +76,7 @@
                 <w:noProof/>
                 <w:webHidden/>
               </w:rPr>
-              <w:instrText xml:space="preserve"> PAGEREF _Toc239342171 \h </w:instrText>
+              <w:instrText xml:space="preserve"> PAGEREF _Toc239344065 \h </w:instrText>
             </w:r>
             <w:r>
               <w:rPr>
@@ -121,7 +121,7 @@
               <w14:ligatures w14:val="standardContextual"/>
             </w:rPr>
           </w:pPr>
-          <w:hyperlink w:anchor="_Toc239342172" w:history="1">
+          <w:hyperlink w:anchor="_Toc239344066" w:history="1">
             <w:r>
               <w:rPr>
                 <w:rStyle w:val="Hyperlink"/>
@@ -148,7 +148,7 @@
                 <w:noProof/>
                 <w:webHidden/>
               </w:rPr>
-              <w:instrText xml:space="preserve"> PAGEREF _Toc239342172 \h </w:instrText>
+              <w:instrText xml:space="preserve"> PAGEREF _Toc239344066 \h </w:instrText>
             </w:r>
             <w:r>
               <w:rPr>
@@ -193,7 +193,7 @@
               <w14:ligatures w14:val="standardContextual"/>
             </w:rPr>
           </w:pPr>
-          <w:hyperlink w:anchor="_Toc239342173" w:history="1">
+          <w:hyperlink w:anchor="_Toc239344067" w:history="1">
             <w:r>
               <w:rPr>
                 <w:rStyle w:val="Hyperlink"/>
@@ -220,7 +220,7 @@
                 <w:noProof/>
                 <w:webHidden/>
               </w:rPr>
-              <w:instrText xml:space="preserve"> PAGEREF _Toc239342173 \h </w:instrText>
+              <w:instrText xml:space="preserve"> PAGEREF _Toc239344067 \h </w:instrText>
             </w:r>
             <w:r>
               <w:rPr>
@@ -265,7 +265,7 @@
               <w14:ligatures w14:val="standardContextual"/>
             </w:rPr>
           </w:pPr>
-          <w:hyperlink w:anchor="_Toc239342174" w:history="1">
+          <w:hyperlink w:anchor="_Toc239344068" w:history="1">
             <w:r>
               <w:rPr>
                 <w:rStyle w:val="Hyperlink"/>
@@ -292,7 +292,7 @@
                 <w:noProof/>
                 <w:webHidden/>
               </w:rPr>
-              <w:instrText xml:space="preserve"> PAGEREF _Toc239342174 \h </w:instrText>
+              <w:instrText xml:space="preserve"> PAGEREF _Toc239344068 \h </w:instrText>
             </w:r>
             <w:r>
               <w:rPr>
@@ -337,7 +337,7 @@
               <w14:ligatures w14:val="standardContextual"/>
             </w:rPr>
           </w:pPr>
-          <w:hyperlink w:anchor="_Toc239342175" w:history="1">
+          <w:hyperlink w:anchor="_Toc239344069" w:history="1">
             <w:r>
               <w:rPr>
                 <w:rStyle w:val="Hyperlink"/>
@@ -364,7 +364,7 @@
                 <w:noProof/>
                 <w:webHidden/>
               </w:rPr>
-              <w:instrText xml:space="preserve"> PAGEREF _Toc239342175 \h </w:instrText>
+              <w:instrText xml:space="preserve"> PAGEREF _Toc239344069 \h </w:instrText>
             </w:r>
             <w:r>
               <w:rPr>
@@ -409,7 +409,7 @@
               <w14:ligatures w14:val="standardContextual"/>
             </w:rPr>
           </w:pPr>
-          <w:hyperlink w:anchor="_Toc239342176" w:history="1">
+          <w:hyperlink w:anchor="_Toc239344070" w:history="1">
             <w:r>
               <w:rPr>
                 <w:rStyle w:val="Hyperlink"/>
@@ -436,7 +436,7 @@
                 <w:noProof/>
                 <w:webHidden/>
               </w:rPr>
-              <w:instrText xml:space="preserve"> PAGEREF _Toc239342176 \h </w:instrText>
+              <w:instrText xml:space="preserve"> PAGEREF _Toc239344070 \h </w:instrText>
             </w:r>
             <w:r>
               <w:rPr>
@@ -481,7 +481,7 @@
               <w14:ligatures w14:val="standardContextual"/>
             </w:rPr>
           </w:pPr>
-          <w:hyperlink w:anchor="_Toc239342177" w:history="1">
+          <w:hyperlink w:anchor="_Toc239344071" w:history="1">
             <w:r>
               <w:rPr>
                 <w:rStyle w:val="Hyperlink"/>
@@ -508,7 +508,7 @@
                 <w:noProof/>
                 <w:webHidden/>
               </w:rPr>
-              <w:instrText xml:space="preserve"> PAGEREF _Toc239342177 \h </w:instrText>
+              <w:instrText xml:space="preserve"> PAGEREF _Toc239344071 \h </w:instrText>
             </w:r>
             <w:r>
               <w:rPr>
@@ -553,7 +553,7 @@
               <w14:ligatures w14:val="standardContextual"/>
             </w:rPr>
           </w:pPr>
-          <w:hyperlink w:anchor="_Toc239342178" w:history="1">
+          <w:hyperlink w:anchor="_Toc239344072" w:history="1">
             <w:r>
               <w:rPr>
                 <w:rStyle w:val="Hyperlink"/>
@@ -580,7 +580,7 @@
                 <w:noProof/>
                 <w:webHidden/>
               </w:rPr>
-              <w:instrText xml:space="preserve"> PAGEREF _Toc239342178 \h </w:instrText>
+              <w:instrText xml:space="preserve"> PAGEREF _Toc239344072 \h </w:instrText>
             </w:r>
             <w:r>
               <w:rPr>
@@ -625,7 +625,7 @@
               <w14:ligatures w14:val="standardContextual"/>
             </w:rPr>
           </w:pPr>
-          <w:hyperlink w:anchor="_Toc239342179" w:history="1">
+          <w:hyperlink w:anchor="_Toc239344073" w:history="1">
             <w:r>
               <w:rPr>
                 <w:rStyle w:val="Hyperlink"/>
@@ -652,7 +652,7 @@
                 <w:noProof/>
                 <w:webHidden/>
               </w:rPr>
-              <w:instrText xml:space="preserve"> PAGEREF _Toc239342179 \h </w:instrText>
+              <w:instrText xml:space="preserve"> PAGEREF _Toc239344073 \h </w:instrText>
             </w:r>
             <w:r>
               <w:rPr>
@@ -697,7 +697,7 @@
               <w14:ligatures w14:val="standardContextual"/>
             </w:rPr>
           </w:pPr>
-          <w:hyperlink w:anchor="_Toc239342180" w:history="1">
+          <w:hyperlink w:anchor="_Toc239344074" w:history="1">
             <w:r>
               <w:rPr>
                 <w:rStyle w:val="Hyperlink"/>
@@ -724,7 +724,7 @@
                 <w:noProof/>
                 <w:webHidden/>
               </w:rPr>
-              <w:instrText xml:space="preserve"> PAGEREF _Toc239342180 \h </w:instrText>
+              <w:instrText xml:space="preserve"> PAGEREF _Toc239344074 \h </w:instrText>
             </w:r>
             <w:r>
               <w:rPr>
@@ -769,7 +769,7 @@
               <w14:ligatures w14:val="standardContextual"/>
             </w:rPr>
           </w:pPr>
-          <w:hyperlink w:anchor="_Toc239342181" w:history="1">
+          <w:hyperlink w:anchor="_Toc239344075" w:history="1">
             <w:r>
               <w:rPr>
                 <w:rStyle w:val="Hyperlink"/>
@@ -796,7 +796,7 @@
                 <w:noProof/>
                 <w:webHidden/>
               </w:rPr>
-              <w:instrText xml:space="preserve"> PAGEREF _Toc239342181 \h </w:instrText>
+              <w:instrText xml:space="preserve"> PAGEREF _Toc239344075 \h </w:instrText>
             </w:r>
             <w:r>
               <w:rPr>
@@ -841,7 +841,7 @@
               <w14:ligatures w14:val="standardContextual"/>
             </w:rPr>
           </w:pPr>
-          <w:hyperlink w:anchor="_Toc239342182" w:history="1">
+          <w:hyperlink w:anchor="_Toc239344076" w:history="1">
             <w:r>
               <w:rPr>
                 <w:rStyle w:val="Hyperlink"/>
@@ -868,7 +868,7 @@
                 <w:noProof/>
                 <w:webHidden/>
               </w:rPr>
-              <w:instrText xml:space="preserve"> PAGEREF _Toc239342182 \h </w:instrText>
+              <w:instrText xml:space="preserve"> PAGEREF _Toc239344076 \h </w:instrText>
             </w:r>
             <w:r>
               <w:rPr>
@@ -913,7 +913,7 @@
               <w14:ligatures w14:val="standardContextual"/>
             </w:rPr>
           </w:pPr>
-          <w:hyperlink w:anchor="_Toc239342183" w:history="1">
+          <w:hyperlink w:anchor="_Toc239344077" w:history="1">
             <w:r>
               <w:rPr>
                 <w:rStyle w:val="Hyperlink"/>
@@ -940,7 +940,7 @@
                 <w:noProof/>
                 <w:webHidden/>
               </w:rPr>
-              <w:instrText xml:space="preserve"> PAGEREF _Toc239342183 \h </w:instrText>
+              <w:instrText xml:space="preserve"> PAGEREF _Toc239344077 \h </w:instrText>
             </w:r>
             <w:r>
               <w:rPr>
@@ -985,7 +985,7 @@
               <w14:ligatures w14:val="standardContextual"/>
             </w:rPr>
           </w:pPr>
-          <w:hyperlink w:anchor="_Toc239342184" w:history="1">
+          <w:hyperlink w:anchor="_Toc239344078" w:history="1">
             <w:r>
               <w:rPr>
                 <w:rStyle w:val="Hyperlink"/>
@@ -1012,7 +1012,7 @@
                 <w:noProof/>
                 <w:webHidden/>
               </w:rPr>
-              <w:instrText xml:space="preserve"> PAGEREF _Toc239342184 \h </w:instrText>
+              <w:instrText xml:space="preserve"> PAGEREF _Toc239344078 \h </w:instrText>
             </w:r>
             <w:r>
               <w:rPr>
@@ -1057,7 +1057,7 @@
               <w14:ligatures w14:val="standardContextual"/>
             </w:rPr>
           </w:pPr>
-          <w:hyperlink w:anchor="_Toc239342185" w:history="1">
+          <w:hyperlink w:anchor="_Toc239344079" w:history="1">
             <w:r>
               <w:rPr>
                 <w:rStyle w:val="Hyperlink"/>
@@ -1084,7 +1084,7 @@
                 <w:noProof/>
                 <w:webHidden/>
               </w:rPr>
-              <w:instrText xml:space="preserve"> PAGEREF _Toc239342185 \h </w:instrText>
+              <w:instrText xml:space="preserve"> PAGEREF _Toc239344079 \h </w:instrText>
             </w:r>
             <w:r>
               <w:rPr>
@@ -1129,7 +1129,7 @@
               <w14:ligatures w14:val="standardContextual"/>
             </w:rPr>
           </w:pPr>
-          <w:hyperlink w:anchor="_Toc239342186" w:history="1">
+          <w:hyperlink w:anchor="_Toc239344080" w:history="1">
             <w:r>
               <w:rPr>
                 <w:rStyle w:val="Hyperlink"/>
@@ -1156,7 +1156,7 @@
                 <w:noProof/>
                 <w:webHidden/>
               </w:rPr>
-              <w:instrText xml:space="preserve"> PAGEREF _Toc239342186 \h </w:instrText>
+              <w:instrText xml:space="preserve"> PAGEREF _Toc239344080 \h </w:instrText>
             </w:r>
             <w:r>
               <w:rPr>
@@ -1201,7 +1201,7 @@
               <w14:ligatures w14:val="standardContextual"/>
             </w:rPr>
           </w:pPr>
-          <w:hyperlink w:anchor="_Toc239342187" w:history="1">
+          <w:hyperlink w:anchor="_Toc239344081" w:history="1">
             <w:r>
               <w:rPr>
                 <w:rStyle w:val="Hyperlink"/>
@@ -1228,7 +1228,7 @@
                 <w:noProof/>
                 <w:webHidden/>
               </w:rPr>
-              <w:instrText xml:space="preserve"> PAGEREF _Toc239342187 \h </w:instrText>
+              <w:instrText xml:space="preserve"> PAGEREF _Toc239344081 \h </w:instrText>
             </w:r>
             <w:r>
               <w:rPr>
@@ -1273,7 +1273,7 @@
               <w14:ligatures w14:val="standardContextual"/>
             </w:rPr>
           </w:pPr>
-          <w:hyperlink w:anchor="_Toc239342188" w:history="1">
+          <w:hyperlink w:anchor="_Toc239344082" w:history="1">
             <w:r>
               <w:rPr>
                 <w:rStyle w:val="Hyperlink"/>
@@ -1300,7 +1300,7 @@
                 <w:noProof/>
                 <w:webHidden/>
               </w:rPr>
-              <w:instrText xml:space="preserve"> PAGEREF _Toc239342188 \h </w:instrText>
+              <w:instrText xml:space="preserve"> PAGEREF _Toc239344082 \h </w:instrText>
             </w:r>
             <w:r>
               <w:rPr>
@@ -1345,7 +1345,7 @@
               <w14:ligatures w14:val="standardContextual"/>
             </w:rPr>
           </w:pPr>
-          <w:hyperlink w:anchor="_Toc239342189" w:history="1">
+          <w:hyperlink w:anchor="_Toc239344083" w:history="1">
             <w:r>
               <w:rPr>
                 <w:rStyle w:val="Hyperlink"/>
@@ -1372,7 +1372,7 @@
                 <w:noProof/>
                 <w:webHidden/>
               </w:rPr>
-              <w:instrText xml:space="preserve"> PAGEREF _Toc239342189 \h </w:instrText>
+              <w:instrText xml:space="preserve"> PAGEREF _Toc239344083 \h </w:instrText>
             </w:r>
             <w:r>
               <w:rPr>
@@ -1417,7 +1417,7 @@
               <w14:ligatures w14:val="standardContextual"/>
             </w:rPr>
           </w:pPr>
-          <w:hyperlink w:anchor="_Toc239342190" w:history="1">
+          <w:hyperlink w:anchor="_Toc239344084" w:history="1">
             <w:r>
               <w:rPr>
                 <w:rStyle w:val="Hyperlink"/>
@@ -1444,7 +1444,7 @@
                 <w:noProof/>
                 <w:webHidden/>
               </w:rPr>
-              <w:instrText xml:space="preserve"> PAGEREF _Toc239342190 \h </w:instrText>
+              <w:instrText xml:space="preserve"> PAGEREF _Toc239344084 \h </w:instrText>
             </w:r>
             <w:r>
               <w:rPr>
@@ -1489,7 +1489,7 @@
               <w14:ligatures w14:val="standardContextual"/>
             </w:rPr>
           </w:pPr>
-          <w:hyperlink w:anchor="_Toc239342191" w:history="1">
+          <w:hyperlink w:anchor="_Toc239344085" w:history="1">
             <w:r>
               <w:rPr>
                 <w:rStyle w:val="Hyperlink"/>
@@ -1516,7 +1516,7 @@
                 <w:noProof/>
                 <w:webHidden/>
               </w:rPr>
-              <w:instrText xml:space="preserve"> PAGEREF _Toc239342191 \h </w:instrText>
+              <w:instrText xml:space="preserve"> PAGEREF _Toc239344085 \h </w:instrText>
             </w:r>
             <w:r>
               <w:rPr>
@@ -1561,7 +1561,7 @@
               <w14:ligatures w14:val="standardContextual"/>
             </w:rPr>
           </w:pPr>
-          <w:hyperlink w:anchor="_Toc239342192" w:history="1">
+          <w:hyperlink w:anchor="_Toc239344086" w:history="1">
             <w:r>
               <w:rPr>
                 <w:rStyle w:val="Hyperlink"/>
@@ -1588,7 +1588,7 @@
                 <w:noProof/>
                 <w:webHidden/>
               </w:rPr>
-              <w:instrText xml:space="preserve"> PAGEREF _Toc239342192 \h </w:instrText>
+              <w:instrText xml:space="preserve"> PAGEREF _Toc239344086 \h </w:instrText>
             </w:r>
             <w:r>
               <w:rPr>
@@ -1633,7 +1633,7 @@
               <w14:ligatures w14:val="standardContextual"/>
             </w:rPr>
           </w:pPr>
-          <w:hyperlink w:anchor="_Toc239342193" w:history="1">
+          <w:hyperlink w:anchor="_Toc239344087" w:history="1">
             <w:r>
               <w:rPr>
                 <w:rStyle w:val="Hyperlink"/>
@@ -1660,7 +1660,7 @@
                 <w:noProof/>
                 <w:webHidden/>
               </w:rPr>
-              <w:instrText xml:space="preserve"> PAGEREF _Toc239342193 \h </w:instrText>
+              <w:instrText xml:space="preserve"> PAGEREF _Toc239344087 \h </w:instrText>
             </w:r>
             <w:r>
               <w:rPr>
@@ -1705,7 +1705,7 @@
               <w14:ligatures w14:val="standardContextual"/>
             </w:rPr>
           </w:pPr>
-          <w:hyperlink w:anchor="_Toc239342194" w:history="1">
+          <w:hyperlink w:anchor="_Toc239344088" w:history="1">
             <w:r>
               <w:rPr>
                 <w:rStyle w:val="Hyperlink"/>
@@ -1740,7 +1740,7 @@
                 <w:noProof/>
                 <w:webHidden/>
               </w:rPr>
-              <w:instrText xml:space="preserve"> PAGEREF _Toc239342194 \h </w:instrText>
+              <w:instrText xml:space="preserve"> PAGEREF _Toc239344088 \h </w:instrText>
             </w:r>
             <w:r>
               <w:rPr>
@@ -1785,7 +1785,7 @@
               <w14:ligatures w14:val="standardContextual"/>
             </w:rPr>
           </w:pPr>
-          <w:hyperlink w:anchor="_Toc239342195" w:history="1">
+          <w:hyperlink w:anchor="_Toc239344089" w:history="1">
             <w:r>
               <w:rPr>
                 <w:rStyle w:val="Hyperlink"/>
@@ -1812,7 +1812,7 @@
                 <w:noProof/>
                 <w:webHidden/>
               </w:rPr>
-              <w:instrText xml:space="preserve"> PAGEREF _Toc239342195 \h </w:instrText>
+              <w:instrText xml:space="preserve"> PAGEREF _Toc239344089 \h </w:instrText>
             </w:r>
             <w:r>
               <w:rPr>
@@ -1857,7 +1857,7 @@
               <w14:ligatures w14:val="standardContextual"/>
             </w:rPr>
           </w:pPr>
-          <w:hyperlink w:anchor="_Toc239342196" w:history="1">
+          <w:hyperlink w:anchor="_Toc239344090" w:history="1">
             <w:r>
               <w:rPr>
                 <w:rStyle w:val="Hyperlink"/>
@@ -1884,7 +1884,7 @@
                 <w:noProof/>
                 <w:webHidden/>
               </w:rPr>
-              <w:instrText xml:space="preserve"> PAGEREF _Toc239342196 \h </w:instrText>
+              <w:instrText xml:space="preserve"> PAGEREF _Toc239344090 \h </w:instrText>
             </w:r>
             <w:r>
               <w:rPr>
@@ -1929,7 +1929,7 @@
               <w14:ligatures w14:val="standardContextual"/>
             </w:rPr>
           </w:pPr>
-          <w:hyperlink w:anchor="_Toc239342197" w:history="1">
+          <w:hyperlink w:anchor="_Toc239344091" w:history="1">
             <w:r>
               <w:rPr>
                 <w:rStyle w:val="Hyperlink"/>
@@ -1956,7 +1956,7 @@
                 <w:noProof/>
                 <w:webHidden/>
               </w:rPr>
-              <w:instrText xml:space="preserve"> PAGEREF _Toc239342197 \h </w:instrText>
+              <w:instrText xml:space="preserve"> PAGEREF _Toc239344091 \h </w:instrText>
             </w:r>
             <w:r>
               <w:rPr>
@@ -2001,7 +2001,7 @@
               <w14:ligatures w14:val="standardContextual"/>
             </w:rPr>
           </w:pPr>
-          <w:hyperlink w:anchor="_Toc239342198" w:history="1">
+          <w:hyperlink w:anchor="_Toc239344092" w:history="1">
             <w:r>
               <w:rPr>
                 <w:rStyle w:val="Hyperlink"/>
@@ -2028,7 +2028,7 @@
                 <w:noProof/>
                 <w:webHidden/>
               </w:rPr>
-              <w:instrText xml:space="preserve"> PAGEREF _Toc239342198 \h </w:instrText>
+              <w:instrText xml:space="preserve"> PAGEREF _Toc239344092 \h </w:instrText>
             </w:r>
             <w:r>
               <w:rPr>
@@ -2073,7 +2073,7 @@
               <w14:ligatures w14:val="standardContextual"/>
             </w:rPr>
           </w:pPr>
-          <w:hyperlink w:anchor="_Toc239342199" w:history="1">
+          <w:hyperlink w:anchor="_Toc239344093" w:history="1">
             <w:r>
               <w:rPr>
                 <w:rStyle w:val="Hyperlink"/>
@@ -2100,7 +2100,7 @@
                 <w:noProof/>
                 <w:webHidden/>
               </w:rPr>
-              <w:instrText xml:space="preserve"> PAGEREF _Toc239342199 \h </w:instrText>
+              <w:instrText xml:space="preserve"> PAGEREF _Toc239344093 \h </w:instrText>
             </w:r>
             <w:r>
               <w:rPr>
@@ -2145,7 +2145,7 @@
               <w14:ligatures w14:val="standardContextual"/>
             </w:rPr>
           </w:pPr>
-          <w:hyperlink w:anchor="_Toc239342200" w:history="1">
+          <w:hyperlink w:anchor="_Toc239344094" w:history="1">
             <w:r>
               <w:rPr>
                 <w:rStyle w:val="Hyperlink"/>
@@ -2172,7 +2172,7 @@
                 <w:noProof/>
                 <w:webHidden/>
               </w:rPr>
-              <w:instrText xml:space="preserve"> PAGEREF _Toc239342200 \h </w:instrText>
+              <w:instrText xml:space="preserve"> PAGEREF _Toc239344094 \h </w:instrText>
             </w:r>
             <w:r>
               <w:rPr>
@@ -2217,7 +2217,7 @@
               <w14:ligatures w14:val="standardContextual"/>
             </w:rPr>
           </w:pPr>
-          <w:hyperlink w:anchor="_Toc239342201" w:history="1">
+          <w:hyperlink w:anchor="_Toc239344095" w:history="1">
             <w:r>
               <w:rPr>
                 <w:rStyle w:val="Hyperlink"/>
@@ -2244,7 +2244,7 @@
                 <w:noProof/>
                 <w:webHidden/>
               </w:rPr>
-              <w:instrText xml:space="preserve"> PAGEREF _Toc239342201 \h </w:instrText>
+              <w:instrText xml:space="preserve"> PAGEREF _Toc239344095 \h </w:instrText>
             </w:r>
             <w:r>
               <w:rPr>
@@ -2289,7 +2289,7 @@
               <w14:ligatures w14:val="standardContextual"/>
             </w:rPr>
           </w:pPr>
-          <w:hyperlink w:anchor="_Toc239342202" w:history="1">
+          <w:hyperlink w:anchor="_Toc239344096" w:history="1">
             <w:r>
               <w:rPr>
                 <w:rStyle w:val="Hyperlink"/>
@@ -2316,7 +2316,7 @@
                 <w:noProof/>
                 <w:webHidden/>
               </w:rPr>
-              <w:instrText xml:space="preserve"> PAGEREF _Toc239342202 \h </w:instrText>
+              <w:instrText xml:space="preserve"> PAGEREF _Toc239344096 \h </w:instrText>
             </w:r>
             <w:r>
               <w:rPr>
@@ -2361,7 +2361,7 @@
               <w14:ligatures w14:val="standardContextual"/>
             </w:rPr>
           </w:pPr>
-          <w:hyperlink w:anchor="_Toc239342203" w:history="1">
+          <w:hyperlink w:anchor="_Toc239344097" w:history="1">
             <w:r>
               <w:rPr>
                 <w:rStyle w:val="Hyperlink"/>
@@ -2388,7 +2388,7 @@
                 <w:noProof/>
                 <w:webHidden/>
               </w:rPr>
-              <w:instrText xml:space="preserve"> PAGEREF _Toc239342203 \h </w:instrText>
+              <w:instrText xml:space="preserve"> PAGEREF _Toc239344097 \h </w:instrText>
             </w:r>
             <w:r>
               <w:rPr>
@@ -2433,7 +2433,7 @@
               <w14:ligatures w14:val="standardContextual"/>
             </w:rPr>
           </w:pPr>
-          <w:hyperlink w:anchor="_Toc239342204" w:history="1">
+          <w:hyperlink w:anchor="_Toc239344098" w:history="1">
             <w:r>
               <w:rPr>
                 <w:rStyle w:val="Hyperlink"/>
@@ -2460,7 +2460,7 @@
                 <w:noProof/>
                 <w:webHidden/>
               </w:rPr>
-              <w:instrText xml:space="preserve"> PAGEREF _Toc239342204 \h </w:instrText>
+              <w:instrText xml:space="preserve"> PAGEREF _Toc239344098 \h </w:instrText>
             </w:r>
             <w:r>
               <w:rPr>
@@ -2505,7 +2505,7 @@
               <w14:ligatures w14:val="standardContextual"/>
             </w:rPr>
           </w:pPr>
-          <w:hyperlink w:anchor="_Toc239342205" w:history="1">
+          <w:hyperlink w:anchor="_Toc239344099" w:history="1">
             <w:r>
               <w:rPr>
                 <w:rStyle w:val="Hyperlink"/>
@@ -2532,7 +2532,7 @@
                 <w:noProof/>
                 <w:webHidden/>
               </w:rPr>
-              <w:instrText xml:space="preserve"> PAGEREF _Toc239342205 \h </w:instrText>
+              <w:instrText xml:space="preserve"> PAGEREF _Toc239344099 \h </w:instrText>
             </w:r>
             <w:r>
               <w:rPr>
@@ -2577,7 +2577,7 @@
               <w14:ligatures w14:val="standardContextual"/>
             </w:rPr>
           </w:pPr>
-          <w:hyperlink w:anchor="_Toc239342206" w:history="1">
+          <w:hyperlink w:anchor="_Toc239344100" w:history="1">
             <w:r>
               <w:rPr>
                 <w:rStyle w:val="Hyperlink"/>
@@ -2604,7 +2604,7 @@
                 <w:noProof/>
                 <w:webHidden/>
               </w:rPr>
-              <w:instrText xml:space="preserve"> PAGEREF _Toc239342206 \h </w:instrText>
+              <w:instrText xml:space="preserve"> PAGEREF _Toc239344100 \h </w:instrText>
             </w:r>
             <w:r>
               <w:rPr>
@@ -2649,7 +2649,7 @@
               <w14:ligatures w14:val="standardContextual"/>
             </w:rPr>
           </w:pPr>
-          <w:hyperlink w:anchor="_Toc239342207" w:history="1">
+          <w:hyperlink w:anchor="_Toc239344101" w:history="1">
             <w:r>
               <w:rPr>
                 <w:rStyle w:val="Hyperlink"/>
@@ -2677,7 +2677,7 @@
                 <w:noProof/>
                 <w:webHidden/>
               </w:rPr>
-              <w:instrText xml:space="preserve"> PAGEREF _Toc239342207 \h </w:instrText>
+              <w:instrText xml:space="preserve"> PAGEREF _Toc239344101 \h </w:instrText>
             </w:r>
             <w:r>
               <w:rPr>
@@ -2722,7 +2722,7 @@
               <w14:ligatures w14:val="standardContextual"/>
             </w:rPr>
           </w:pPr>
-          <w:hyperlink w:anchor="_Toc239342208" w:history="1">
+          <w:hyperlink w:anchor="_Toc239344102" w:history="1">
             <w:r>
               <w:rPr>
                 <w:rStyle w:val="Hyperlink"/>
@@ -2750,7 +2750,7 @@
                 <w:noProof/>
                 <w:webHidden/>
               </w:rPr>
-              <w:instrText xml:space="preserve"> PAGEREF _Toc239342208 \h </w:instrText>
+              <w:instrText xml:space="preserve"> PAGEREF _Toc239344102 \h </w:instrText>
             </w:r>
             <w:r>
               <w:rPr>
@@ -2795,7 +2795,7 @@
               <w14:ligatures w14:val="standardContextual"/>
             </w:rPr>
           </w:pPr>
-          <w:hyperlink w:anchor="_Toc239342209" w:history="1">
+          <w:hyperlink w:anchor="_Toc239344103" w:history="1">
             <w:r>
               <w:rPr>
                 <w:rStyle w:val="Hyperlink"/>
@@ -2823,7 +2823,7 @@
                 <w:noProof/>
                 <w:webHidden/>
               </w:rPr>
-              <w:instrText xml:space="preserve"> PAGEREF _Toc239342209 \h </w:instrText>
+              <w:instrText xml:space="preserve"> PAGEREF _Toc239344103 \h </w:instrText>
             </w:r>
             <w:r>
               <w:rPr>
@@ -2868,7 +2868,7 @@
               <w14:ligatures w14:val="standardContextual"/>
             </w:rPr>
           </w:pPr>
-          <w:hyperlink w:anchor="_Toc239342210" w:history="1">
+          <w:hyperlink w:anchor="_Toc239344104" w:history="1">
             <w:r>
               <w:rPr>
                 <w:rStyle w:val="Hyperlink"/>
@@ -2896,7 +2896,7 @@
                 <w:noProof/>
                 <w:webHidden/>
               </w:rPr>
-              <w:instrText xml:space="preserve"> PAGEREF _Toc239342210 \h </w:instrText>
+              <w:instrText xml:space="preserve"> PAGEREF _Toc239344104 \h </w:instrText>
             </w:r>
             <w:r>
               <w:rPr>
@@ -2941,7 +2941,7 @@
               <w14:ligatures w14:val="standardContextual"/>
             </w:rPr>
           </w:pPr>
-          <w:hyperlink w:anchor="_Toc239342211" w:history="1">
+          <w:hyperlink w:anchor="_Toc239344105" w:history="1">
             <w:r>
               <w:rPr>
                 <w:rStyle w:val="Hyperlink"/>
@@ -2969,7 +2969,7 @@
                 <w:noProof/>
                 <w:webHidden/>
               </w:rPr>
-              <w:instrText xml:space="preserve"> PAGEREF _Toc239342211 \h </w:instrText>
+              <w:instrText xml:space="preserve"> PAGEREF _Toc239344105 \h </w:instrText>
             </w:r>
             <w:r>
               <w:rPr>
@@ -3014,7 +3014,7 @@
               <w14:ligatures w14:val="standardContextual"/>
             </w:rPr>
           </w:pPr>
-          <w:hyperlink w:anchor="_Toc239342212" w:history="1">
+          <w:hyperlink w:anchor="_Toc239344106" w:history="1">
             <w:r>
               <w:rPr>
                 <w:rStyle w:val="Hyperlink"/>
@@ -3042,7 +3042,7 @@
                 <w:noProof/>
                 <w:webHidden/>
               </w:rPr>
-              <w:instrText xml:space="preserve"> PAGEREF _Toc239342212 \h </w:instrText>
+              <w:instrText xml:space="preserve"> PAGEREF _Toc239344106 \h </w:instrText>
             </w:r>
             <w:r>
               <w:rPr>
@@ -3087,7 +3087,7 @@
               <w14:ligatures w14:val="standardContextual"/>
             </w:rPr>
           </w:pPr>
-          <w:hyperlink w:anchor="_Toc239342213" w:history="1">
+          <w:hyperlink w:anchor="_Toc239344107" w:history="1">
             <w:r>
               <w:rPr>
                 <w:rStyle w:val="Hyperlink"/>
@@ -3115,7 +3115,7 @@
                 <w:noProof/>
                 <w:webHidden/>
               </w:rPr>
-              <w:instrText xml:space="preserve"> PAGEREF _Toc239342213 \h </w:instrText>
+              <w:instrText xml:space="preserve"> PAGEREF _Toc239344107 \h </w:instrText>
             </w:r>
             <w:r>
               <w:rPr>
@@ -3160,7 +3160,7 @@
               <w14:ligatures w14:val="standardContextual"/>
             </w:rPr>
           </w:pPr>
-          <w:hyperlink w:anchor="_Toc239342214" w:history="1">
+          <w:hyperlink w:anchor="_Toc239344108" w:history="1">
             <w:r>
               <w:rPr>
                 <w:rStyle w:val="Hyperlink"/>
@@ -3188,7 +3188,7 @@
                 <w:noProof/>
                 <w:webHidden/>
               </w:rPr>
-              <w:instrText xml:space="preserve"> PAGEREF _Toc239342214 \h </w:instrText>
+              <w:instrText xml:space="preserve"> PAGEREF _Toc239344108 \h </w:instrText>
             </w:r>
             <w:r>
               <w:rPr>
@@ -3233,7 +3233,7 @@
               <w14:ligatures w14:val="standardContextual"/>
             </w:rPr>
           </w:pPr>
-          <w:hyperlink w:anchor="_Toc239342215" w:history="1">
+          <w:hyperlink w:anchor="_Toc239344109" w:history="1">
             <w:r>
               <w:rPr>
                 <w:rStyle w:val="Hyperlink"/>
@@ -3261,7 +3261,7 @@
                 <w:noProof/>
                 <w:webHidden/>
               </w:rPr>
-              <w:instrText xml:space="preserve"> PAGEREF _Toc239342215 \h </w:instrText>
+              <w:instrText xml:space="preserve"> PAGEREF _Toc239344109 \h </w:instrText>
             </w:r>
             <w:r>
               <w:rPr>
@@ -3306,7 +3306,7 @@
               <w14:ligatures w14:val="standardContextual"/>
             </w:rPr>
           </w:pPr>
-          <w:hyperlink w:anchor="_Toc239342216" w:history="1">
+          <w:hyperlink w:anchor="_Toc239344110" w:history="1">
             <w:r>
               <w:rPr>
                 <w:rStyle w:val="Hyperlink"/>
@@ -3334,7 +3334,7 @@
                 <w:noProof/>
                 <w:webHidden/>
               </w:rPr>
-              <w:instrText xml:space="preserve"> PAGEREF _Toc239342216 \h </w:instrText>
+              <w:instrText xml:space="preserve"> PAGEREF _Toc239344110 \h </w:instrText>
             </w:r>
             <w:r>
               <w:rPr>
@@ -3379,7 +3379,7 @@
               <w14:ligatures w14:val="standardContextual"/>
             </w:rPr>
           </w:pPr>
-          <w:hyperlink w:anchor="_Toc239342217" w:history="1">
+          <w:hyperlink w:anchor="_Toc239344111" w:history="1">
             <w:r>
               <w:rPr>
                 <w:rStyle w:val="Hyperlink"/>
@@ -3406,7 +3406,7 @@
                 <w:noProof/>
                 <w:webHidden/>
               </w:rPr>
-              <w:instrText xml:space="preserve"> PAGEREF _Toc239342217 \h </w:instrText>
+              <w:instrText xml:space="preserve"> PAGEREF _Toc239344111 \h </w:instrText>
             </w:r>
             <w:r>
               <w:rPr>
@@ -3451,7 +3451,7 @@
               <w14:ligatures w14:val="standardContextual"/>
             </w:rPr>
           </w:pPr>
-          <w:hyperlink w:anchor="_Toc239342218" w:history="1">
+          <w:hyperlink w:anchor="_Toc239344112" w:history="1">
             <w:r>
               <w:rPr>
                 <w:rStyle w:val="Hyperlink"/>
@@ -3478,7 +3478,7 @@
                 <w:noProof/>
                 <w:webHidden/>
               </w:rPr>
-              <w:instrText xml:space="preserve"> PAGEREF _Toc239342218 \h </w:instrText>
+              <w:instrText xml:space="preserve"> PAGEREF _Toc239344112 \h </w:instrText>
             </w:r>
             <w:r>
               <w:rPr>
@@ -3523,7 +3523,7 @@
               <w14:ligatures w14:val="standardContextual"/>
             </w:rPr>
           </w:pPr>
-          <w:hyperlink w:anchor="_Toc239342219" w:history="1">
+          <w:hyperlink w:anchor="_Toc239344113" w:history="1">
             <w:r>
               <w:rPr>
                 <w:rStyle w:val="Hyperlink"/>
@@ -3550,7 +3550,7 @@
                 <w:noProof/>
                 <w:webHidden/>
               </w:rPr>
-              <w:instrText xml:space="preserve"> PAGEREF _Toc239342219 \h </w:instrText>
+              <w:instrText xml:space="preserve"> PAGEREF _Toc239344113 \h </w:instrText>
             </w:r>
             <w:r>
               <w:rPr>
@@ -3595,7 +3595,7 @@
               <w14:ligatures w14:val="standardContextual"/>
             </w:rPr>
           </w:pPr>
-          <w:hyperlink w:anchor="_Toc239342220" w:history="1">
+          <w:hyperlink w:anchor="_Toc239344114" w:history="1">
             <w:r>
               <w:rPr>
                 <w:rStyle w:val="Hyperlink"/>
@@ -3622,7 +3622,7 @@
                 <w:noProof/>
                 <w:webHidden/>
               </w:rPr>
-              <w:instrText xml:space="preserve"> PAGEREF _Toc239342220 \h </w:instrText>
+              <w:instrText xml:space="preserve"> PAGEREF _Toc239344114 \h </w:instrText>
             </w:r>
             <w:r>
               <w:rPr>
@@ -3667,7 +3667,7 @@
               <w14:ligatures w14:val="standardContextual"/>
             </w:rPr>
           </w:pPr>
-          <w:hyperlink w:anchor="_Toc239342221" w:history="1">
+          <w:hyperlink w:anchor="_Toc239344115" w:history="1">
             <w:r>
               <w:rPr>
                 <w:rStyle w:val="Hyperlink"/>
@@ -3694,7 +3694,7 @@
                 <w:noProof/>
                 <w:webHidden/>
               </w:rPr>
-              <w:instrText xml:space="preserve"> PAGEREF _Toc239342221 \h </w:instrText>
+              <w:instrText xml:space="preserve"> PAGEREF _Toc239344115 \h </w:instrText>
             </w:r>
             <w:r>
               <w:rPr>
@@ -3739,7 +3739,7 @@
               <w14:ligatures w14:val="standardContextual"/>
             </w:rPr>
           </w:pPr>
-          <w:hyperlink w:anchor="_Toc239342222" w:history="1">
+          <w:hyperlink w:anchor="_Toc239344116" w:history="1">
             <w:r>
               <w:rPr>
                 <w:rStyle w:val="Hyperlink"/>
@@ -3766,7 +3766,7 @@
                 <w:noProof/>
                 <w:webHidden/>
               </w:rPr>
-              <w:instrText xml:space="preserve"> PAGEREF _Toc239342222 \h </w:instrText>
+              <w:instrText xml:space="preserve"> PAGEREF _Toc239344116 \h </w:instrText>
             </w:r>
             <w:r>
               <w:rPr>
@@ -3811,7 +3811,7 @@
               <w14:ligatures w14:val="standardContextual"/>
             </w:rPr>
           </w:pPr>
-          <w:hyperlink w:anchor="_Toc239342223" w:history="1">
+          <w:hyperlink w:anchor="_Toc239344117" w:history="1">
             <w:r>
               <w:rPr>
                 <w:rStyle w:val="Hyperlink"/>
@@ -3838,7 +3838,7 @@
                 <w:noProof/>
                 <w:webHidden/>
               </w:rPr>
-              <w:instrText xml:space="preserve"> PAGEREF _Toc239342223 \h </w:instrText>
+              <w:instrText xml:space="preserve"> PAGEREF _Toc239344117 \h </w:instrText>
             </w:r>
             <w:r>
               <w:rPr>
@@ -3883,7 +3883,7 @@
               <w14:ligatures w14:val="standardContextual"/>
             </w:rPr>
           </w:pPr>
-          <w:hyperlink w:anchor="_Toc239342224" w:history="1">
+          <w:hyperlink w:anchor="_Toc239344118" w:history="1">
             <w:r>
               <w:rPr>
                 <w:rStyle w:val="Hyperlink"/>
@@ -3910,7 +3910,7 @@
                 <w:noProof/>
                 <w:webHidden/>
               </w:rPr>
-              <w:instrText xml:space="preserve"> PAGEREF _Toc239342224 \h </w:instrText>
+              <w:instrText xml:space="preserve"> PAGEREF _Toc239344118 \h </w:instrText>
             </w:r>
             <w:r>
               <w:rPr>
@@ -3955,7 +3955,7 @@
               <w14:ligatures w14:val="standardContextual"/>
             </w:rPr>
           </w:pPr>
-          <w:hyperlink w:anchor="_Toc239342225" w:history="1">
+          <w:hyperlink w:anchor="_Toc239344119" w:history="1">
             <w:r>
               <w:rPr>
                 <w:rStyle w:val="Hyperlink"/>
@@ -3982,7 +3982,7 @@
                 <w:noProof/>
                 <w:webHidden/>
               </w:rPr>
-              <w:instrText xml:space="preserve"> PAGEREF _Toc239342225 \h </w:instrText>
+              <w:instrText xml:space="preserve"> PAGEREF _Toc239344119 \h </w:instrText>
             </w:r>
             <w:r>
               <w:rPr>
@@ -4027,7 +4027,7 @@
               <w14:ligatures w14:val="standardContextual"/>
             </w:rPr>
           </w:pPr>
-          <w:hyperlink w:anchor="_Toc239342226" w:history="1">
+          <w:hyperlink w:anchor="_Toc239344120" w:history="1">
             <w:r>
               <w:rPr>
                 <w:rStyle w:val="Hyperlink"/>
@@ -4054,7 +4054,7 @@
                 <w:noProof/>
                 <w:webHidden/>
               </w:rPr>
-              <w:instrText xml:space="preserve"> PAGEREF _Toc239342226 \h </w:instrText>
+              <w:instrText xml:space="preserve"> PAGEREF _Toc239344120 \h </w:instrText>
             </w:r>
             <w:r>
               <w:rPr>
@@ -4099,7 +4099,7 @@
               <w14:ligatures w14:val="standardContextual"/>
             </w:rPr>
           </w:pPr>
-          <w:hyperlink w:anchor="_Toc239342227" w:history="1">
+          <w:hyperlink w:anchor="_Toc239344121" w:history="1">
             <w:r>
               <w:rPr>
                 <w:rStyle w:val="Hyperlink"/>
@@ -4126,7 +4126,7 @@
                 <w:noProof/>
                 <w:webHidden/>
               </w:rPr>
-              <w:instrText xml:space="preserve"> PAGEREF _Toc239342227 \h </w:instrText>
+              <w:instrText xml:space="preserve"> PAGEREF _Toc239344121 \h </w:instrText>
             </w:r>
             <w:r>
               <w:rPr>
@@ -4171,7 +4171,7 @@
               <w14:ligatures w14:val="standardContextual"/>
             </w:rPr>
           </w:pPr>
-          <w:hyperlink w:anchor="_Toc239342228" w:history="1">
+          <w:hyperlink w:anchor="_Toc239344122" w:history="1">
             <w:r>
               <w:rPr>
                 <w:rStyle w:val="Hyperlink"/>
@@ -4198,7 +4198,7 @@
                 <w:noProof/>
                 <w:webHidden/>
               </w:rPr>
-              <w:instrText xml:space="preserve"> PAGEREF _Toc239342228 \h </w:instrText>
+              <w:instrText xml:space="preserve"> PAGEREF _Toc239344122 \h </w:instrText>
             </w:r>
             <w:r>
               <w:rPr>
@@ -4243,7 +4243,7 @@
               <w14:ligatures w14:val="standardContextual"/>
             </w:rPr>
           </w:pPr>
-          <w:hyperlink w:anchor="_Toc239342229" w:history="1">
+          <w:hyperlink w:anchor="_Toc239344123" w:history="1">
             <w:r>
               <w:rPr>
                 <w:rStyle w:val="Hyperlink"/>
@@ -4270,7 +4270,7 @@
                 <w:noProof/>
                 <w:webHidden/>
               </w:rPr>
-              <w:instrText xml:space="preserve"> PAGEREF _Toc239342229 \h </w:instrText>
+              <w:instrText xml:space="preserve"> PAGEREF _Toc239344123 \h </w:instrText>
             </w:r>
             <w:r>
               <w:rPr>
@@ -4315,7 +4315,7 @@
               <w14:ligatures w14:val="standardContextual"/>
             </w:rPr>
           </w:pPr>
-          <w:hyperlink w:anchor="_Toc239342230" w:history="1">
+          <w:hyperlink w:anchor="_Toc239344124" w:history="1">
             <w:r>
               <w:rPr>
                 <w:rStyle w:val="Hyperlink"/>
@@ -4342,7 +4342,7 @@
                 <w:noProof/>
                 <w:webHidden/>
               </w:rPr>
-              <w:instrText xml:space="preserve"> PAGEREF _Toc239342230 \h </w:instrText>
+              <w:instrText xml:space="preserve"> PAGEREF _Toc239344124 \h </w:instrText>
             </w:r>
             <w:r>
               <w:rPr>
@@ -4387,7 +4387,7 @@
               <w14:ligatures w14:val="standardContextual"/>
             </w:rPr>
           </w:pPr>
-          <w:hyperlink w:anchor="_Toc239342231" w:history="1">
+          <w:hyperlink w:anchor="_Toc239344125" w:history="1">
             <w:r>
               <w:rPr>
                 <w:rStyle w:val="Hyperlink"/>
@@ -4414,7 +4414,7 @@
                 <w:noProof/>
                 <w:webHidden/>
               </w:rPr>
-              <w:instrText xml:space="preserve"> PAGEREF _Toc239342231 \h </w:instrText>
+              <w:instrText xml:space="preserve"> PAGEREF _Toc239344125 \h </w:instrText>
             </w:r>
             <w:r>
               <w:rPr>
@@ -4459,7 +4459,7 @@
               <w14:ligatures w14:val="standardContextual"/>
             </w:rPr>
           </w:pPr>
-          <w:hyperlink w:anchor="_Toc239342232" w:history="1">
+          <w:hyperlink w:anchor="_Toc239344126" w:history="1">
             <w:r>
               <w:rPr>
                 <w:rStyle w:val="Hyperlink"/>
@@ -4486,7 +4486,7 @@
                 <w:noProof/>
                 <w:webHidden/>
               </w:rPr>
-              <w:instrText xml:space="preserve"> PAGEREF _Toc239342232 \h </w:instrText>
+              <w:instrText xml:space="preserve"> PAGEREF _Toc239344126 \h </w:instrText>
             </w:r>
             <w:r>
               <w:rPr>
@@ -4531,7 +4531,7 @@
               <w14:ligatures w14:val="standardContextual"/>
             </w:rPr>
           </w:pPr>
-          <w:hyperlink w:anchor="_Toc239342233" w:history="1">
+          <w:hyperlink w:anchor="_Toc239344127" w:history="1">
             <w:r>
               <w:rPr>
                 <w:rStyle w:val="Hyperlink"/>
@@ -4558,7 +4558,7 @@
                 <w:noProof/>
                 <w:webHidden/>
               </w:rPr>
-              <w:instrText xml:space="preserve"> PAGEREF _Toc239342233 \h </w:instrText>
+              <w:instrText xml:space="preserve"> PAGEREF _Toc239344127 \h </w:instrText>
             </w:r>
             <w:r>
               <w:rPr>
@@ -4603,7 +4603,7 @@
               <w14:ligatures w14:val="standardContextual"/>
             </w:rPr>
           </w:pPr>
-          <w:hyperlink w:anchor="_Toc239342234" w:history="1">
+          <w:hyperlink w:anchor="_Toc239344128" w:history="1">
             <w:r>
               <w:rPr>
                 <w:rStyle w:val="Hyperlink"/>
@@ -4630,7 +4630,7 @@
                 <w:noProof/>
                 <w:webHidden/>
               </w:rPr>
-              <w:instrText xml:space="preserve"> PAGEREF _Toc239342234 \h </w:instrText>
+              <w:instrText xml:space="preserve"> PAGEREF _Toc239344128 \h </w:instrText>
             </w:r>
             <w:r>
               <w:rPr>
@@ -4675,7 +4675,7 @@
               <w14:ligatures w14:val="standardContextual"/>
             </w:rPr>
           </w:pPr>
-          <w:hyperlink w:anchor="_Toc239342235" w:history="1">
+          <w:hyperlink w:anchor="_Toc239344129" w:history="1">
             <w:r>
               <w:rPr>
                 <w:rStyle w:val="Hyperlink"/>
@@ -4702,7 +4702,7 @@
                 <w:noProof/>
                 <w:webHidden/>
               </w:rPr>
-              <w:instrText xml:space="preserve"> PAGEREF _Toc239342235 \h </w:instrText>
+              <w:instrText xml:space="preserve"> PAGEREF _Toc239344129 \h </w:instrText>
             </w:r>
             <w:r>
               <w:rPr>
@@ -4747,7 +4747,7 @@
               <w14:ligatures w14:val="standardContextual"/>
             </w:rPr>
           </w:pPr>
-          <w:hyperlink w:anchor="_Toc239342236" w:history="1">
+          <w:hyperlink w:anchor="_Toc239344130" w:history="1">
             <w:r>
               <w:rPr>
                 <w:rStyle w:val="Hyperlink"/>
@@ -4774,7 +4774,7 @@
                 <w:noProof/>
                 <w:webHidden/>
               </w:rPr>
-              <w:instrText xml:space="preserve"> PAGEREF _Toc239342236 \h </w:instrText>
+              <w:instrText xml:space="preserve"> PAGEREF _Toc239344130 \h </w:instrText>
             </w:r>
             <w:r>
               <w:rPr>
@@ -4819,7 +4819,7 @@
               <w14:ligatures w14:val="standardContextual"/>
             </w:rPr>
           </w:pPr>
-          <w:hyperlink w:anchor="_Toc239342237" w:history="1">
+          <w:hyperlink w:anchor="_Toc239344131" w:history="1">
             <w:r>
               <w:rPr>
                 <w:rStyle w:val="Hyperlink"/>
@@ -4846,7 +4846,7 @@
                 <w:noProof/>
                 <w:webHidden/>
               </w:rPr>
-              <w:instrText xml:space="preserve"> PAGEREF _Toc239342237 \h </w:instrText>
+              <w:instrText xml:space="preserve"> PAGEREF _Toc239344131 \h </w:instrText>
             </w:r>
             <w:r>
               <w:rPr>
@@ -4891,7 +4891,7 @@
               <w14:ligatures w14:val="standardContextual"/>
             </w:rPr>
           </w:pPr>
-          <w:hyperlink w:anchor="_Toc239342238" w:history="1">
+          <w:hyperlink w:anchor="_Toc239344132" w:history="1">
             <w:r>
               <w:rPr>
                 <w:rStyle w:val="Hyperlink"/>
@@ -4918,7 +4918,7 @@
                 <w:noProof/>
                 <w:webHidden/>
               </w:rPr>
-              <w:instrText xml:space="preserve"> PAGEREF _Toc239342238 \h </w:instrText>
+              <w:instrText xml:space="preserve"> PAGEREF _Toc239344132 \h </w:instrText>
             </w:r>
             <w:r>
               <w:rPr>
@@ -4963,7 +4963,7 @@
               <w14:ligatures w14:val="standardContextual"/>
             </w:rPr>
           </w:pPr>
-          <w:hyperlink w:anchor="_Toc239342239" w:history="1">
+          <w:hyperlink w:anchor="_Toc239344133" w:history="1">
             <w:r>
               <w:rPr>
                 <w:rStyle w:val="Hyperlink"/>
@@ -4990,7 +4990,7 @@
                 <w:noProof/>
                 <w:webHidden/>
               </w:rPr>
-              <w:instrText xml:space="preserve"> PAGEREF _Toc239342239 \h </w:instrText>
+              <w:instrText xml:space="preserve"> PAGEREF _Toc239344133 \h </w:instrText>
             </w:r>
             <w:r>
               <w:rPr>
@@ -5035,7 +5035,7 @@
               <w14:ligatures w14:val="standardContextual"/>
             </w:rPr>
           </w:pPr>
-          <w:hyperlink w:anchor="_Toc239342240" w:history="1">
+          <w:hyperlink w:anchor="_Toc239344134" w:history="1">
             <w:r>
               <w:rPr>
                 <w:rStyle w:val="Hyperlink"/>
@@ -5062,7 +5062,7 @@
                 <w:noProof/>
                 <w:webHidden/>
               </w:rPr>
-              <w:instrText xml:space="preserve"> PAGEREF _Toc239342240 \h </w:instrText>
+              <w:instrText xml:space="preserve"> PAGEREF _Toc239344134 \h </w:instrText>
             </w:r>
             <w:r>
               <w:rPr>
@@ -5107,7 +5107,7 @@
               <w14:ligatures w14:val="standardContextual"/>
             </w:rPr>
           </w:pPr>
-          <w:hyperlink w:anchor="_Toc239342241" w:history="1">
+          <w:hyperlink w:anchor="_Toc239344135" w:history="1">
             <w:r>
               <w:rPr>
                 <w:rStyle w:val="Hyperlink"/>
@@ -5134,7 +5134,7 @@
                 <w:noProof/>
                 <w:webHidden/>
               </w:rPr>
-              <w:instrText xml:space="preserve"> PAGEREF _Toc239342241 \h </w:instrText>
+              <w:instrText xml:space="preserve"> PAGEREF _Toc239344135 \h </w:instrText>
             </w:r>
             <w:r>
               <w:rPr>
@@ -5179,7 +5179,7 @@
               <w14:ligatures w14:val="standardContextual"/>
             </w:rPr>
           </w:pPr>
-          <w:hyperlink w:anchor="_Toc239342242" w:history="1">
+          <w:hyperlink w:anchor="_Toc239344136" w:history="1">
             <w:r>
               <w:rPr>
                 <w:rStyle w:val="Hyperlink"/>
@@ -5206,7 +5206,7 @@
                 <w:noProof/>
                 <w:webHidden/>
               </w:rPr>
-              <w:instrText xml:space="preserve"> PAGEREF _Toc239342242 \h </w:instrText>
+              <w:instrText xml:space="preserve"> PAGEREF _Toc239344136 \h </w:instrText>
             </w:r>
             <w:r>
               <w:rPr>
@@ -5251,7 +5251,7 @@
               <w14:ligatures w14:val="standardContextual"/>
             </w:rPr>
           </w:pPr>
-          <w:hyperlink w:anchor="_Toc239342243" w:history="1">
+          <w:hyperlink w:anchor="_Toc239344137" w:history="1">
             <w:r>
               <w:rPr>
                 <w:rStyle w:val="Hyperlink"/>
@@ -5278,7 +5278,7 @@
                 <w:noProof/>
                 <w:webHidden/>
               </w:rPr>
-              <w:instrText xml:space="preserve"> PAGEREF _Toc239342243 \h </w:instrText>
+              <w:instrText xml:space="preserve"> PAGEREF _Toc239344137 \h </w:instrText>
             </w:r>
             <w:r>
               <w:rPr>
@@ -5323,7 +5323,7 @@
               <w14:ligatures w14:val="standardContextual"/>
             </w:rPr>
           </w:pPr>
-          <w:hyperlink w:anchor="_Toc239342244" w:history="1">
+          <w:hyperlink w:anchor="_Toc239344138" w:history="1">
             <w:r>
               <w:rPr>
                 <w:rStyle w:val="Hyperlink"/>
@@ -5350,7 +5350,7 @@
                 <w:noProof/>
                 <w:webHidden/>
               </w:rPr>
-              <w:instrText xml:space="preserve"> PAGEREF _Toc239342244 \h </w:instrText>
+              <w:instrText xml:space="preserve"> PAGEREF _Toc239344138 \h </w:instrText>
             </w:r>
             <w:r>
               <w:rPr>
@@ -5395,7 +5395,7 @@
               <w14:ligatures w14:val="standardContextual"/>
             </w:rPr>
           </w:pPr>
-          <w:hyperlink w:anchor="_Toc239342245" w:history="1">
+          <w:hyperlink w:anchor="_Toc239344139" w:history="1">
             <w:r>
               <w:rPr>
                 <w:rStyle w:val="Hyperlink"/>
@@ -5422,7 +5422,7 @@
                 <w:noProof/>
                 <w:webHidden/>
               </w:rPr>
-              <w:instrText xml:space="preserve"> PAGEREF _Toc239342245 \h </w:instrText>
+              <w:instrText xml:space="preserve"> PAGEREF _Toc239344139 \h </w:instrText>
             </w:r>
             <w:r>
               <w:rPr>
@@ -5467,7 +5467,7 @@
               <w14:ligatures w14:val="standardContextual"/>
             </w:rPr>
           </w:pPr>
-          <w:hyperlink w:anchor="_Toc239342246" w:history="1">
+          <w:hyperlink w:anchor="_Toc239344140" w:history="1">
             <w:r>
               <w:rPr>
                 <w:rStyle w:val="Hyperlink"/>
@@ -5509,7 +5509,7 @@
                 <w:noProof/>
                 <w:webHidden/>
               </w:rPr>
-              <w:instrText xml:space="preserve"> PAGEREF _Toc239342246 \h </w:instrText>
+              <w:instrText xml:space="preserve"> PAGEREF _Toc239344140 \h </w:instrText>
             </w:r>
             <w:r>
               <w:rPr>
@@ -5554,7 +5554,7 @@
               <w14:ligatures w14:val="standardContextual"/>
             </w:rPr>
           </w:pPr>
-          <w:hyperlink w:anchor="_Toc239342247" w:history="1">
+          <w:hyperlink w:anchor="_Toc239344141" w:history="1">
             <w:r>
               <w:rPr>
                 <w:rStyle w:val="Hyperlink"/>
@@ -5581,7 +5581,7 @@
                 <w:noProof/>
                 <w:webHidden/>
               </w:rPr>
-              <w:instrText xml:space="preserve"> PAGEREF _Toc239342247 \h </w:instrText>
+              <w:instrText xml:space="preserve"> PAGEREF _Toc239344141 \h </w:instrText>
             </w:r>
             <w:r>
               <w:rPr>
@@ -5626,7 +5626,7 @@
               <w14:ligatures w14:val="standardContextual"/>
             </w:rPr>
           </w:pPr>
-          <w:hyperlink w:anchor="_Toc239342248" w:history="1">
+          <w:hyperlink w:anchor="_Toc239344142" w:history="1">
             <w:r>
               <w:rPr>
                 <w:rStyle w:val="Hyperlink"/>
@@ -5653,7 +5653,7 @@
                 <w:noProof/>
                 <w:webHidden/>
               </w:rPr>
-              <w:instrText xml:space="preserve"> PAGEREF _Toc239342248 \h </w:instrText>
+              <w:instrText xml:space="preserve"> PAGEREF _Toc239344142 \h </w:instrText>
             </w:r>
             <w:r>
               <w:rPr>
@@ -5698,7 +5698,7 @@
               <w14:ligatures w14:val="standardContextual"/>
             </w:rPr>
           </w:pPr>
-          <w:hyperlink w:anchor="_Toc239342249" w:history="1">
+          <w:hyperlink w:anchor="_Toc239344143" w:history="1">
             <w:r>
               <w:rPr>
                 <w:rStyle w:val="Hyperlink"/>
@@ -5725,7 +5725,7 @@
                 <w:noProof/>
                 <w:webHidden/>
               </w:rPr>
-              <w:instrText xml:space="preserve"> PAGEREF _Toc239342249 \h </w:instrText>
+              <w:instrText xml:space="preserve"> PAGEREF _Toc239344143 \h </w:instrText>
             </w:r>
             <w:r>
               <w:rPr>
@@ -5770,7 +5770,7 @@
               <w14:ligatures w14:val="standardContextual"/>
             </w:rPr>
           </w:pPr>
-          <w:hyperlink w:anchor="_Toc239342250" w:history="1">
+          <w:hyperlink w:anchor="_Toc239344144" w:history="1">
             <w:r>
               <w:rPr>
                 <w:rStyle w:val="Hyperlink"/>
@@ -5797,7 +5797,7 @@
                 <w:noProof/>
                 <w:webHidden/>
               </w:rPr>
-              <w:instrText xml:space="preserve"> PAGEREF _Toc239342250 \h </w:instrText>
+              <w:instrText xml:space="preserve"> PAGEREF _Toc239344144 \h </w:instrText>
             </w:r>
             <w:r>
               <w:rPr>
@@ -5842,7 +5842,7 @@
               <w14:ligatures w14:val="standardContextual"/>
             </w:rPr>
           </w:pPr>
-          <w:hyperlink w:anchor="_Toc239342251" w:history="1">
+          <w:hyperlink w:anchor="_Toc239344145" w:history="1">
             <w:r>
               <w:rPr>
                 <w:rStyle w:val="Hyperlink"/>
@@ -5869,7 +5869,7 @@
                 <w:noProof/>
                 <w:webHidden/>
               </w:rPr>
-              <w:instrText xml:space="preserve"> PAGEREF _Toc239342251 \h </w:instrText>
+              <w:instrText xml:space="preserve"> PAGEREF _Toc239344145 \h </w:instrText>
             </w:r>
             <w:r>
               <w:rPr>
@@ -5914,7 +5914,7 @@
               <w14:ligatures w14:val="standardContextual"/>
             </w:rPr>
           </w:pPr>
-          <w:hyperlink w:anchor="_Toc239342252" w:history="1">
+          <w:hyperlink w:anchor="_Toc239344146" w:history="1">
             <w:r>
               <w:rPr>
                 <w:rStyle w:val="Hyperlink"/>
@@ -5949,7 +5949,7 @@
                 <w:noProof/>
                 <w:webHidden/>
               </w:rPr>
-              <w:instrText xml:space="preserve"> PAGEREF _Toc239342252 \h </w:instrText>
+              <w:instrText xml:space="preserve"> PAGEREF _Toc239344146 \h </w:instrText>
             </w:r>
             <w:r>
               <w:rPr>
@@ -5994,7 +5994,7 @@
               <w14:ligatures w14:val="standardContextual"/>
             </w:rPr>
           </w:pPr>
-          <w:hyperlink w:anchor="_Toc239342253" w:history="1">
+          <w:hyperlink w:anchor="_Toc239344147" w:history="1">
             <w:r>
               <w:rPr>
                 <w:rStyle w:val="Hyperlink"/>
@@ -6021,7 +6021,7 @@
                 <w:noProof/>
                 <w:webHidden/>
               </w:rPr>
-              <w:instrText xml:space="preserve"> PAGEREF _Toc239342253 \h </w:instrText>
+              <w:instrText xml:space="preserve"> PAGEREF _Toc239344147 \h </w:instrText>
             </w:r>
             <w:r>
               <w:rPr>
@@ -6066,7 +6066,7 @@
               <w14:ligatures w14:val="standardContextual"/>
             </w:rPr>
           </w:pPr>
-          <w:hyperlink w:anchor="_Toc239342254" w:history="1">
+          <w:hyperlink w:anchor="_Toc239344148" w:history="1">
             <w:r>
               <w:rPr>
                 <w:rStyle w:val="Hyperlink"/>
@@ -6093,7 +6093,7 @@
                 <w:noProof/>
                 <w:webHidden/>
               </w:rPr>
-              <w:instrText xml:space="preserve"> PAGEREF _Toc239342254 \h </w:instrText>
+              <w:instrText xml:space="preserve"> PAGEREF _Toc239344148 \h </w:instrText>
             </w:r>
             <w:r>
               <w:rPr>
@@ -6138,7 +6138,7 @@
               <w14:ligatures w14:val="standardContextual"/>
             </w:rPr>
           </w:pPr>
-          <w:hyperlink w:anchor="_Toc239342255" w:history="1">
+          <w:hyperlink w:anchor="_Toc239344149" w:history="1">
             <w:r>
               <w:rPr>
                 <w:rStyle w:val="Hyperlink"/>
@@ -6165,7 +6165,7 @@
                 <w:noProof/>
                 <w:webHidden/>
               </w:rPr>
-              <w:instrText xml:space="preserve"> PAGEREF _Toc239342255 \h </w:instrText>
+              <w:instrText xml:space="preserve"> PAGEREF _Toc239344149 \h </w:instrText>
             </w:r>
             <w:r>
               <w:rPr>
@@ -6210,7 +6210,7 @@
               <w14:ligatures w14:val="standardContextual"/>
             </w:rPr>
           </w:pPr>
-          <w:hyperlink w:anchor="_Toc239342256" w:history="1">
+          <w:hyperlink w:anchor="_Toc239344150" w:history="1">
             <w:r>
               <w:rPr>
                 <w:rStyle w:val="Hyperlink"/>
@@ -6237,7 +6237,7 @@
                 <w:noProof/>
                 <w:webHidden/>
               </w:rPr>
-              <w:instrText xml:space="preserve"> PAGEREF _Toc239342256 \h </w:instrText>
+              <w:instrText xml:space="preserve"> PAGEREF _Toc239344150 \h </w:instrText>
             </w:r>
             <w:r>
               <w:rPr>
@@ -6282,7 +6282,7 @@
               <w14:ligatures w14:val="standardContextual"/>
             </w:rPr>
           </w:pPr>
-          <w:hyperlink w:anchor="_Toc239342257" w:history="1">
+          <w:hyperlink w:anchor="_Toc239344151" w:history="1">
             <w:r>
               <w:rPr>
                 <w:rStyle w:val="Hyperlink"/>
@@ -6309,7 +6309,7 @@
                 <w:noProof/>
                 <w:webHidden/>
               </w:rPr>
-              <w:instrText xml:space="preserve"> PAGEREF _Toc239342257 \h </w:instrText>
+              <w:instrText xml:space="preserve"> PAGEREF _Toc239344151 \h </w:instrText>
             </w:r>
             <w:r>
               <w:rPr>
@@ -6354,7 +6354,7 @@
               <w14:ligatures w14:val="standardContextual"/>
             </w:rPr>
           </w:pPr>
-          <w:hyperlink w:anchor="_Toc239342258" w:history="1">
+          <w:hyperlink w:anchor="_Toc239344152" w:history="1">
             <w:r>
               <w:rPr>
                 <w:rStyle w:val="Hyperlink"/>
@@ -6381,7 +6381,7 @@
                 <w:noProof/>
                 <w:webHidden/>
               </w:rPr>
-              <w:instrText xml:space="preserve"> PAGEREF _Toc239342258 \h </w:instrText>
+              <w:instrText xml:space="preserve"> PAGEREF _Toc239344152 \h </w:instrText>
             </w:r>
             <w:r>
               <w:rPr>
@@ -6426,7 +6426,7 @@
               <w14:ligatures w14:val="standardContextual"/>
             </w:rPr>
           </w:pPr>
-          <w:hyperlink w:anchor="_Toc239342259" w:history="1">
+          <w:hyperlink w:anchor="_Toc239344153" w:history="1">
             <w:r>
               <w:rPr>
                 <w:rStyle w:val="Hyperlink"/>
@@ -6453,7 +6453,7 @@
                 <w:noProof/>
                 <w:webHidden/>
               </w:rPr>
-              <w:instrText xml:space="preserve"> PAGEREF _Toc239342259 \h </w:instrText>
+              <w:instrText xml:space="preserve"> PAGEREF _Toc239344153 \h </w:instrText>
             </w:r>
             <w:r>
               <w:rPr>
@@ -6496,7 +6496,7 @@
         <w:pStyle w:val="Heading1"/>
       </w:pPr>
       <w:bookmarkStart w:id="0" w:name="manual-teknis--sistem-ota"/>
-      <w:bookmarkStart w:id="1" w:name="_Toc239342171"/>
+      <w:bookmarkStart w:id="1" w:name="_Toc239344065"/>
       <w:r>
         <w:t>Manual Teknis — Sistem OTA</w:t>
       </w:r>
@@ -6583,7 +6583,7 @@
         <w:t>dikerjakan rekan peneliti</w:t>
       </w:r>
       <w:r>
-        <w:t xml:space="preserve">. Keduanya didokumentasikan di §15 dan §16 </w:t>
+        <w:t xml:space="preserve">. Keduanya didokumentasikan di bagian 15 dan 16 </w:t>
       </w:r>
       <w:r>
         <w:rPr>
@@ -6640,7 +6640,7 @@
         <w:pStyle w:val="Heading2"/>
       </w:pPr>
       <w:bookmarkStart w:id="2" w:name="X3a09ebe64b01ba08c487bbc3fa6201884073a5a"/>
-      <w:bookmarkStart w:id="3" w:name="_Toc239342172"/>
+      <w:bookmarkStart w:id="3" w:name="_Toc239344066"/>
       <w:r>
         <w:t>1. Ringkasan Arsitektur</w:t>
       </w:r>
@@ -6869,7 +6869,7 @@
         <w:t>kotak 1 (aplikasi web)</w:t>
       </w:r>
       <w:r>
-        <w:t xml:space="preserve"> beserta seluruh integrasinya ke Firebase, server kamera, dan stasiun sensor. Kotak 3 dan ESP32 dikerjakan rekan peneliti — lihat catatan di §15 dan §16.</w:t>
+        <w:t xml:space="preserve"> beserta seluruh integrasinya ke Firebase, server kamera, dan stasiun sensor. Kotak 3 dan ESP32 dikerjakan rekan peneliti — lihat catatan di bagian 15 dan 16.</w:t>
       </w:r>
     </w:p>
     <w:p>
@@ -6944,7 +6944,10 @@
         <w:t>Google Gemini</w:t>
       </w:r>
       <w:r>
-        <w:t xml:space="preserve"> — asisten chat, dipanggil lewat proxy di </w:t>
+        <w:t xml:space="preserve"> </w:t>
+      </w:r>
+      <w:r>
+        <w:t xml:space="preserve">— asisten chat, dipanggil lewat proxy di </w:t>
       </w:r>
       <w:r>
         <w:rPr>
@@ -6961,7 +6964,7 @@
         <w:pStyle w:val="Heading3"/>
       </w:pPr>
       <w:bookmarkStart w:id="4" w:name="kenapa-dua-basis-data-firebase"/>
-      <w:bookmarkStart w:id="5" w:name="_Toc239342173"/>
+      <w:bookmarkStart w:id="5" w:name="_Toc239344067"/>
       <w:r>
         <w:t>Kenapa dua basis data Firebase</w:t>
       </w:r>
@@ -7198,7 +7201,7 @@
         <w:pStyle w:val="Heading2"/>
       </w:pPr>
       <w:bookmarkStart w:id="6" w:name="Xa2d4e825a35eb483f46fac9ab31b160b5a305f8"/>
-      <w:bookmarkStart w:id="7" w:name="_Toc239342174"/>
+      <w:bookmarkStart w:id="7" w:name="_Toc239344068"/>
       <w:bookmarkEnd w:id="2"/>
       <w:bookmarkEnd w:id="4"/>
       <w:r>
@@ -8156,7 +8159,7 @@
         <w:pStyle w:val="Heading2"/>
       </w:pPr>
       <w:bookmarkStart w:id="8" w:name="X1ddefa9e6b2494e27ab53d21a9ddff79156ae81"/>
-      <w:bookmarkStart w:id="9" w:name="_Toc239342175"/>
+      <w:bookmarkStart w:id="9" w:name="_Toc239344069"/>
       <w:bookmarkEnd w:id="6"/>
       <w:r>
         <w:t>3. Prasyarat</w:t>
@@ -8168,7 +8171,7 @@
         <w:pStyle w:val="Heading3"/>
       </w:pPr>
       <w:bookmarkStart w:id="10" w:name="perangkat-lunak"/>
-      <w:bookmarkStart w:id="11" w:name="_Toc239342176"/>
+      <w:bookmarkStart w:id="11" w:name="_Toc239344070"/>
       <w:r>
         <w:t>Perangkat lunak</w:t>
       </w:r>
@@ -8501,7 +8504,7 @@
         <w:pStyle w:val="Heading3"/>
       </w:pPr>
       <w:bookmarkStart w:id="12" w:name="akun-dan-layanan"/>
-      <w:bookmarkStart w:id="13" w:name="_Toc239342177"/>
+      <w:bookmarkStart w:id="13" w:name="_Toc239344071"/>
       <w:bookmarkEnd w:id="10"/>
       <w:r>
         <w:t>Akun dan layanan</w:t>
@@ -8825,7 +8828,7 @@
         <w:pStyle w:val="Heading2"/>
       </w:pPr>
       <w:bookmarkStart w:id="14" w:name="X088e7b1d8d32ad7f43c87708f8e8a93790f2b7c"/>
-      <w:bookmarkStart w:id="15" w:name="_Toc239342178"/>
+      <w:bookmarkStart w:id="15" w:name="_Toc239344072"/>
       <w:bookmarkEnd w:id="8"/>
       <w:bookmarkEnd w:id="12"/>
       <w:r>
@@ -8987,7 +8990,7 @@
         <w:pStyle w:val="Heading3"/>
       </w:pPr>
       <w:bookmarkStart w:id="16" w:name="perintah-npm"/>
-      <w:bookmarkStart w:id="17" w:name="_Toc239342179"/>
+      <w:bookmarkStart w:id="17" w:name="_Toc239344073"/>
       <w:r>
         <w:t>Perintah npm</w:t>
       </w:r>
@@ -9218,7 +9221,7 @@
         <w:pStyle w:val="Heading3"/>
       </w:pPr>
       <w:bookmarkStart w:id="18" w:name="menyiapkan-kredensial-admin-sdk"/>
-      <w:bookmarkStart w:id="19" w:name="_Toc239342180"/>
+      <w:bookmarkStart w:id="19" w:name="_Toc239344074"/>
       <w:bookmarkEnd w:id="16"/>
       <w:r>
         <w:t>Menyiapkan kredensial Admin SDK</w:t>
@@ -9432,7 +9435,7 @@
         <w:pStyle w:val="Heading3"/>
       </w:pPr>
       <w:bookmarkStart w:id="20" w:name="menerapkan-security-rules"/>
-      <w:bookmarkStart w:id="21" w:name="_Toc239342181"/>
+      <w:bookmarkStart w:id="21" w:name="_Toc239344075"/>
       <w:bookmarkEnd w:id="18"/>
       <w:r>
         <w:t>Menerapkan security rules</w:t>
@@ -9598,7 +9601,7 @@
         <w:pStyle w:val="Heading2"/>
       </w:pPr>
       <w:bookmarkStart w:id="22" w:name="Xd165ed43bdbb62947ccc40dc38a28bab85421a8"/>
-      <w:bookmarkStart w:id="23" w:name="_Toc239342182"/>
+      <w:bookmarkStart w:id="23" w:name="_Toc239344076"/>
       <w:bookmarkEnd w:id="14"/>
       <w:bookmarkEnd w:id="20"/>
       <w:r>
@@ -9681,7 +9684,7 @@
         <w:pStyle w:val="Heading3"/>
       </w:pPr>
       <w:bookmarkStart w:id="24" w:name="firebase--klien-aman-terekspos"/>
-      <w:bookmarkStart w:id="25" w:name="_Toc239342183"/>
+      <w:bookmarkStart w:id="25" w:name="_Toc239344077"/>
       <w:r>
         <w:t>Firebase — klien (aman terekspos)</w:t>
       </w:r>
@@ -9952,7 +9955,7 @@
         <w:pStyle w:val="Heading3"/>
       </w:pPr>
       <w:bookmarkStart w:id="26" w:name="firebase--server-rahasia"/>
-      <w:bookmarkStart w:id="27" w:name="_Toc239342184"/>
+      <w:bookmarkStart w:id="27" w:name="_Toc239344078"/>
       <w:bookmarkEnd w:id="24"/>
       <w:r>
         <w:t>Firebase — server (rahasia)</w:t>
@@ -10136,7 +10139,7 @@
         <w:pStyle w:val="Heading3"/>
       </w:pPr>
       <w:bookmarkStart w:id="28" w:name="aplikasi"/>
-      <w:bookmarkStart w:id="29" w:name="_Toc239342185"/>
+      <w:bookmarkStart w:id="29" w:name="_Toc239344079"/>
       <w:bookmarkEnd w:id="26"/>
       <w:r>
         <w:t>Aplikasi</w:t>
@@ -10284,7 +10287,7 @@
         <w:pStyle w:val="Heading3"/>
       </w:pPr>
       <w:bookmarkStart w:id="30" w:name="email-smtp"/>
-      <w:bookmarkStart w:id="31" w:name="_Toc239342186"/>
+      <w:bookmarkStart w:id="31" w:name="_Toc239344080"/>
       <w:bookmarkEnd w:id="28"/>
       <w:r>
         <w:t>Email (SMTP)</w:t>
@@ -10530,7 +10533,7 @@
         <w:pStyle w:val="Heading3"/>
       </w:pPr>
       <w:bookmarkStart w:id="32" w:name="midtrans"/>
-      <w:bookmarkStart w:id="33" w:name="_Toc239342187"/>
+      <w:bookmarkStart w:id="33" w:name="_Toc239344081"/>
       <w:bookmarkEnd w:id="30"/>
       <w:r>
         <w:t>Midtrans</w:t>
@@ -10741,7 +10744,7 @@
         <w:pStyle w:val="Heading3"/>
       </w:pPr>
       <w:bookmarkStart w:id="34" w:name="gemini-asisten-chat"/>
-      <w:bookmarkStart w:id="35" w:name="_Toc239342188"/>
+      <w:bookmarkStart w:id="35" w:name="_Toc239344082"/>
       <w:bookmarkEnd w:id="32"/>
       <w:r>
         <w:t>Gemini (asisten chat)</w:t>
@@ -10921,7 +10924,7 @@
         <w:pStyle w:val="Heading3"/>
       </w:pPr>
       <w:bookmarkStart w:id="36" w:name="lain-lain"/>
-      <w:bookmarkStart w:id="37" w:name="_Toc239342189"/>
+      <w:bookmarkStart w:id="37" w:name="_Toc239344083"/>
       <w:bookmarkEnd w:id="34"/>
       <w:r>
         <w:t>Lain-lain</w:t>
@@ -11077,7 +11080,7 @@
         <w:pStyle w:val="Heading2"/>
       </w:pPr>
       <w:bookmarkStart w:id="38" w:name="X9d2a6848b77c629c093533a4ceb04936283eb42"/>
-      <w:bookmarkStart w:id="39" w:name="_Toc239342190"/>
+      <w:bookmarkStart w:id="39" w:name="_Toc239344084"/>
       <w:bookmarkEnd w:id="22"/>
       <w:bookmarkEnd w:id="36"/>
       <w:r>
@@ -12025,7 +12028,7 @@
         <w:pStyle w:val="Heading2"/>
       </w:pPr>
       <w:bookmarkStart w:id="40" w:name="Xaa1ef153e5a010555aa408d1cae4cd3c344ef51"/>
-      <w:bookmarkStart w:id="41" w:name="_Toc239342191"/>
+      <w:bookmarkStart w:id="41" w:name="_Toc239344085"/>
       <w:bookmarkEnd w:id="38"/>
       <w:r>
         <w:t>7. Pola Arsitektur</w:t>
@@ -12037,7 +12040,7 @@
         <w:pStyle w:val="Heading3"/>
       </w:pPr>
       <w:bookmarkStart w:id="42" w:name="pemisahan-lapisan"/>
-      <w:bookmarkStart w:id="43" w:name="_Toc239342192"/>
+      <w:bookmarkStart w:id="43" w:name="_Toc239344086"/>
       <w:r>
         <w:t>Pemisahan lapisan</w:t>
       </w:r>
@@ -12223,7 +12226,7 @@
         <w:pStyle w:val="Heading3"/>
       </w:pPr>
       <w:bookmarkStart w:id="44" w:name="penjagaan-di-server-bukan-di-layar"/>
-      <w:bookmarkStart w:id="45" w:name="_Toc239342193"/>
+      <w:bookmarkStart w:id="45" w:name="_Toc239344087"/>
       <w:bookmarkEnd w:id="42"/>
       <w:r>
         <w:t>Penjagaan di server, bukan di layar</w:t>
@@ -12586,7 +12589,7 @@
         <w:pStyle w:val="Heading3"/>
       </w:pPr>
       <w:bookmarkStart w:id="46" w:name="gambar-luar-lewat-nextimage"/>
-      <w:bookmarkStart w:id="47" w:name="_Toc239342194"/>
+      <w:bookmarkStart w:id="47" w:name="_Toc239344088"/>
       <w:bookmarkEnd w:id="44"/>
       <w:r>
         <w:t xml:space="preserve">Gambar luar lewat </w:t>
@@ -13021,7 +13024,7 @@
         <w:pStyle w:val="Heading2"/>
       </w:pPr>
       <w:bookmarkStart w:id="48" w:name="X0858fc14a801816d8b2a092547a5c3e229dee42"/>
-      <w:bookmarkStart w:id="49" w:name="_Toc239342195"/>
+      <w:bookmarkStart w:id="49" w:name="_Toc239344089"/>
       <w:bookmarkEnd w:id="40"/>
       <w:bookmarkEnd w:id="46"/>
       <w:r>
@@ -13034,7 +13037,7 @@
         <w:pStyle w:val="Heading3"/>
       </w:pPr>
       <w:bookmarkStart w:id="50" w:name="firestore"/>
-      <w:bookmarkStart w:id="51" w:name="_Toc239342196"/>
+      <w:bookmarkStart w:id="51" w:name="_Toc239344090"/>
       <w:r>
         <w:t>Firestore</w:t>
       </w:r>
@@ -13611,7 +13614,7 @@
         <w:pStyle w:val="Heading3"/>
       </w:pPr>
       <w:bookmarkStart w:id="52" w:name="status-booking"/>
-      <w:bookmarkStart w:id="53" w:name="_Toc239342197"/>
+      <w:bookmarkStart w:id="53" w:name="_Toc239344091"/>
       <w:bookmarkEnd w:id="50"/>
       <w:r>
         <w:t>Status booking</w:t>
@@ -13970,7 +13973,7 @@
         <w:pStyle w:val="Heading3"/>
       </w:pPr>
       <w:bookmarkStart w:id="54" w:name="realtime-database"/>
-      <w:bookmarkStart w:id="55" w:name="_Toc239342198"/>
+      <w:bookmarkStart w:id="55" w:name="_Toc239344092"/>
       <w:bookmarkEnd w:id="52"/>
       <w:r>
         <w:t>Realtime Database</w:t>
@@ -14073,7 +14076,7 @@
         <w:pStyle w:val="Heading3"/>
       </w:pPr>
       <w:bookmarkStart w:id="56" w:name="peran-pengguna"/>
-      <w:bookmarkStart w:id="57" w:name="_Toc239342199"/>
+      <w:bookmarkStart w:id="57" w:name="_Toc239344093"/>
       <w:bookmarkEnd w:id="54"/>
       <w:r>
         <w:t>Peran pengguna</w:t>
@@ -14321,7 +14324,7 @@
         <w:pStyle w:val="Heading2"/>
       </w:pPr>
       <w:bookmarkStart w:id="58" w:name="X5c3a339ef7e8ff68c912d2577e3f11acae8270c"/>
-      <w:bookmarkStart w:id="59" w:name="_Toc239342200"/>
+      <w:bookmarkStart w:id="59" w:name="_Toc239344094"/>
       <w:bookmarkEnd w:id="48"/>
       <w:bookmarkEnd w:id="56"/>
       <w:r>
@@ -14334,7 +14337,7 @@
         <w:pStyle w:val="Heading3"/>
       </w:pPr>
       <w:bookmarkStart w:id="60" w:name="aturan-firestore"/>
-      <w:bookmarkStart w:id="61" w:name="_Toc239342201"/>
+      <w:bookmarkStart w:id="61" w:name="_Toc239344095"/>
       <w:r>
         <w:t>Aturan Firestore</w:t>
       </w:r>
@@ -14575,7 +14578,7 @@
         <w:pStyle w:val="Heading3"/>
       </w:pPr>
       <w:bookmarkStart w:id="62" w:name="aturan-realtime-database"/>
-      <w:bookmarkStart w:id="63" w:name="_Toc239342202"/>
+      <w:bookmarkStart w:id="63" w:name="_Toc239344096"/>
       <w:bookmarkEnd w:id="60"/>
       <w:r>
         <w:t>Aturan Realtime Database</w:t>
@@ -14715,7 +14718,7 @@
         <w:pStyle w:val="Heading3"/>
       </w:pPr>
       <w:bookmarkStart w:id="64" w:name="aturan-cloud-storage"/>
-      <w:bookmarkStart w:id="65" w:name="_Toc239342203"/>
+      <w:bookmarkStart w:id="65" w:name="_Toc239344097"/>
       <w:bookmarkEnd w:id="62"/>
       <w:r>
         <w:t>Aturan Cloud Storage</w:t>
@@ -15235,7 +15238,7 @@
         <w:pStyle w:val="Heading3"/>
       </w:pPr>
       <w:bookmarkStart w:id="66" w:name="pemeriksaan-di-route-api"/>
-      <w:bookmarkStart w:id="67" w:name="_Toc239342204"/>
+      <w:bookmarkStart w:id="67" w:name="_Toc239344098"/>
       <w:bookmarkEnd w:id="64"/>
       <w:r>
         <w:t>Pemeriksaan di route API</w:t>
@@ -15602,7 +15605,7 @@
         <w:pStyle w:val="Heading3"/>
       </w:pPr>
       <w:bookmarkStart w:id="68" w:name="pengelolaan-rahasia"/>
-      <w:bookmarkStart w:id="69" w:name="_Toc239342205"/>
+      <w:bookmarkStart w:id="69" w:name="_Toc239344099"/>
       <w:bookmarkEnd w:id="66"/>
       <w:r>
         <w:t>Pengelolaan rahasia</w:t>
@@ -15786,7 +15789,7 @@
         <w:pStyle w:val="Heading2"/>
       </w:pPr>
       <w:bookmarkStart w:id="70" w:name="X909a3c2f6a792c06a5ee1c46bec482d8a905f88"/>
-      <w:bookmarkStart w:id="71" w:name="_Toc239342206"/>
+      <w:bookmarkStart w:id="71" w:name="_Toc239344100"/>
       <w:bookmarkEnd w:id="58"/>
       <w:bookmarkEnd w:id="68"/>
       <w:r>
@@ -15835,7 +15838,7 @@
         <w:pStyle w:val="Heading3"/>
       </w:pPr>
       <w:bookmarkStart w:id="72" w:name="get-apibookings"/>
-      <w:bookmarkStart w:id="73" w:name="_Toc239342207"/>
+      <w:bookmarkStart w:id="73" w:name="_Toc239344101"/>
       <w:r>
         <w:rPr>
           <w:rStyle w:val="VerbatimChar"/>
@@ -16186,7 +16189,7 @@
         <w:pStyle w:val="Heading3"/>
       </w:pPr>
       <w:bookmarkStart w:id="74" w:name="post-apibookings"/>
-      <w:bookmarkStart w:id="75" w:name="_Toc239342208"/>
+      <w:bookmarkStart w:id="75" w:name="_Toc239344102"/>
       <w:bookmarkEnd w:id="72"/>
       <w:r>
         <w:rPr>
@@ -17363,7 +17366,7 @@
         <w:pStyle w:val="Heading3"/>
       </w:pPr>
       <w:bookmarkStart w:id="76" w:name="post-apiauthrequest-code"/>
-      <w:bookmarkStart w:id="77" w:name="_Toc239342209"/>
+      <w:bookmarkStart w:id="77" w:name="_Toc239344103"/>
       <w:bookmarkEnd w:id="74"/>
       <w:r>
         <w:rPr>
@@ -17495,7 +17498,7 @@
         <w:pStyle w:val="Heading3"/>
       </w:pPr>
       <w:bookmarkStart w:id="78" w:name="post-apiauthverify-code"/>
-      <w:bookmarkStart w:id="79" w:name="_Toc239342210"/>
+      <w:bookmarkStart w:id="79" w:name="_Toc239344104"/>
       <w:bookmarkEnd w:id="76"/>
       <w:r>
         <w:rPr>
@@ -17648,7 +17651,7 @@
         <w:pStyle w:val="Heading3"/>
       </w:pPr>
       <w:bookmarkStart w:id="80" w:name="post-apipaymentsmidtrans"/>
-      <w:bookmarkStart w:id="81" w:name="_Toc239342211"/>
+      <w:bookmarkStart w:id="81" w:name="_Toc239344105"/>
       <w:bookmarkEnd w:id="78"/>
       <w:r>
         <w:rPr>
@@ -17882,7 +17885,7 @@
         <w:pStyle w:val="Heading3"/>
       </w:pPr>
       <w:bookmarkStart w:id="82" w:name="post-apirole-request"/>
-      <w:bookmarkStart w:id="83" w:name="_Toc239342212"/>
+      <w:bookmarkStart w:id="83" w:name="_Toc239344106"/>
       <w:bookmarkEnd w:id="80"/>
       <w:r>
         <w:rPr>
@@ -18107,7 +18110,7 @@
         <w:pStyle w:val="Heading3"/>
       </w:pPr>
       <w:bookmarkStart w:id="84" w:name="post-apinotify-approval"/>
-      <w:bookmarkStart w:id="85" w:name="_Toc239342213"/>
+      <w:bookmarkStart w:id="85" w:name="_Toc239344107"/>
       <w:bookmarkEnd w:id="82"/>
       <w:r>
         <w:rPr>
@@ -18216,7 +18219,7 @@
         <w:pStyle w:val="Heading3"/>
       </w:pPr>
       <w:bookmarkStart w:id="86" w:name="delete-apidelete-user"/>
-      <w:bookmarkStart w:id="87" w:name="_Toc239342214"/>
+      <w:bookmarkStart w:id="87" w:name="_Toc239344108"/>
       <w:bookmarkEnd w:id="84"/>
       <w:r>
         <w:rPr>
@@ -18354,7 +18357,7 @@
         <w:pStyle w:val="Heading3"/>
       </w:pPr>
       <w:bookmarkStart w:id="88" w:name="post-apisend-verification"/>
-      <w:bookmarkStart w:id="89" w:name="_Toc239342215"/>
+      <w:bookmarkStart w:id="89" w:name="_Toc239344109"/>
       <w:bookmarkEnd w:id="86"/>
       <w:r>
         <w:rPr>
@@ -18457,7 +18460,7 @@
         <w:pStyle w:val="Heading3"/>
       </w:pPr>
       <w:bookmarkStart w:id="90" w:name="post-apichat"/>
-      <w:bookmarkStart w:id="91" w:name="_Toc239342216"/>
+      <w:bookmarkStart w:id="91" w:name="_Toc239344110"/>
       <w:bookmarkEnd w:id="88"/>
       <w:r>
         <w:rPr>
@@ -18632,7 +18635,7 @@
         <w:pStyle w:val="Heading2"/>
       </w:pPr>
       <w:bookmarkStart w:id="92" w:name="Xed0e0f21df81124cb09d88430a848afb4ea7196"/>
-      <w:bookmarkStart w:id="93" w:name="_Toc239342217"/>
+      <w:bookmarkStart w:id="93" w:name="_Toc239344111"/>
       <w:bookmarkEnd w:id="70"/>
       <w:bookmarkEnd w:id="90"/>
       <w:r>
@@ -18645,7 +18648,7 @@
         <w:pStyle w:val="Heading3"/>
       </w:pPr>
       <w:bookmarkStart w:id="94" w:name="urutan-lengkap"/>
-      <w:bookmarkStart w:id="95" w:name="_Toc239342218"/>
+      <w:bookmarkStart w:id="95" w:name="_Toc239344112"/>
       <w:r>
         <w:t>Urutan lengkap</w:t>
       </w:r>
@@ -18865,7 +18868,7 @@
         <w:pStyle w:val="Heading3"/>
       </w:pPr>
       <w:bookmarkStart w:id="96" w:name="jalur-cadangan-menarik-status-sendiri"/>
-      <w:bookmarkStart w:id="97" w:name="_Toc239342219"/>
+      <w:bookmarkStart w:id="97" w:name="_Toc239344113"/>
       <w:bookmarkEnd w:id="94"/>
       <w:r>
         <w:t>Jalur cadangan: menarik status sendiri</w:t>
@@ -19048,7 +19051,7 @@
         <w:pStyle w:val="Heading3"/>
       </w:pPr>
       <w:bookmarkStart w:id="98" w:name="keputusan-desain-yang-penting"/>
-      <w:bookmarkStart w:id="99" w:name="_Toc239342220"/>
+      <w:bookmarkStart w:id="99" w:name="_Toc239344114"/>
       <w:bookmarkEnd w:id="96"/>
       <w:r>
         <w:t>Keputusan desain yang penting</w:t>
@@ -19285,7 +19288,7 @@
         <w:pStyle w:val="Heading3"/>
       </w:pPr>
       <w:bookmarkStart w:id="100" w:name="menguji-webhook-dari-mesin-lokal"/>
-      <w:bookmarkStart w:id="101" w:name="_Toc239342221"/>
+      <w:bookmarkStart w:id="101" w:name="_Toc239344115"/>
       <w:bookmarkEnd w:id="98"/>
       <w:r>
         <w:t>Menguji webhook dari mesin lokal</w:t>
@@ -19364,7 +19367,7 @@
         <w:pStyle w:val="Heading3"/>
       </w:pPr>
       <w:bookmarkStart w:id="102" w:name="beralih-ke-produksi"/>
-      <w:bookmarkStart w:id="103" w:name="_Toc239342222"/>
+      <w:bookmarkStart w:id="103" w:name="_Toc239344116"/>
       <w:bookmarkEnd w:id="100"/>
       <w:r>
         <w:t>Beralih ke produksi</w:t>
@@ -19506,7 +19509,7 @@
         <w:pStyle w:val="Heading2"/>
       </w:pPr>
       <w:bookmarkStart w:id="104" w:name="Xed4c688a08a9d1e4c948c15619f232127bf1cf0"/>
-      <w:bookmarkStart w:id="105" w:name="_Toc239342223"/>
+      <w:bookmarkStart w:id="105" w:name="_Toc239344117"/>
       <w:bookmarkEnd w:id="92"/>
       <w:bookmarkEnd w:id="102"/>
       <w:r>
@@ -19907,7 +19910,7 @@
         <w:pStyle w:val="Heading2"/>
       </w:pPr>
       <w:bookmarkStart w:id="106" w:name="X02441ca0a2bcbefc85180bb3966ed29aa761758"/>
-      <w:bookmarkStart w:id="107" w:name="_Toc239342224"/>
+      <w:bookmarkStart w:id="107" w:name="_Toc239344118"/>
       <w:bookmarkEnd w:id="104"/>
       <w:r>
         <w:t>13. Tema dan Token Desain</w:t>
@@ -20125,7 +20128,7 @@
         <w:pStyle w:val="Heading2"/>
       </w:pPr>
       <w:bookmarkStart w:id="108" w:name="Xaebd2ad4f56a90a9b2e16acf5b0a875409ca2ba"/>
-      <w:bookmarkStart w:id="109" w:name="_Toc239342225"/>
+      <w:bookmarkStart w:id="109" w:name="_Toc239344119"/>
       <w:bookmarkEnd w:id="106"/>
       <w:r>
         <w:t>14. PWA dan Service Worker</w:t>
@@ -20281,7 +20284,7 @@
         <w:pStyle w:val="Heading2"/>
       </w:pPr>
       <w:bookmarkStart w:id="110" w:name="X0968aca45ebf85715c3c566f95824d47801b434"/>
-      <w:bookmarkStart w:id="111" w:name="_Toc239342226"/>
+      <w:bookmarkStart w:id="111" w:name="_Toc239344120"/>
       <w:bookmarkEnd w:id="108"/>
       <w:r>
         <w:t>15. Server Kamera dan Deteksi Karang</w:t>
@@ -20345,7 +20348,7 @@
         <w:pStyle w:val="Heading3"/>
       </w:pPr>
       <w:bookmarkStart w:id="112" w:name="menjalankan"/>
-      <w:bookmarkStart w:id="113" w:name="_Toc239342227"/>
+      <w:bookmarkStart w:id="113" w:name="_Toc239344121"/>
       <w:r>
         <w:t>Menjalankan</w:t>
       </w:r>
@@ -20519,7 +20522,7 @@
         <w:pStyle w:val="Heading3"/>
       </w:pPr>
       <w:bookmarkStart w:id="114" w:name="endpoint-per-kamera"/>
-      <w:bookmarkStart w:id="115" w:name="_Toc239342228"/>
+      <w:bookmarkStart w:id="115" w:name="_Toc239344122"/>
       <w:bookmarkEnd w:id="112"/>
       <w:r>
         <w:t>Endpoint per kamera</w:t>
@@ -20698,7 +20701,7 @@
         <w:pStyle w:val="Heading3"/>
       </w:pPr>
       <w:bookmarkStart w:id="116" w:name="menghubungkan-ke-website"/>
-      <w:bookmarkStart w:id="117" w:name="_Toc239342229"/>
+      <w:bookmarkStart w:id="117" w:name="_Toc239344123"/>
       <w:bookmarkEnd w:id="114"/>
       <w:r>
         <w:t>Menghubungkan ke website</w:t>
@@ -20794,7 +20797,7 @@
         <w:pStyle w:val="Heading3"/>
       </w:pPr>
       <w:bookmarkStart w:id="118" w:name="perilaku-deteksi"/>
-      <w:bookmarkStart w:id="119" w:name="_Toc239342230"/>
+      <w:bookmarkStart w:id="119" w:name="_Toc239344124"/>
       <w:bookmarkEnd w:id="116"/>
       <w:r>
         <w:t>Perilaku deteksi</w:t>
@@ -20859,7 +20862,7 @@
         <w:pStyle w:val="Heading3"/>
       </w:pPr>
       <w:bookmarkStart w:id="120" w:name="berkas-lain"/>
-      <w:bookmarkStart w:id="121" w:name="_Toc239342231"/>
+      <w:bookmarkStart w:id="121" w:name="_Toc239344125"/>
       <w:bookmarkEnd w:id="118"/>
       <w:r>
         <w:t>Berkas lain</w:t>
@@ -21035,7 +21038,7 @@
         <w:pStyle w:val="Heading2"/>
       </w:pPr>
       <w:bookmarkStart w:id="122" w:name="X0954ca9ee37eb4ee80d5cbab7cfa3851fa1ac64"/>
-      <w:bookmarkStart w:id="123" w:name="_Toc239342232"/>
+      <w:bookmarkStart w:id="123" w:name="_Toc239344126"/>
       <w:bookmarkEnd w:id="110"/>
       <w:bookmarkEnd w:id="120"/>
       <w:r>
@@ -21119,7 +21122,7 @@
         <w:pStyle w:val="Heading3"/>
       </w:pPr>
       <w:bookmarkStart w:id="124" w:name="sensor-dan-pin"/>
-      <w:bookmarkStart w:id="125" w:name="_Toc239342233"/>
+      <w:bookmarkStart w:id="125" w:name="_Toc239344127"/>
       <w:r>
         <w:t>Sensor dan pin</w:t>
       </w:r>
@@ -21436,7 +21439,7 @@
         <w:pStyle w:val="Heading3"/>
       </w:pPr>
       <w:bookmarkStart w:id="126" w:name="pustaka-arduino-yang-dibutuhkan"/>
-      <w:bookmarkStart w:id="127" w:name="_Toc239342234"/>
+      <w:bookmarkStart w:id="127" w:name="_Toc239344128"/>
       <w:bookmarkEnd w:id="124"/>
       <w:r>
         <w:t>Pustaka Arduino yang dibutuhkan</w:t>
@@ -21531,7 +21534,7 @@
         <w:pStyle w:val="Heading3"/>
       </w:pPr>
       <w:bookmarkStart w:id="128" w:name="konfigurasi-sebelum-flash"/>
-      <w:bookmarkStart w:id="129" w:name="_Toc239342235"/>
+      <w:bookmarkStart w:id="129" w:name="_Toc239344129"/>
       <w:bookmarkEnd w:id="126"/>
       <w:r>
         <w:t>Konfigurasi sebelum flash</w:t>
@@ -21771,7 +21774,7 @@
         <w:pStyle w:val="Heading3"/>
       </w:pPr>
       <w:bookmarkStart w:id="130" w:name="faktor-kalibrasi"/>
-      <w:bookmarkStart w:id="131" w:name="_Toc239342236"/>
+      <w:bookmarkStart w:id="131" w:name="_Toc239344130"/>
       <w:bookmarkEnd w:id="128"/>
       <w:r>
         <w:t>Faktor kalibrasi</w:t>
@@ -21942,7 +21945,7 @@
         <w:pStyle w:val="Heading3"/>
       </w:pPr>
       <w:bookmarkStart w:id="132" w:name="cara-flash"/>
-      <w:bookmarkStart w:id="133" w:name="_Toc239342237"/>
+      <w:bookmarkStart w:id="133" w:name="_Toc239344131"/>
       <w:bookmarkEnd w:id="130"/>
       <w:r>
         <w:t>Cara flash</w:t>
@@ -22036,7 +22039,7 @@
         <w:pStyle w:val="Heading3"/>
       </w:pPr>
       <w:bookmarkStart w:id="134" w:name="jalur-data"/>
-      <w:bookmarkStart w:id="135" w:name="_Toc239342238"/>
+      <w:bookmarkStart w:id="135" w:name="_Toc239344132"/>
       <w:bookmarkEnd w:id="132"/>
       <w:r>
         <w:t>Jalur data</w:t>
@@ -22092,7 +22095,7 @@
         <w:pStyle w:val="Heading2"/>
       </w:pPr>
       <w:bookmarkStart w:id="136" w:name="X6b1341800221b6a65e554b876a7748e027e7ac5"/>
-      <w:bookmarkStart w:id="137" w:name="_Toc239342239"/>
+      <w:bookmarkStart w:id="137" w:name="_Toc239344133"/>
       <w:bookmarkEnd w:id="122"/>
       <w:bookmarkEnd w:id="134"/>
       <w:r>
@@ -22105,7 +22108,7 @@
         <w:pStyle w:val="Heading3"/>
       </w:pPr>
       <w:bookmarkStart w:id="138" w:name="aplikasi-web-ke-vercel"/>
-      <w:bookmarkStart w:id="139" w:name="_Toc239342240"/>
+      <w:bookmarkStart w:id="139" w:name="_Toc239344134"/>
       <w:r>
         <w:t>Aplikasi web ke Vercel</w:t>
       </w:r>
@@ -22409,7 +22412,7 @@
         <w:pStyle w:val="Heading3"/>
       </w:pPr>
       <w:bookmarkStart w:id="140" w:name="security-rules-ke-firebase"/>
-      <w:bookmarkStart w:id="141" w:name="_Toc239342241"/>
+      <w:bookmarkStart w:id="141" w:name="_Toc239344135"/>
       <w:bookmarkEnd w:id="138"/>
       <w:r>
         <w:t>Security rules ke Firebase</w:t>
@@ -22542,7 +22545,7 @@
         <w:pStyle w:val="Heading3"/>
       </w:pPr>
       <w:bookmarkStart w:id="142" w:name="lokasi-bucket-cloud-storage"/>
-      <w:bookmarkStart w:id="143" w:name="_Toc239342242"/>
+      <w:bookmarkStart w:id="143" w:name="_Toc239344136"/>
       <w:bookmarkEnd w:id="140"/>
       <w:r>
         <w:t>Lokasi bucket Cloud Storage</w:t>
@@ -22590,7 +22593,7 @@
         <w:pStyle w:val="Heading3"/>
       </w:pPr>
       <w:bookmarkStart w:id="144" w:name="server-kamera"/>
-      <w:bookmarkStart w:id="145" w:name="_Toc239342243"/>
+      <w:bookmarkStart w:id="145" w:name="_Toc239344137"/>
       <w:bookmarkEnd w:id="142"/>
       <w:r>
         <w:t>Server kamera</w:t>
@@ -22620,7 +22623,7 @@
         <w:pStyle w:val="Heading3"/>
       </w:pPr>
       <w:bookmarkStart w:id="146" w:name="urutan-penerapan-yang-disarankan"/>
-      <w:bookmarkStart w:id="147" w:name="_Toc239342244"/>
+      <w:bookmarkStart w:id="147" w:name="_Toc239344138"/>
       <w:bookmarkEnd w:id="144"/>
       <w:r>
         <w:t>Urutan penerapan yang disarankan</w:t>
@@ -22707,7 +22710,7 @@
         <w:pStyle w:val="Heading2"/>
       </w:pPr>
       <w:bookmarkStart w:id="148" w:name="Xf33546d4c6eaed7b8047c678138d07a2e4896f5"/>
-      <w:bookmarkStart w:id="149" w:name="_Toc239342245"/>
+      <w:bookmarkStart w:id="149" w:name="_Toc239344139"/>
       <w:bookmarkEnd w:id="136"/>
       <w:bookmarkEnd w:id="146"/>
       <w:r>
@@ -22720,7 +22723,7 @@
         <w:pStyle w:val="Heading3"/>
       </w:pPr>
       <w:bookmarkStart w:id="150" w:name="uji-mandiri-logika-checkts"/>
-      <w:bookmarkStart w:id="151" w:name="_Toc239342246"/>
+      <w:bookmarkStart w:id="151" w:name="_Toc239344140"/>
       <w:r>
         <w:t>Uji mandiri logika (</w:t>
       </w:r>
@@ -23364,7 +23367,7 @@
         <w:pStyle w:val="Heading3"/>
       </w:pPr>
       <w:bookmarkStart w:id="152" w:name="probe-rules-dan-api"/>
-      <w:bookmarkStart w:id="153" w:name="_Toc239342247"/>
+      <w:bookmarkStart w:id="153" w:name="_Toc239344141"/>
       <w:bookmarkEnd w:id="150"/>
       <w:r>
         <w:t>Probe rules dan API</w:t>
@@ -23594,7 +23597,7 @@
         <w:pStyle w:val="Heading3"/>
       </w:pPr>
       <w:bookmarkStart w:id="154" w:name="uji-server-kamera"/>
-      <w:bookmarkStart w:id="155" w:name="_Toc239342248"/>
+      <w:bookmarkStart w:id="155" w:name="_Toc239344142"/>
       <w:bookmarkEnd w:id="152"/>
       <w:r>
         <w:t>Uji server kamera</w:t>
@@ -23670,7 +23673,7 @@
         <w:pStyle w:val="Heading3"/>
       </w:pPr>
       <w:bookmarkStart w:id="156" w:name="lint-dan-build"/>
-      <w:bookmarkStart w:id="157" w:name="_Toc239342249"/>
+      <w:bookmarkStart w:id="157" w:name="_Toc239344143"/>
       <w:bookmarkEnd w:id="154"/>
       <w:r>
         <w:t>Lint dan build</w:t>
@@ -23729,7 +23732,7 @@
         <w:pStyle w:val="Heading2"/>
       </w:pPr>
       <w:bookmarkStart w:id="158" w:name="X90e1e40397aac8978d03d5f3c166df2601f6ec5"/>
-      <w:bookmarkStart w:id="159" w:name="_Toc239342250"/>
+      <w:bookmarkStart w:id="159" w:name="_Toc239344144"/>
       <w:bookmarkEnd w:id="148"/>
       <w:bookmarkEnd w:id="156"/>
       <w:r>
@@ -23742,7 +23745,7 @@
         <w:pStyle w:val="Heading3"/>
       </w:pPr>
       <w:bookmarkStart w:id="160" w:name="kode-masuk-tidak-terkirim-di-produksi"/>
-      <w:bookmarkStart w:id="161" w:name="_Toc239342251"/>
+      <w:bookmarkStart w:id="161" w:name="_Toc239344145"/>
       <w:r>
         <w:t>Kode masuk tidak terkirim di produksi</w:t>
       </w:r>
@@ -23817,7 +23820,7 @@
         <w:pStyle w:val="Heading3"/>
       </w:pPr>
       <w:bookmarkStart w:id="162" w:name="X79c3035c29e0a771aa3ca92e7b98d68ce4daa73"/>
-      <w:bookmarkStart w:id="163" w:name="_Toc239342252"/>
+      <w:bookmarkStart w:id="163" w:name="_Toc239344146"/>
       <w:bookmarkEnd w:id="160"/>
       <w:r>
         <w:rPr>
@@ -23873,7 +23876,7 @@
         <w:pStyle w:val="Heading3"/>
       </w:pPr>
       <w:bookmarkStart w:id="164" w:name="Xdf03278431fcbe27527f1b49972574cc6bc0d1d"/>
-      <w:bookmarkStart w:id="165" w:name="_Toc239342253"/>
+      <w:bookmarkStart w:id="165" w:name="_Toc239344147"/>
       <w:bookmarkEnd w:id="162"/>
       <w:r>
         <w:t>Booking macet di "Belum Dibayar" padahal sudah dibayar</w:t>
@@ -24000,7 +24003,7 @@
         <w:pStyle w:val="Heading3"/>
       </w:pPr>
       <w:bookmarkStart w:id="166" w:name="kamera-tidak-tampil"/>
-      <w:bookmarkStart w:id="167" w:name="_Toc239342254"/>
+      <w:bookmarkStart w:id="167" w:name="_Toc239344148"/>
       <w:bookmarkEnd w:id="164"/>
       <w:r>
         <w:t>Kamera tidak tampil</w:t>
@@ -24104,7 +24107,7 @@
         <w:pStyle w:val="Heading3"/>
       </w:pPr>
       <w:bookmarkStart w:id="168" w:name="Xbc2d8ec0820bc45f28e1abd4c11c8326c3a15a9"/>
-      <w:bookmarkStart w:id="169" w:name="_Toc239342255"/>
+      <w:bookmarkStart w:id="169" w:name="_Toc239344149"/>
       <w:bookmarkEnd w:id="166"/>
       <w:r>
         <w:t>Sensor menampilkan "--" atau berlabel "Offline"</w:t>
@@ -24198,7 +24201,7 @@
         <w:pStyle w:val="Heading3"/>
       </w:pPr>
       <w:bookmarkStart w:id="170" w:name="scanner-qr-melempar-galat-di-ios"/>
-      <w:bookmarkStart w:id="171" w:name="_Toc239342256"/>
+      <w:bookmarkStart w:id="171" w:name="_Toc239344150"/>
       <w:bookmarkEnd w:id="168"/>
       <w:r>
         <w:t>Scanner QR melempar galat di iOS</w:t>
@@ -24282,7 +24285,7 @@
         <w:pStyle w:val="Heading3"/>
       </w:pPr>
       <w:bookmarkStart w:id="172" w:name="unggah-foto-destinasi-ditolak"/>
-      <w:bookmarkStart w:id="173" w:name="_Toc239342257"/>
+      <w:bookmarkStart w:id="173" w:name="_Toc239344151"/>
       <w:bookmarkEnd w:id="170"/>
       <w:r>
         <w:t>Unggah foto destinasi ditolak</w:t>
@@ -24636,7 +24639,7 @@
         <w:pStyle w:val="Heading3"/>
       </w:pPr>
       <w:bookmarkStart w:id="174" w:name="pemeliharaan-berkala"/>
-      <w:bookmarkStart w:id="175" w:name="_Toc239342258"/>
+      <w:bookmarkStart w:id="175" w:name="_Toc239344152"/>
       <w:bookmarkEnd w:id="172"/>
       <w:r>
         <w:t>Pemeliharaan berkala</w:t>
@@ -24891,7 +24894,7 @@
         <w:pStyle w:val="Heading2"/>
       </w:pPr>
       <w:bookmarkStart w:id="176" w:name="dokumen-terkait"/>
-      <w:bookmarkStart w:id="177" w:name="_Toc239342259"/>
+      <w:bookmarkStart w:id="177" w:name="_Toc239344153"/>
       <w:bookmarkEnd w:id="158"/>
       <w:bookmarkEnd w:id="174"/>
       <w:r>
@@ -25223,7 +25226,7 @@
   <w:abstractNum w:abstractNumId="0" w15:restartNumberingAfterBreak="0">
     <w:nsid w:val="0000A990"/>
     <w:multiLevelType w:val="multilevel"/>
-    <w:tmpl w:val="73587858"/>
+    <w:tmpl w:val="75E69644"/>
     <w:lvl w:ilvl="0">
       <w:numFmt w:val="bullet"/>
       <w:lvlText w:val=" "/>
@@ -25300,7 +25303,7 @@
   <w:abstractNum w:abstractNumId="1" w15:restartNumberingAfterBreak="0">
     <w:nsid w:val="0000A991"/>
     <w:multiLevelType w:val="multilevel"/>
-    <w:tmpl w:val="A9E8B306"/>
+    <w:tmpl w:val="4AB6A026"/>
     <w:lvl w:ilvl="0">
       <w:numFmt w:val="bullet"/>
       <w:lvlText w:val=""/>
@@ -25404,7 +25407,7 @@
   <w:abstractNum w:abstractNumId="2" w15:restartNumberingAfterBreak="0">
     <w:nsid w:val="0000A992"/>
     <w:multiLevelType w:val="multilevel"/>
-    <w:tmpl w:val="47643FA4"/>
+    <w:tmpl w:val="624EDB60"/>
     <w:lvl w:ilvl="0">
       <w:numFmt w:val="bullet"/>
       <w:lvlText w:val="☐"/>
@@ -25481,7 +25484,7 @@
   <w:abstractNum w:abstractNumId="3" w15:restartNumberingAfterBreak="0">
     <w:nsid w:val="00A99411"/>
     <w:multiLevelType w:val="multilevel"/>
-    <w:tmpl w:val="CBFAD804"/>
+    <w:tmpl w:val="E90874E8"/>
     <w:lvl w:ilvl="0">
       <w:start w:val="1"/>
       <w:numFmt w:val="decimal"/>
@@ -25564,22 +25567,22 @@
       </w:pPr>
     </w:lvl>
   </w:abstractNum>
-  <w:num w:numId="1" w16cid:durableId="2114395368">
+  <w:num w:numId="1" w16cid:durableId="1701277752">
     <w:abstractNumId w:val="0"/>
   </w:num>
-  <w:num w:numId="2" w16cid:durableId="1285961349">
+  <w:num w:numId="2" w16cid:durableId="1920864178">
     <w:abstractNumId w:val="1"/>
   </w:num>
-  <w:num w:numId="3" w16cid:durableId="454638230">
+  <w:num w:numId="3" w16cid:durableId="647713012">
     <w:abstractNumId w:val="1"/>
   </w:num>
-  <w:num w:numId="4" w16cid:durableId="1700088033">
+  <w:num w:numId="4" w16cid:durableId="1875339957">
     <w:abstractNumId w:val="1"/>
   </w:num>
-  <w:num w:numId="5" w16cid:durableId="831945948">
+  <w:num w:numId="5" w16cid:durableId="1192455702">
     <w:abstractNumId w:val="1"/>
   </w:num>
-  <w:num w:numId="6" w16cid:durableId="274949672">
+  <w:num w:numId="6" w16cid:durableId="469714488">
     <w:abstractNumId w:val="3"/>
     <w:lvlOverride w:ilvl="0">
       <w:startOverride w:val="1"/>
@@ -25609,19 +25612,19 @@
       <w:startOverride w:val="1"/>
     </w:lvlOverride>
   </w:num>
-  <w:num w:numId="7" w16cid:durableId="1627463821">
+  <w:num w:numId="7" w16cid:durableId="607734968">
     <w:abstractNumId w:val="1"/>
   </w:num>
-  <w:num w:numId="8" w16cid:durableId="1920482514">
+  <w:num w:numId="8" w16cid:durableId="1199395253">
     <w:abstractNumId w:val="1"/>
   </w:num>
-  <w:num w:numId="9" w16cid:durableId="1848592427">
+  <w:num w:numId="9" w16cid:durableId="367687735">
     <w:abstractNumId w:val="1"/>
   </w:num>
-  <w:num w:numId="10" w16cid:durableId="1559320082">
+  <w:num w:numId="10" w16cid:durableId="2099594540">
     <w:abstractNumId w:val="1"/>
   </w:num>
-  <w:num w:numId="11" w16cid:durableId="894386980">
+  <w:num w:numId="11" w16cid:durableId="1190950569">
     <w:abstractNumId w:val="3"/>
     <w:lvlOverride w:ilvl="0">
       <w:startOverride w:val="1"/>
@@ -25651,7 +25654,7 @@
       <w:startOverride w:val="1"/>
     </w:lvlOverride>
   </w:num>
-  <w:num w:numId="12" w16cid:durableId="169372414">
+  <w:num w:numId="12" w16cid:durableId="1349405751">
     <w:abstractNumId w:val="3"/>
     <w:lvlOverride w:ilvl="0">
       <w:startOverride w:val="1"/>
@@ -25681,13 +25684,13 @@
       <w:startOverride w:val="1"/>
     </w:lvlOverride>
   </w:num>
-  <w:num w:numId="13" w16cid:durableId="1160385282">
+  <w:num w:numId="13" w16cid:durableId="558173507">
     <w:abstractNumId w:val="1"/>
   </w:num>
-  <w:num w:numId="14" w16cid:durableId="583996403">
+  <w:num w:numId="14" w16cid:durableId="342247186">
     <w:abstractNumId w:val="1"/>
   </w:num>
-  <w:num w:numId="15" w16cid:durableId="1138688546">
+  <w:num w:numId="15" w16cid:durableId="158890157">
     <w:abstractNumId w:val="3"/>
     <w:lvlOverride w:ilvl="0">
       <w:startOverride w:val="1"/>
@@ -25717,7 +25720,7 @@
       <w:startOverride w:val="1"/>
     </w:lvlOverride>
   </w:num>
-  <w:num w:numId="16" w16cid:durableId="2111392592">
+  <w:num w:numId="16" w16cid:durableId="1167553725">
     <w:abstractNumId w:val="3"/>
     <w:lvlOverride w:ilvl="0">
       <w:startOverride w:val="1"/>
@@ -25747,7 +25750,7 @@
       <w:startOverride w:val="1"/>
     </w:lvlOverride>
   </w:num>
-  <w:num w:numId="17" w16cid:durableId="995454903">
+  <w:num w:numId="17" w16cid:durableId="1751344882">
     <w:abstractNumId w:val="3"/>
     <w:lvlOverride w:ilvl="0">
       <w:startOverride w:val="1"/>
@@ -25777,25 +25780,25 @@
       <w:startOverride w:val="1"/>
     </w:lvlOverride>
   </w:num>
-  <w:num w:numId="18" w16cid:durableId="1537111093">
+  <w:num w:numId="18" w16cid:durableId="309600977">
     <w:abstractNumId w:val="2"/>
   </w:num>
-  <w:num w:numId="19" w16cid:durableId="351421269">
+  <w:num w:numId="19" w16cid:durableId="1574195538">
     <w:abstractNumId w:val="2"/>
   </w:num>
-  <w:num w:numId="20" w16cid:durableId="1510556718">
+  <w:num w:numId="20" w16cid:durableId="508059784">
     <w:abstractNumId w:val="2"/>
   </w:num>
-  <w:num w:numId="21" w16cid:durableId="742795162">
+  <w:num w:numId="21" w16cid:durableId="1230963350">
     <w:abstractNumId w:val="2"/>
   </w:num>
-  <w:num w:numId="22" w16cid:durableId="1678263391">
+  <w:num w:numId="22" w16cid:durableId="412438310">
     <w:abstractNumId w:val="2"/>
   </w:num>
-  <w:num w:numId="23" w16cid:durableId="1316031675">
+  <w:num w:numId="23" w16cid:durableId="1798646741">
     <w:abstractNumId w:val="2"/>
   </w:num>
-  <w:num w:numId="24" w16cid:durableId="300426157">
+  <w:num w:numId="24" w16cid:durableId="696083031">
     <w:abstractNumId w:val="3"/>
     <w:lvlOverride w:ilvl="0">
       <w:startOverride w:val="1"/>
@@ -25825,7 +25828,7 @@
       <w:startOverride w:val="1"/>
     </w:lvlOverride>
   </w:num>
-  <w:num w:numId="25" w16cid:durableId="1269003533">
+  <w:num w:numId="25" w16cid:durableId="1822694307">
     <w:abstractNumId w:val="3"/>
     <w:lvlOverride w:ilvl="0">
       <w:startOverride w:val="1"/>
@@ -25855,7 +25858,7 @@
       <w:startOverride w:val="1"/>
     </w:lvlOverride>
   </w:num>
-  <w:num w:numId="26" w16cid:durableId="110050944">
+  <w:num w:numId="26" w16cid:durableId="1063215843">
     <w:abstractNumId w:val="3"/>
     <w:lvlOverride w:ilvl="0">
       <w:startOverride w:val="1"/>
@@ -25885,7 +25888,7 @@
       <w:startOverride w:val="1"/>
     </w:lvlOverride>
   </w:num>
-  <w:num w:numId="27" w16cid:durableId="1823303140">
+  <w:num w:numId="27" w16cid:durableId="1641301661">
     <w:abstractNumId w:val="3"/>
     <w:lvlOverride w:ilvl="0">
       <w:startOverride w:val="1"/>
@@ -25915,7 +25918,7 @@
       <w:startOverride w:val="1"/>
     </w:lvlOverride>
   </w:num>
-  <w:num w:numId="28" w16cid:durableId="1334260514">
+  <w:num w:numId="28" w16cid:durableId="142820301">
     <w:abstractNumId w:val="3"/>
     <w:lvlOverride w:ilvl="0">
       <w:startOverride w:val="1"/>
@@ -25945,7 +25948,7 @@
       <w:startOverride w:val="1"/>
     </w:lvlOverride>
   </w:num>
-  <w:num w:numId="29" w16cid:durableId="1058164931">
+  <w:num w:numId="29" w16cid:durableId="1382247063">
     <w:abstractNumId w:val="3"/>
     <w:lvlOverride w:ilvl="0">
       <w:startOverride w:val="1"/>
@@ -27204,7 +27207,7 @@
     <w:next w:val="Normal"/>
     <w:autoRedefine/>
     <w:uiPriority w:val="39"/>
-    <w:rsid w:val="00081F1F"/>
+    <w:rsid w:val="001A2F35"/>
     <w:pPr>
       <w:spacing w:after="100"/>
     </w:pPr>
@@ -27215,7 +27218,7 @@
     <w:next w:val="Normal"/>
     <w:autoRedefine/>
     <w:uiPriority w:val="39"/>
-    <w:rsid w:val="00081F1F"/>
+    <w:rsid w:val="001A2F35"/>
     <w:pPr>
       <w:spacing w:after="100"/>
       <w:ind w:left="240"/>
@@ -27227,7 +27230,7 @@
     <w:next w:val="Normal"/>
     <w:autoRedefine/>
     <w:uiPriority w:val="39"/>
-    <w:rsid w:val="00081F1F"/>
+    <w:rsid w:val="001A2F35"/>
     <w:pPr>
       <w:spacing w:after="100"/>
       <w:ind w:left="480"/>
@@ -27240,7 +27243,7 @@
     <w:autoRedefine/>
     <w:uiPriority w:val="39"/>
     <w:unhideWhenUsed/>
-    <w:rsid w:val="00081F1F"/>
+    <w:rsid w:val="001A2F35"/>
     <w:pPr>
       <w:spacing w:after="100" w:line="278" w:lineRule="auto"/>
       <w:ind w:left="720"/>
@@ -27258,7 +27261,7 @@
     <w:autoRedefine/>
     <w:uiPriority w:val="39"/>
     <w:unhideWhenUsed/>
-    <w:rsid w:val="00081F1F"/>
+    <w:rsid w:val="001A2F35"/>
     <w:pPr>
       <w:spacing w:after="100" w:line="278" w:lineRule="auto"/>
       <w:ind w:left="960"/>
@@ -27276,7 +27279,7 @@
     <w:autoRedefine/>
     <w:uiPriority w:val="39"/>
     <w:unhideWhenUsed/>
-    <w:rsid w:val="00081F1F"/>
+    <w:rsid w:val="001A2F35"/>
     <w:pPr>
       <w:spacing w:after="100" w:line="278" w:lineRule="auto"/>
       <w:ind w:left="1200"/>
@@ -27294,7 +27297,7 @@
     <w:autoRedefine/>
     <w:uiPriority w:val="39"/>
     <w:unhideWhenUsed/>
-    <w:rsid w:val="00081F1F"/>
+    <w:rsid w:val="001A2F35"/>
     <w:pPr>
       <w:spacing w:after="100" w:line="278" w:lineRule="auto"/>
       <w:ind w:left="1440"/>
@@ -27312,7 +27315,7 @@
     <w:autoRedefine/>
     <w:uiPriority w:val="39"/>
     <w:unhideWhenUsed/>
-    <w:rsid w:val="00081F1F"/>
+    <w:rsid w:val="001A2F35"/>
     <w:pPr>
       <w:spacing w:after="100" w:line="278" w:lineRule="auto"/>
       <w:ind w:left="1680"/>
@@ -27330,7 +27333,7 @@
     <w:autoRedefine/>
     <w:uiPriority w:val="39"/>
     <w:unhideWhenUsed/>
-    <w:rsid w:val="00081F1F"/>
+    <w:rsid w:val="001A2F35"/>
     <w:pPr>
       <w:spacing w:after="100" w:line="278" w:lineRule="auto"/>
       <w:ind w:left="1920"/>
@@ -27347,7 +27350,7 @@
     <w:uiPriority w:val="99"/>
     <w:semiHidden/>
     <w:unhideWhenUsed/>
-    <w:rsid w:val="00081F1F"/>
+    <w:rsid w:val="001A2F35"/>
     <w:rPr>
       <w:color w:val="605E5C"/>
       <w:shd w:val="clear" w:color="auto" w:fill="E1DFDD"/>
